--- a/Báo cáo DATN/Xây dựng website du lịch Đà Nẵng.docx
+++ b/Báo cáo DATN/Xây dựng website du lịch Đà Nẵng.docx
@@ -1,6 +1,6 @@
 
 <file path=word/document.xml><?xml version="1.0" encoding="utf-8"?>
-<w:document xmlns:wpc="http://schemas.microsoft.com/office/word/2010/wordprocessingCanvas" xmlns:cx="http://schemas.microsoft.com/office/drawing/2014/chartex" xmlns:mc="http://schemas.openxmlformats.org/markup-compatibility/2006" xmlns:o="urn:schemas-microsoft-com:office:office" xmlns:r="http://schemas.openxmlformats.org/officeDocument/2006/relationships" xmlns:m="http://schemas.openxmlformats.org/officeDocument/2006/math" xmlns:v="urn:schemas-microsoft-com:vml" xmlns:wp14="http://schemas.microsoft.com/office/word/2010/wordprocessingDrawing" xmlns:wp="http://schemas.openxmlformats.org/drawingml/2006/wordprocessingDrawing" xmlns:w10="urn:schemas-microsoft-com:office:word" xmlns:w="http://schemas.openxmlformats.org/wordprocessingml/2006/main" xmlns:w14="http://schemas.microsoft.com/office/word/2010/wordml" xmlns:w15="http://schemas.microsoft.com/office/word/2012/wordml" xmlns:w16se="http://schemas.microsoft.com/office/word/2015/wordml/symex" xmlns:wpg="http://schemas.microsoft.com/office/word/2010/wordprocessingGroup" xmlns:wpi="http://schemas.microsoft.com/office/word/2010/wordprocessingInk" xmlns:wne="http://schemas.microsoft.com/office/word/2006/wordml" xmlns:wps="http://schemas.microsoft.com/office/word/2010/wordprocessingShape" mc:Ignorable="w14 w15 w16se wp14">
+<w:document xmlns:wpc="http://schemas.microsoft.com/office/word/2010/wordprocessingCanvas" xmlns:cx="http://schemas.microsoft.com/office/drawing/2014/chartex" xmlns:cx1="http://schemas.microsoft.com/office/drawing/2015/9/8/chartex" xmlns:cx2="http://schemas.microsoft.com/office/drawing/2015/10/21/chartex" xmlns:cx3="http://schemas.microsoft.com/office/drawing/2016/5/9/chartex" xmlns:cx4="http://schemas.microsoft.com/office/drawing/2016/5/10/chartex" xmlns:cx5="http://schemas.microsoft.com/office/drawing/2016/5/11/chartex" xmlns:cx6="http://schemas.microsoft.com/office/drawing/2016/5/12/chartex" xmlns:cx7="http://schemas.microsoft.com/office/drawing/2016/5/13/chartex" xmlns:cx8="http://schemas.microsoft.com/office/drawing/2016/5/14/chartex" xmlns:mc="http://schemas.openxmlformats.org/markup-compatibility/2006" xmlns:aink="http://schemas.microsoft.com/office/drawing/2016/ink" xmlns:am3d="http://schemas.microsoft.com/office/drawing/2017/model3d" xmlns:o="urn:schemas-microsoft-com:office:office" xmlns:oel="http://schemas.microsoft.com/office/2019/extlst" xmlns:r="http://schemas.openxmlformats.org/officeDocument/2006/relationships" xmlns:m="http://schemas.openxmlformats.org/officeDocument/2006/math" xmlns:v="urn:schemas-microsoft-com:vml" xmlns:wp14="http://schemas.microsoft.com/office/word/2010/wordprocessingDrawing" xmlns:wp="http://schemas.openxmlformats.org/drawingml/2006/wordprocessingDrawing" xmlns:w10="urn:schemas-microsoft-com:office:word" xmlns:w="http://schemas.openxmlformats.org/wordprocessingml/2006/main" xmlns:w14="http://schemas.microsoft.com/office/word/2010/wordml" xmlns:w15="http://schemas.microsoft.com/office/word/2012/wordml" xmlns:w16cex="http://schemas.microsoft.com/office/word/2018/wordml/cex" xmlns:w16cid="http://schemas.microsoft.com/office/word/2016/wordml/cid" xmlns:w16="http://schemas.microsoft.com/office/word/2018/wordml" xmlns:w16du="http://schemas.microsoft.com/office/word/2023/wordml/word16du" xmlns:w16sdtdh="http://schemas.microsoft.com/office/word/2020/wordml/sdtdatahash" xmlns:w16sdtfl="http://schemas.microsoft.com/office/word/2024/wordml/sdtformatlock" xmlns:w16se="http://schemas.microsoft.com/office/word/2015/wordml/symex" xmlns:wpg="http://schemas.microsoft.com/office/word/2010/wordprocessingGroup" xmlns:wpi="http://schemas.microsoft.com/office/word/2010/wordprocessingInk" xmlns:wne="http://schemas.microsoft.com/office/word/2006/wordml" xmlns:wps="http://schemas.microsoft.com/office/word/2010/wordprocessingShape" mc:Ignorable="w14 w15 w16se w16cid w16 w16cex w16sdtdh w16sdtfl w16du wp14">
   <w:body>
     <w:p>
       <w:pPr>
@@ -160,7 +160,7 @@
                     </wp:anchor>
                   </w:drawing>
                 </mc:Choice>
-                <mc:Fallback xmlns:w16sdtfl="http://schemas.microsoft.com/office/word/2024/wordml/sdtformatlock" xmlns:w16sdtdh="http://schemas.microsoft.com/office/word/2020/wordml/sdtdatahash" xmlns:w16du="http://schemas.microsoft.com/office/word/2023/wordml/word16du" xmlns:w16="http://schemas.microsoft.com/office/word/2018/wordml" xmlns:w16cid="http://schemas.microsoft.com/office/word/2016/wordml/cid" xmlns:w16cex="http://schemas.microsoft.com/office/word/2018/wordml/cex" xmlns:oel="http://schemas.microsoft.com/office/2019/extlst" xmlns:am3d="http://schemas.microsoft.com/office/drawing/2017/model3d" xmlns:aink="http://schemas.microsoft.com/office/drawing/2016/ink" xmlns:cx8="http://schemas.microsoft.com/office/drawing/2016/5/14/chartex" xmlns:cx7="http://schemas.microsoft.com/office/drawing/2016/5/13/chartex" xmlns:cx6="http://schemas.microsoft.com/office/drawing/2016/5/12/chartex" xmlns:cx5="http://schemas.microsoft.com/office/drawing/2016/5/11/chartex" xmlns:cx4="http://schemas.microsoft.com/office/drawing/2016/5/10/chartex" xmlns:cx3="http://schemas.microsoft.com/office/drawing/2016/5/9/chartex" xmlns:cx2="http://schemas.microsoft.com/office/drawing/2015/10/21/chartex" xmlns:cx1="http://schemas.microsoft.com/office/drawing/2015/9/8/chartex">
+                <mc:Fallback>
                   <w:pict>
                     <v:shapetype w14:anchorId="7D764A99" id="_x0000_t32" coordsize="21600,21600" o:spt="32" o:oned="t" path="m,l21600,21600e" filled="f">
                       <v:path arrowok="t" fillok="f" o:connecttype="none"/>
@@ -297,7 +297,7 @@
                     </wp:anchor>
                   </w:drawing>
                 </mc:Choice>
-                <mc:Fallback xmlns:w16sdtfl="http://schemas.microsoft.com/office/word/2024/wordml/sdtformatlock" xmlns:w16sdtdh="http://schemas.microsoft.com/office/word/2020/wordml/sdtdatahash" xmlns:w16du="http://schemas.microsoft.com/office/word/2023/wordml/word16du" xmlns:w16="http://schemas.microsoft.com/office/word/2018/wordml" xmlns:w16cid="http://schemas.microsoft.com/office/word/2016/wordml/cid" xmlns:w16cex="http://schemas.microsoft.com/office/word/2018/wordml/cex" xmlns:oel="http://schemas.microsoft.com/office/2019/extlst" xmlns:am3d="http://schemas.microsoft.com/office/drawing/2017/model3d" xmlns:aink="http://schemas.microsoft.com/office/drawing/2016/ink" xmlns:cx8="http://schemas.microsoft.com/office/drawing/2016/5/14/chartex" xmlns:cx7="http://schemas.microsoft.com/office/drawing/2016/5/13/chartex" xmlns:cx6="http://schemas.microsoft.com/office/drawing/2016/5/12/chartex" xmlns:cx5="http://schemas.microsoft.com/office/drawing/2016/5/11/chartex" xmlns:cx4="http://schemas.microsoft.com/office/drawing/2016/5/10/chartex" xmlns:cx3="http://schemas.microsoft.com/office/drawing/2016/5/9/chartex" xmlns:cx2="http://schemas.microsoft.com/office/drawing/2015/10/21/chartex" xmlns:cx1="http://schemas.microsoft.com/office/drawing/2015/9/8/chartex">
+                <mc:Fallback>
                   <w:pict>
                     <v:shape w14:anchorId="5BFE2CDC" id="Straight Arrow Connector 1004626987" o:spid="_x0000_s1026" type="#_x0000_t32" style="position:absolute;margin-left:49.55pt;margin-top:14.2pt;width:137.25pt;height:.75pt;z-index:251658240;visibility:visible;mso-wrap-style:square;mso-width-percent:0;mso-height-percent:0;mso-wrap-distance-left:9pt;mso-wrap-distance-top:0;mso-wrap-distance-right:9pt;mso-wrap-distance-bottom:0;mso-position-horizontal:absolute;mso-position-horizontal-relative:text;mso-position-vertical:absolute;mso-position-vertical-relative:text;mso-width-percent:0;mso-height-percent:0;mso-width-relative:page;mso-height-relative:page" o:gfxdata="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"/>
                   </w:pict>
@@ -3024,25 +3024,7 @@
           <w:i/>
           <w:szCs w:val="26"/>
         </w:rPr>
-        <w:t xml:space="preserve">Các bản vẽ, đồ thị </w:t>
-      </w:r>
-      <w:proofErr w:type="gramStart"/>
-      <w:r>
-        <w:rPr>
-          <w:rFonts w:ascii="Times New Roman" w:hAnsi="Times New Roman" w:cs="Times New Roman"/>
-          <w:i/>
-          <w:szCs w:val="26"/>
-        </w:rPr>
-        <w:t>( ghi</w:t>
-      </w:r>
-      <w:proofErr w:type="gramEnd"/>
-      <w:r>
-        <w:rPr>
-          <w:rFonts w:ascii="Times New Roman" w:hAnsi="Times New Roman" w:cs="Times New Roman"/>
-          <w:i/>
-          <w:szCs w:val="26"/>
-        </w:rPr>
-        <w:t xml:space="preserve"> rõ các loại và kích thước bản vẽ ):</w:t>
+        <w:t>Các bản vẽ, đồ thị ( ghi rõ các loại và kích thước bản vẽ ):</w:t>
       </w:r>
     </w:p>
     <w:p>
@@ -10145,7 +10127,6 @@
           <w:rFonts w:cs="Times New Roman"/>
           <w:lang w:val="vi-VN"/>
         </w:rPr>
-        <w:lastRenderedPageBreak/>
         <w:br w:type="page"/>
       </w:r>
     </w:p>
@@ -17974,7 +17955,6 @@
         </w:rPr>
         <w:t xml:space="preserve">Hình </w:t>
       </w:r>
-      <w:proofErr w:type="gramStart"/>
       <w:r>
         <w:rPr>
           <w:i/>
@@ -18007,14 +17987,7 @@
         <w:rPr>
           <w:i/>
         </w:rPr>
-        <w:t>Kiến</w:t>
-      </w:r>
-      <w:proofErr w:type="gramEnd"/>
-      <w:r>
-        <w:rPr>
-          <w:i/>
-        </w:rPr>
-        <w:t xml:space="preserve"> trúc client-server</w:t>
+        <w:t>Kiến trúc client-server</w:t>
       </w:r>
     </w:p>
     <w:p>
@@ -19098,7 +19071,6 @@
         </w:rPr>
         <w:t xml:space="preserve"> </w:t>
       </w:r>
-      <w:proofErr w:type="gramStart"/>
       <w:r>
         <w:rPr>
           <w:i/>
@@ -19135,14 +19107,7 @@
         <w:rPr>
           <w:i/>
         </w:rPr>
-        <w:t>Mô</w:t>
-      </w:r>
-      <w:proofErr w:type="gramEnd"/>
-      <w:r>
-        <w:rPr>
-          <w:i/>
-        </w:rPr>
-        <w:t xml:space="preserve"> hình hoạt động của Laravel REST API</w:t>
+        <w:t>Mô hình hoạt động của Laravel REST API</w:t>
       </w:r>
     </w:p>
     <w:p>
@@ -19656,7 +19621,7 @@
           <w:lang w:eastAsia="ja-JP"/>
         </w:rPr>
         <w:drawing>
-          <wp:inline distT="0" distB="0" distL="0" distR="0" wp14:anchorId="2E78FEB8" wp14:editId="2D8ED4D0">
+          <wp:inline distT="0" distB="0" distL="0" distR="0" wp14:anchorId="2E78FEB8" wp14:editId="24D1509B">
             <wp:extent cx="3244473" cy="2070624"/>
             <wp:effectExtent l="0" t="0" r="0" b="6350"/>
             <wp:docPr id="1" name="Picture 1" descr="Why We Chose Supabase: The Database That Grows With You | Brandmine"/>
@@ -21077,14 +21042,7 @@
           <w:i/>
           <w:lang w:val="vi-VN"/>
         </w:rPr>
-        <w:t xml:space="preserve">Hình 1.6  </w:t>
-      </w:r>
-      <w:r>
-        <w:rPr>
-          <w:i/>
-          <w:lang w:val="vi-VN"/>
-        </w:rPr>
-        <w:t>Sơ đồ cấu trúc các lớp dịch vụ chatbot</w:t>
+        <w:t>Hình 1.6  Sơ đồ cấu trúc các lớp dịch vụ chatbot</w:t>
       </w:r>
     </w:p>
     <w:p>
@@ -21778,6 +21736,7 @@
           <w:rFonts w:ascii="Times New Roman" w:hAnsi="Times New Roman" w:cs="Times New Roman"/>
           <w:b/>
           <w:bCs/>
+          <w:noProof/>
           <w:sz w:val="26"/>
           <w:szCs w:val="26"/>
           <w:lang w:val="vi-VN"/>
@@ -24643,49 +24602,17 @@
           <w:szCs w:val="26"/>
           <w:lang w:val="vi-VN"/>
         </w:rPr>
-        <w:t>Bảng 2.</w:t>
-      </w:r>
-      <w:r>
-        <w:rPr>
-          <w:rFonts w:ascii="Times New Roman" w:hAnsi="Times New Roman" w:cs="Times New Roman"/>
-          <w:bCs/>
+        <w:t>Bảng 2.2:</w:t>
+      </w:r>
+      <w:r>
+        <w:rPr>
+          <w:rFonts w:ascii="Times New Roman" w:hAnsi="Times New Roman" w:cs="Times New Roman"/>
           <w:i/>
           <w:sz w:val="26"/>
           <w:szCs w:val="26"/>
           <w:lang w:val="vi-VN"/>
         </w:rPr>
-        <w:t>2</w:t>
-      </w:r>
-      <w:r>
-        <w:rPr>
-          <w:rFonts w:ascii="Times New Roman" w:hAnsi="Times New Roman" w:cs="Times New Roman"/>
-          <w:bCs/>
-          <w:i/>
-          <w:sz w:val="26"/>
-          <w:szCs w:val="26"/>
-          <w:lang w:val="vi-VN"/>
-        </w:rPr>
-        <w:t>:</w:t>
-      </w:r>
-      <w:r>
-        <w:rPr>
-          <w:rFonts w:ascii="Times New Roman" w:hAnsi="Times New Roman" w:cs="Times New Roman"/>
-          <w:i/>
-          <w:sz w:val="26"/>
-          <w:szCs w:val="26"/>
-          <w:lang w:val="vi-VN"/>
-        </w:rPr>
-        <w:t xml:space="preserve"> </w:t>
-      </w:r>
-      <w:r>
-        <w:rPr>
-          <w:rFonts w:ascii="Times New Roman" w:hAnsi="Times New Roman" w:cs="Times New Roman"/>
-          <w:i/>
-          <w:sz w:val="26"/>
-          <w:szCs w:val="26"/>
-          <w:lang w:val="vi-VN"/>
-        </w:rPr>
-        <w:t>Yêu cầu chức năng nhóm quản trị</w:t>
+        <w:t xml:space="preserve"> Yêu cầu chức năng nhóm quản trị</w:t>
       </w:r>
     </w:p>
     <w:p>
@@ -25151,19 +25078,7 @@
                 <w:szCs w:val="26"/>
                 <w:lang w:val="vi-VN"/>
               </w:rPr>
-              <w:t>Dùng giao</w:t>
-            </w:r>
-            <w:bookmarkStart w:id="44" w:name="_GoBack"/>
-            <w:bookmarkEnd w:id="44"/>
-            <w:r>
-              <w:rPr>
-                <w:rFonts w:ascii="Times New Roman" w:hAnsi="Times New Roman" w:cs="Times New Roman"/>
-                <w:color w:val="000000" w:themeColor="text1"/>
-                <w:sz w:val="26"/>
-                <w:szCs w:val="26"/>
-                <w:lang w:val="vi-VN"/>
-              </w:rPr>
-              <w:t xml:space="preserve"> dịch cho đặt tour, thanh toán, cập nhật trạng thái và các thao tác quan trọng</w:t>
+              <w:t>Dùng giao dịch cho đặt tour, thanh toán, cập nhật trạng thái và các thao tác quan trọng</w:t>
             </w:r>
           </w:p>
         </w:tc>
@@ -25171,17 +25086,49 @@
     </w:tbl>
     <w:p>
       <w:pPr>
-        <w:spacing w:after="120" w:line="319" w:lineRule="auto"/>
+        <w:spacing w:after="120" w:line="312" w:lineRule="auto"/>
         <w:ind w:firstLine="0"/>
-        <w:rPr>
-          <w:rFonts w:ascii="Times New Roman" w:hAnsi="Times New Roman" w:cs="Times New Roman"/>
-          <w:b/>
-          <w:bCs/>
-          <w:sz w:val="26"/>
-          <w:szCs w:val="26"/>
-          <w:lang w:val="vi-VN" w:eastAsia="ja-JP"/>
-        </w:rPr>
-      </w:pPr>
+        <w:jc w:val="center"/>
+        <w:rPr>
+          <w:rFonts w:ascii="Times New Roman" w:hAnsi="Times New Roman" w:cs="Times New Roman"/>
+          <w:bCs/>
+          <w:i/>
+          <w:sz w:val="26"/>
+          <w:szCs w:val="26"/>
+          <w:lang w:val="vi-VN"/>
+        </w:rPr>
+      </w:pPr>
+      <w:r>
+        <w:rPr>
+          <w:rFonts w:ascii="Times New Roman" w:hAnsi="Times New Roman" w:cs="Times New Roman"/>
+          <w:bCs/>
+          <w:i/>
+          <w:sz w:val="26"/>
+          <w:szCs w:val="26"/>
+          <w:lang w:val="vi-VN"/>
+        </w:rPr>
+        <w:t>Bảng 2.2:</w:t>
+      </w:r>
+      <w:r>
+        <w:rPr>
+          <w:rFonts w:ascii="Times New Roman" w:hAnsi="Times New Roman" w:cs="Times New Roman"/>
+          <w:i/>
+          <w:sz w:val="26"/>
+          <w:szCs w:val="26"/>
+          <w:lang w:val="vi-VN"/>
+        </w:rPr>
+        <w:t xml:space="preserve"> </w:t>
+      </w:r>
+      <w:r>
+        <w:rPr>
+          <w:rFonts w:ascii="Times New Roman" w:hAnsi="Times New Roman" w:cs="Times New Roman"/>
+          <w:i/>
+          <w:iCs/>
+          <w:sz w:val="26"/>
+          <w:szCs w:val="26"/>
+        </w:rPr>
+        <w:t>Các yêu cầu phi chức năng và phương án triển khai</w:t>
+      </w:r>
     </w:p>
     <w:p>
       <w:pPr>
@@ -25210,7 +25157,7 @@
           <w:szCs w:val="26"/>
           <w:lang w:eastAsia="ja-JP"/>
         </w:rPr>
-        <w:t xml:space="preserve">Phân rã </w:t>
+        <w:t>B</w:t>
       </w:r>
       <w:r>
         <w:rPr>
@@ -25221,7 +25168,7 @@
           <w:szCs w:val="26"/>
           <w:lang w:eastAsia="ja-JP"/>
         </w:rPr>
-        <w:t>và biểu đồ use case</w:t>
+        <w:t>iểu đồ use case</w:t>
       </w:r>
     </w:p>
     <w:p>
@@ -25256,31 +25203,113 @@
     <w:p>
       <w:pPr>
         <w:pStyle w:val="ListParagraph"/>
-        <w:numPr>
-          <w:ilvl w:val="2"/>
-          <w:numId w:val="11"/>
-        </w:numPr>
         <w:spacing w:after="120" w:line="319" w:lineRule="auto"/>
+        <w:ind w:left="1080" w:firstLine="0"/>
         <w:rPr>
           <w:rFonts w:ascii="Times New Roman" w:hAnsi="Times New Roman" w:cs="Times New Roman"/>
           <w:bCs/>
           <w:i/>
           <w:sz w:val="26"/>
           <w:szCs w:val="26"/>
-          <w:lang w:eastAsia="ja-JP"/>
-        </w:rPr>
-      </w:pPr>
-      <w:r>
-        <w:rPr>
-          <w:rFonts w:ascii="Times New Roman" w:hAnsi="Times New Roman" w:cs="Times New Roman"/>
-          <w:bCs/>
+          <w:lang w:val="vi-VN" w:eastAsia="ja-JP"/>
+        </w:rPr>
+      </w:pPr>
+      <w:r>
+        <w:rPr>
+          <w:noProof/>
+        </w:rPr>
+        <w:drawing>
+          <wp:inline distT="0" distB="0" distL="0" distR="0" wp14:anchorId="6DB8CE64" wp14:editId="22215663">
+            <wp:extent cx="3739515" cy="4806950"/>
+            <wp:effectExtent l="0" t="0" r="0" b="0"/>
+            <wp:docPr id="1685249660" name="Picture 1"/>
+            <wp:cNvGraphicFramePr>
+              <a:graphicFrameLocks xmlns:a="http://schemas.openxmlformats.org/drawingml/2006/main" noChangeAspect="1"/>
+            </wp:cNvGraphicFramePr>
+            <a:graphic xmlns:a="http://schemas.openxmlformats.org/drawingml/2006/main">
+              <a:graphicData uri="http://schemas.openxmlformats.org/drawingml/2006/picture">
+                <pic:pic xmlns:pic="http://schemas.openxmlformats.org/drawingml/2006/picture">
+                  <pic:nvPicPr>
+                    <pic:cNvPr id="1685249660" name=""/>
+                    <pic:cNvPicPr/>
+                  </pic:nvPicPr>
+                  <pic:blipFill>
+                    <a:blip r:embed="rId22"/>
+                    <a:stretch>
+                      <a:fillRect/>
+                    </a:stretch>
+                  </pic:blipFill>
+                  <pic:spPr>
+                    <a:xfrm>
+                      <a:off x="0" y="0"/>
+                      <a:ext cx="3753300" cy="4824670"/>
+                    </a:xfrm>
+                    <a:prstGeom prst="rect">
+                      <a:avLst/>
+                    </a:prstGeom>
+                  </pic:spPr>
+                </pic:pic>
+              </a:graphicData>
+            </a:graphic>
+          </wp:inline>
+        </w:drawing>
+      </w:r>
+    </w:p>
+    <w:p>
+      <w:pPr>
+        <w:pStyle w:val="HINHANH"/>
+        <w:rPr>
           <w:i/>
-          <w:sz w:val="26"/>
-          <w:szCs w:val="26"/>
-          <w:lang w:eastAsia="ja-JP"/>
-        </w:rPr>
-        <w:t>Người dùng đã đăng nhập</w:t>
-      </w:r>
+          <w:lang w:val="vi-VN"/>
+        </w:rPr>
+      </w:pPr>
+      <w:r>
+        <w:rPr>
+          <w:i/>
+          <w:lang w:val="vi-VN"/>
+        </w:rPr>
+        <w:t xml:space="preserve">Hình </w:t>
+      </w:r>
+      <w:r>
+        <w:rPr>
+          <w:i/>
+          <w:lang w:val="vi-VN"/>
+        </w:rPr>
+        <w:t>2.</w:t>
+      </w:r>
+      <w:r>
+        <w:rPr>
+          <w:i/>
+        </w:rPr>
+        <w:t>2</w:t>
+      </w:r>
+      <w:r>
+        <w:rPr>
+          <w:i/>
+          <w:lang w:val="vi-VN"/>
+        </w:rPr>
+        <w:t xml:space="preserve">  </w:t>
+      </w:r>
+      <w:r>
+        <w:rPr>
+          <w:i/>
+        </w:rPr>
+        <w:t>Sơ đồ Use Case phân hệ Khách truy cập</w:t>
+      </w:r>
+    </w:p>
+    <w:p>
+      <w:pPr>
+        <w:spacing w:after="120" w:line="319" w:lineRule="auto"/>
+        <w:ind w:firstLine="0"/>
+        <w:rPr>
+          <w:rFonts w:ascii="Times New Roman" w:hAnsi="Times New Roman" w:cs="Times New Roman"/>
+          <w:bCs/>
+          <w:i/>
+          <w:sz w:val="26"/>
+          <w:szCs w:val="26"/>
+          <w:lang w:val="vi-VN" w:eastAsia="ja-JP"/>
+        </w:rPr>
+      </w:pPr>
     </w:p>
     <w:p>
       <w:pPr>
@@ -25308,7 +25337,239 @@
           <w:szCs w:val="26"/>
           <w:lang w:eastAsia="ja-JP"/>
         </w:rPr>
+        <w:lastRenderedPageBreak/>
+        <w:t>Người dùng đã đăng nhập</w:t>
+      </w:r>
+    </w:p>
+    <w:p>
+      <w:pPr>
+        <w:spacing w:after="120" w:line="319" w:lineRule="auto"/>
+        <w:ind w:left="709" w:firstLine="0"/>
+        <w:rPr>
+          <w:rFonts w:ascii="Times New Roman" w:hAnsi="Times New Roman" w:cs="Times New Roman"/>
+          <w:bCs/>
+          <w:i/>
+          <w:sz w:val="26"/>
+          <w:szCs w:val="26"/>
+          <w:lang w:val="vi-VN" w:eastAsia="ja-JP"/>
+        </w:rPr>
+      </w:pPr>
+      <w:r>
+        <w:rPr>
+          <w:noProof/>
+        </w:rPr>
+        <w:drawing>
+          <wp:inline distT="0" distB="0" distL="0" distR="0" wp14:anchorId="0EBC05CF" wp14:editId="734E01C3">
+            <wp:extent cx="5943600" cy="3597910"/>
+            <wp:effectExtent l="0" t="0" r="0" b="2540"/>
+            <wp:docPr id="263740511" name="Picture 1"/>
+            <wp:cNvGraphicFramePr>
+              <a:graphicFrameLocks xmlns:a="http://schemas.openxmlformats.org/drawingml/2006/main" noChangeAspect="1"/>
+            </wp:cNvGraphicFramePr>
+            <a:graphic xmlns:a="http://schemas.openxmlformats.org/drawingml/2006/main">
+              <a:graphicData uri="http://schemas.openxmlformats.org/drawingml/2006/picture">
+                <pic:pic xmlns:pic="http://schemas.openxmlformats.org/drawingml/2006/picture">
+                  <pic:nvPicPr>
+                    <pic:cNvPr id="263740511" name=""/>
+                    <pic:cNvPicPr/>
+                  </pic:nvPicPr>
+                  <pic:blipFill>
+                    <a:blip r:embed="rId23"/>
+                    <a:stretch>
+                      <a:fillRect/>
+                    </a:stretch>
+                  </pic:blipFill>
+                  <pic:spPr>
+                    <a:xfrm>
+                      <a:off x="0" y="0"/>
+                      <a:ext cx="5943600" cy="3597910"/>
+                    </a:xfrm>
+                    <a:prstGeom prst="rect">
+                      <a:avLst/>
+                    </a:prstGeom>
+                  </pic:spPr>
+                </pic:pic>
+              </a:graphicData>
+            </a:graphic>
+          </wp:inline>
+        </w:drawing>
+      </w:r>
+    </w:p>
+    <w:p>
+      <w:pPr>
+        <w:pStyle w:val="HINHANH"/>
+        <w:rPr>
+          <w:i/>
+          <w:lang w:val="vi-VN"/>
+        </w:rPr>
+      </w:pPr>
+      <w:r>
+        <w:rPr>
+          <w:i/>
+          <w:lang w:val="vi-VN"/>
+        </w:rPr>
+        <w:t xml:space="preserve">Hình </w:t>
+      </w:r>
+      <w:r>
+        <w:rPr>
+          <w:i/>
+          <w:lang w:val="vi-VN"/>
+        </w:rPr>
+        <w:t>2.</w:t>
+      </w:r>
+      <w:r>
+        <w:rPr>
+          <w:i/>
+        </w:rPr>
+        <w:t>3</w:t>
+      </w:r>
+      <w:r>
+        <w:rPr>
+          <w:i/>
+          <w:lang w:val="vi-VN"/>
+        </w:rPr>
+        <w:t xml:space="preserve">  </w:t>
+      </w:r>
+      <w:r>
+        <w:rPr>
+          <w:i/>
+        </w:rPr>
+        <w:t>Sơ đồ Use Case phân hệ Người dùng đã đăng nhập</w:t>
+      </w:r>
+    </w:p>
+    <w:p>
+      <w:pPr>
+        <w:pStyle w:val="HINHANH"/>
+        <w:rPr>
+          <w:i/>
+          <w:lang w:val="vi-VN"/>
+        </w:rPr>
+      </w:pPr>
+    </w:p>
+    <w:p>
+      <w:pPr>
+        <w:pStyle w:val="ListParagraph"/>
+        <w:numPr>
+          <w:ilvl w:val="2"/>
+          <w:numId w:val="11"/>
+        </w:numPr>
+        <w:spacing w:after="120" w:line="319" w:lineRule="auto"/>
+        <w:rPr>
+          <w:rFonts w:ascii="Times New Roman" w:hAnsi="Times New Roman" w:cs="Times New Roman"/>
+          <w:bCs/>
+          <w:i/>
+          <w:sz w:val="26"/>
+          <w:szCs w:val="26"/>
+          <w:lang w:eastAsia="ja-JP"/>
+        </w:rPr>
+      </w:pPr>
+      <w:r>
+        <w:rPr>
+          <w:rFonts w:ascii="Times New Roman" w:hAnsi="Times New Roman" w:cs="Times New Roman"/>
+          <w:bCs/>
+          <w:i/>
+          <w:sz w:val="26"/>
+          <w:szCs w:val="26"/>
+          <w:lang w:eastAsia="ja-JP"/>
+        </w:rPr>
         <w:t>Quản trị viên</w:t>
+      </w:r>
+    </w:p>
+    <w:p>
+      <w:pPr>
+        <w:spacing w:after="120" w:line="319" w:lineRule="auto"/>
+        <w:ind w:left="851" w:firstLine="0"/>
+        <w:rPr>
+          <w:rFonts w:ascii="Times New Roman" w:hAnsi="Times New Roman" w:cs="Times New Roman"/>
+          <w:bCs/>
+          <w:i/>
+          <w:sz w:val="26"/>
+          <w:szCs w:val="26"/>
+          <w:lang w:val="vi-VN" w:eastAsia="ja-JP"/>
+        </w:rPr>
+      </w:pPr>
+      <w:r>
+        <w:rPr>
+          <w:noProof/>
+        </w:rPr>
+        <w:lastRenderedPageBreak/>
+        <w:drawing>
+          <wp:inline distT="0" distB="0" distL="0" distR="0" wp14:anchorId="3DC374E7" wp14:editId="11DAA23E">
+            <wp:extent cx="4019334" cy="3956050"/>
+            <wp:effectExtent l="0" t="0" r="635" b="6350"/>
+            <wp:docPr id="49529405" name="Picture 1"/>
+            <wp:cNvGraphicFramePr>
+              <a:graphicFrameLocks xmlns:a="http://schemas.openxmlformats.org/drawingml/2006/main" noChangeAspect="1"/>
+            </wp:cNvGraphicFramePr>
+            <a:graphic xmlns:a="http://schemas.openxmlformats.org/drawingml/2006/main">
+              <a:graphicData uri="http://schemas.openxmlformats.org/drawingml/2006/picture">
+                <pic:pic xmlns:pic="http://schemas.openxmlformats.org/drawingml/2006/picture">
+                  <pic:nvPicPr>
+                    <pic:cNvPr id="49529405" name=""/>
+                    <pic:cNvPicPr/>
+                  </pic:nvPicPr>
+                  <pic:blipFill>
+                    <a:blip r:embed="rId24"/>
+                    <a:stretch>
+                      <a:fillRect/>
+                    </a:stretch>
+                  </pic:blipFill>
+                  <pic:spPr>
+                    <a:xfrm>
+                      <a:off x="0" y="0"/>
+                      <a:ext cx="4019334" cy="3956050"/>
+                    </a:xfrm>
+                    <a:prstGeom prst="rect">
+                      <a:avLst/>
+                    </a:prstGeom>
+                  </pic:spPr>
+                </pic:pic>
+              </a:graphicData>
+            </a:graphic>
+          </wp:inline>
+        </w:drawing>
+      </w:r>
+    </w:p>
+    <w:p>
+      <w:pPr>
+        <w:pStyle w:val="HINHANH"/>
+        <w:rPr>
+          <w:i/>
+          <w:lang w:val="vi-VN"/>
+        </w:rPr>
+      </w:pPr>
+      <w:r>
+        <w:rPr>
+          <w:i/>
+          <w:lang w:val="vi-VN"/>
+        </w:rPr>
+        <w:t xml:space="preserve">Hình </w:t>
+      </w:r>
+      <w:r>
+        <w:rPr>
+          <w:i/>
+          <w:lang w:val="vi-VN"/>
+        </w:rPr>
+        <w:t>2.</w:t>
+      </w:r>
+      <w:r>
+        <w:rPr>
+          <w:i/>
+        </w:rPr>
+        <w:t>3</w:t>
+      </w:r>
+      <w:r>
+        <w:rPr>
+          <w:i/>
+          <w:lang w:val="vi-VN"/>
+        </w:rPr>
+        <w:t xml:space="preserve">  </w:t>
+      </w:r>
+      <w:r>
+        <w:rPr>
+          <w:i/>
+        </w:rPr>
+        <w:t>Sơ đồ Use Case phân hệ Quản trị viên</w:t>
       </w:r>
     </w:p>
     <w:p>
@@ -25777,6 +26038,7 @@
           <w:szCs w:val="26"/>
           <w:lang w:eastAsia="ja-JP"/>
         </w:rPr>
+        <w:lastRenderedPageBreak/>
         <w:t>Đối chiếu quy trình AI với mã nguồn</w:t>
       </w:r>
     </w:p>
@@ -25948,7 +26210,6 @@
           <w:szCs w:val="26"/>
           <w:lang w:eastAsia="ja-JP"/>
         </w:rPr>
-        <w:lastRenderedPageBreak/>
         <w:t>Mô tả một số bảng dữ liệu chính</w:t>
       </w:r>
     </w:p>
@@ -25959,7 +26220,7 @@
           <w:lang w:val="vi-VN"/>
         </w:rPr>
       </w:pPr>
-      <w:bookmarkStart w:id="45" w:name="_Toc169093329"/>
+      <w:bookmarkStart w:id="44" w:name="_Toc169093329"/>
     </w:p>
     <w:p>
       <w:pPr>
@@ -25984,17 +26245,17 @@
           <w:color w:val="auto"/>
         </w:rPr>
       </w:pPr>
-      <w:bookmarkStart w:id="46" w:name="_Toc169619029"/>
-      <w:bookmarkStart w:id="47" w:name="_Toc201229804"/>
+      <w:bookmarkStart w:id="45" w:name="_Toc169619029"/>
+      <w:bookmarkStart w:id="46" w:name="_Toc201229804"/>
+      <w:bookmarkEnd w:id="44"/>
+      <w:r>
+        <w:rPr>
+          <w:color w:val="auto"/>
+        </w:rPr>
+        <w:t>TRIỂN KHAI THỰC TẾ</w:t>
+      </w:r>
       <w:bookmarkEnd w:id="45"/>
-      <w:r>
-        <w:rPr>
-          <w:color w:val="auto"/>
-        </w:rPr>
-        <w:t>TRIỂN KHAI THỰC TẾ</w:t>
-      </w:r>
       <w:bookmarkEnd w:id="46"/>
-      <w:bookmarkEnd w:id="47"/>
     </w:p>
     <w:p>
       <w:pPr>
@@ -26032,7 +26293,7 @@
           <w:lang w:val="vi-VN"/>
         </w:rPr>
       </w:pPr>
-      <w:bookmarkStart w:id="48" w:name="_Toc201229805"/>
+      <w:bookmarkStart w:id="47" w:name="_Toc201229805"/>
       <w:r>
         <w:rPr>
           <w:rFonts w:ascii="Times New Roman" w:hAnsi="Times New Roman" w:cs="Times New Roman"/>
@@ -26044,7 +26305,7 @@
         </w:rPr>
         <w:t>Cấu trúc hệ thống</w:t>
       </w:r>
-      <w:bookmarkEnd w:id="48"/>
+      <w:bookmarkEnd w:id="47"/>
     </w:p>
     <w:p>
       <w:pPr>
@@ -26075,7 +26336,7 @@
                     </pic:cNvPicPr>
                   </pic:nvPicPr>
                   <pic:blipFill>
-                    <a:blip r:embed="rId22" cstate="print">
+                    <a:blip r:embed="rId25" cstate="print">
                       <a:extLst>
                         <a:ext uri="{28A0092B-C50C-407E-A947-70E740481C1C}">
                           <a14:useLocalDpi xmlns:a14="http://schemas.microsoft.com/office/drawing/2010/main" val="0"/>
@@ -26114,8 +26375,8 @@
           <w:lang w:val="vi-VN"/>
         </w:rPr>
       </w:pPr>
-      <w:bookmarkStart w:id="49" w:name="_Toc199847571"/>
-      <w:bookmarkStart w:id="50" w:name="_Toc201231493"/>
+      <w:bookmarkStart w:id="48" w:name="_Toc199847571"/>
+      <w:bookmarkStart w:id="49" w:name="_Toc201231493"/>
       <w:r>
         <w:t xml:space="preserve">Hình </w:t>
       </w:r>
@@ -26132,8 +26393,8 @@
         </w:rPr>
         <w:t>Tổng quan về hệ thống</w:t>
       </w:r>
+      <w:bookmarkEnd w:id="48"/>
       <w:bookmarkEnd w:id="49"/>
-      <w:bookmarkEnd w:id="50"/>
     </w:p>
     <w:p>
       <w:pPr>
@@ -26155,7 +26416,7 @@
           <w:lang w:val="vi-VN"/>
         </w:rPr>
       </w:pPr>
-      <w:bookmarkStart w:id="51" w:name="_Toc201229806"/>
+      <w:bookmarkStart w:id="50" w:name="_Toc201229806"/>
       <w:r>
         <w:rPr>
           <w:rFonts w:ascii="Times New Roman" w:hAnsi="Times New Roman" w:cs="Times New Roman"/>
@@ -26167,7 +26428,7 @@
         </w:rPr>
         <w:t>Môi trường phát triển</w:t>
       </w:r>
-      <w:bookmarkEnd w:id="51"/>
+      <w:bookmarkEnd w:id="50"/>
     </w:p>
     <w:p>
       <w:pPr>
@@ -26328,7 +26589,7 @@
           <w:lang w:val="vi-VN"/>
         </w:rPr>
       </w:pPr>
-      <w:bookmarkStart w:id="52" w:name="_Toc201229807"/>
+      <w:bookmarkStart w:id="51" w:name="_Toc201229807"/>
       <w:r>
         <w:rPr>
           <w:rFonts w:ascii="Times New Roman" w:hAnsi="Times New Roman" w:cs="Times New Roman"/>
@@ -26340,7 +26601,7 @@
         </w:rPr>
         <w:t>Môi trường triển khai</w:t>
       </w:r>
-      <w:bookmarkEnd w:id="52"/>
+      <w:bookmarkEnd w:id="51"/>
     </w:p>
     <w:p>
       <w:pPr>
@@ -26393,7 +26654,7 @@
           <w:lang w:val="vi-VN"/>
         </w:rPr>
       </w:pPr>
-      <w:bookmarkStart w:id="53" w:name="_Toc201229808"/>
+      <w:bookmarkStart w:id="52" w:name="_Toc201229808"/>
       <w:r>
         <w:rPr>
           <w:rFonts w:ascii="Times New Roman" w:hAnsi="Times New Roman" w:cs="Times New Roman"/>
@@ -26406,7 +26667,7 @@
         </w:rPr>
         <w:t>Triển khai cấu trúc hệ thống</w:t>
       </w:r>
-      <w:bookmarkEnd w:id="53"/>
+      <w:bookmarkEnd w:id="52"/>
     </w:p>
     <w:p>
       <w:pPr>
@@ -26429,7 +26690,7 @@
           <w:lang w:val="vi-VN"/>
         </w:rPr>
       </w:pPr>
-      <w:bookmarkStart w:id="54" w:name="_Toc201229809"/>
+      <w:bookmarkStart w:id="53" w:name="_Toc201229809"/>
       <w:r>
         <w:rPr>
           <w:rFonts w:ascii="Times New Roman" w:hAnsi="Times New Roman" w:cs="Times New Roman"/>
@@ -26440,6 +26701,7 @@
           <w:szCs w:val="26"/>
           <w:lang w:val="vi-VN"/>
         </w:rPr>
+        <w:lastRenderedPageBreak/>
         <w:t xml:space="preserve">Tạo và cấu hình </w:t>
       </w:r>
       <w:r>
@@ -26453,7 +26715,7 @@
         </w:rPr>
         <w:t>React Native</w:t>
       </w:r>
-      <w:bookmarkEnd w:id="54"/>
+      <w:bookmarkEnd w:id="53"/>
     </w:p>
     <w:p>
       <w:pPr>
@@ -26586,7 +26848,7 @@
           <w:lang w:val="vi-VN"/>
         </w:rPr>
       </w:pPr>
-      <w:bookmarkStart w:id="55" w:name="_Toc201229810"/>
+      <w:bookmarkStart w:id="54" w:name="_Toc201229810"/>
       <w:r>
         <w:rPr>
           <w:rFonts w:ascii="Times New Roman" w:hAnsi="Times New Roman" w:cs="Times New Roman"/>
@@ -26597,7 +26859,6 @@
           <w:szCs w:val="26"/>
           <w:lang w:val="vi-VN"/>
         </w:rPr>
-        <w:lastRenderedPageBreak/>
         <w:t xml:space="preserve">Tạo và cấu hình </w:t>
       </w:r>
       <w:r>
@@ -26612,7 +26873,7 @@
         </w:rPr>
         <w:t>FastAPI</w:t>
       </w:r>
-      <w:bookmarkEnd w:id="55"/>
+      <w:bookmarkEnd w:id="54"/>
     </w:p>
     <w:p>
       <w:pPr>
@@ -26745,7 +27006,7 @@
           <w:lang w:val="vi-VN"/>
         </w:rPr>
       </w:pPr>
-      <w:bookmarkStart w:id="56" w:name="_Toc201229811"/>
+      <w:bookmarkStart w:id="55" w:name="_Toc201229811"/>
       <w:r>
         <w:rPr>
           <w:rFonts w:ascii="Times New Roman" w:hAnsi="Times New Roman" w:cs="Times New Roman"/>
@@ -26758,7 +27019,7 @@
         </w:rPr>
         <w:t>Triển khai từng thành phần của hệ thống</w:t>
       </w:r>
-      <w:bookmarkEnd w:id="56"/>
+      <w:bookmarkEnd w:id="55"/>
     </w:p>
     <w:p>
       <w:pPr>
@@ -26909,7 +27170,7 @@
           <w:lang w:val="vi-VN"/>
         </w:rPr>
       </w:pPr>
-      <w:bookmarkStart w:id="57" w:name="_Hlk199768637"/>
+      <w:bookmarkStart w:id="56" w:name="_Hlk199768637"/>
       <w:r>
         <w:rPr>
           <w:rFonts w:ascii="Times New Roman" w:hAnsi="Times New Roman" w:cs="Times New Roman"/>
@@ -26919,7 +27180,7 @@
         <w:t>Cài đặt các dependencies</w:t>
       </w:r>
     </w:p>
-    <w:bookmarkEnd w:id="57"/>
+    <w:bookmarkEnd w:id="56"/>
     <w:p>
       <w:pPr>
         <w:pStyle w:val="ListParagraph"/>
@@ -27131,7 +27392,7 @@
           <w:lang w:val="vi-VN"/>
         </w:rPr>
       </w:pPr>
-      <w:bookmarkStart w:id="58" w:name="_Toc201229812"/>
+      <w:bookmarkStart w:id="57" w:name="_Toc201229812"/>
       <w:r>
         <w:rPr>
           <w:rFonts w:ascii="Times New Roman" w:hAnsi="Times New Roman" w:cs="Times New Roman"/>
@@ -27143,7 +27404,7 @@
         </w:rPr>
         <w:t>Kết quả thực tế</w:t>
       </w:r>
-      <w:bookmarkEnd w:id="58"/>
+      <w:bookmarkEnd w:id="57"/>
     </w:p>
     <w:p>
       <w:pPr>
@@ -27234,7 +27495,7 @@
           <w:lang w:val="vi-VN" w:eastAsia="ja-JP"/>
         </w:rPr>
       </w:pPr>
-      <w:bookmarkStart w:id="59" w:name="_Toc201229813"/>
+      <w:bookmarkStart w:id="58" w:name="_Toc201229813"/>
       <w:r>
         <w:rPr>
           <w:rFonts w:ascii="Times New Roman" w:hAnsi="Times New Roman" w:cs="Times New Roman"/>
@@ -27248,7 +27509,7 @@
         </w:rPr>
         <w:t>Giao diện Đăng ký / Đăng nhập</w:t>
       </w:r>
-      <w:bookmarkEnd w:id="59"/>
+      <w:bookmarkEnd w:id="58"/>
     </w:p>
     <w:p>
       <w:pPr>
@@ -27356,7 +27617,7 @@
                     <pic:cNvPicPr/>
                   </pic:nvPicPr>
                   <pic:blipFill>
-                    <a:blip r:embed="rId23"/>
+                    <a:blip r:embed="rId26"/>
                     <a:stretch>
                       <a:fillRect/>
                     </a:stretch>
@@ -27384,8 +27645,8 @@
           <w:lang w:val="vi-VN"/>
         </w:rPr>
       </w:pPr>
-      <w:bookmarkStart w:id="60" w:name="_Toc199847572"/>
-      <w:bookmarkStart w:id="61" w:name="_Toc201231494"/>
+      <w:bookmarkStart w:id="59" w:name="_Toc199847572"/>
+      <w:bookmarkStart w:id="60" w:name="_Toc201231494"/>
       <w:r>
         <w:rPr>
           <w:lang w:val="vi-VN"/>
@@ -27411,8 +27672,8 @@
         </w:rPr>
         <w:t>đăng nhập</w:t>
       </w:r>
+      <w:bookmarkEnd w:id="59"/>
       <w:bookmarkEnd w:id="60"/>
-      <w:bookmarkEnd w:id="61"/>
     </w:p>
     <w:p>
       <w:pPr>
@@ -27611,7 +27872,7 @@
                     <pic:cNvPicPr/>
                   </pic:nvPicPr>
                   <pic:blipFill>
-                    <a:blip r:embed="rId24"/>
+                    <a:blip r:embed="rId27"/>
                     <a:stretch>
                       <a:fillRect/>
                     </a:stretch>
@@ -27640,8 +27901,8 @@
           <w:lang w:val="vi-VN"/>
         </w:rPr>
       </w:pPr>
-      <w:bookmarkStart w:id="62" w:name="_Toc199847573"/>
-      <w:bookmarkStart w:id="63" w:name="_Toc201231495"/>
+      <w:bookmarkStart w:id="61" w:name="_Toc199847573"/>
+      <w:bookmarkStart w:id="62" w:name="_Toc201231495"/>
       <w:r>
         <w:rPr>
           <w:lang w:val="vi-VN"/>
@@ -27667,8 +27928,8 @@
         </w:rPr>
         <w:t>đăng ký</w:t>
       </w:r>
+      <w:bookmarkEnd w:id="61"/>
       <w:bookmarkEnd w:id="62"/>
-      <w:bookmarkEnd w:id="63"/>
     </w:p>
     <w:p>
       <w:pPr>
@@ -27695,7 +27956,7 @@
           <w:lang w:val="vi-VN" w:eastAsia="ja-JP"/>
         </w:rPr>
       </w:pPr>
-      <w:bookmarkStart w:id="64" w:name="_Toc201229814"/>
+      <w:bookmarkStart w:id="63" w:name="_Toc201229814"/>
       <w:r>
         <w:rPr>
           <w:rFonts w:ascii="Times New Roman" w:hAnsi="Times New Roman" w:cs="Times New Roman"/>
@@ -27722,7 +27983,7 @@
         </w:rPr>
         <w:t xml:space="preserve"> dùng</w:t>
       </w:r>
-      <w:bookmarkEnd w:id="64"/>
+      <w:bookmarkEnd w:id="63"/>
     </w:p>
     <w:p>
       <w:pPr>
@@ -27836,7 +28097,7 @@
                     <pic:cNvPicPr/>
                   </pic:nvPicPr>
                   <pic:blipFill>
-                    <a:blip r:embed="rId25"/>
+                    <a:blip r:embed="rId28"/>
                     <a:stretch>
                       <a:fillRect/>
                     </a:stretch>
@@ -27877,7 +28138,7 @@
                     <pic:cNvPicPr/>
                   </pic:nvPicPr>
                   <pic:blipFill>
-                    <a:blip r:embed="rId26"/>
+                    <a:blip r:embed="rId29"/>
                     <a:stretch>
                       <a:fillRect/>
                     </a:stretch>
@@ -27906,8 +28167,8 @@
           <w:lang w:val="vi-VN"/>
         </w:rPr>
       </w:pPr>
-      <w:bookmarkStart w:id="65" w:name="_Toc199847574"/>
-      <w:bookmarkStart w:id="66" w:name="_Toc201231496"/>
+      <w:bookmarkStart w:id="64" w:name="_Toc199847574"/>
+      <w:bookmarkStart w:id="65" w:name="_Toc201231496"/>
       <w:r>
         <w:rPr>
           <w:lang w:val="vi-VN"/>
@@ -27927,8 +28188,8 @@
         </w:rPr>
         <w:t>Giao diện trang chủ</w:t>
       </w:r>
+      <w:bookmarkEnd w:id="64"/>
       <w:bookmarkEnd w:id="65"/>
-      <w:bookmarkEnd w:id="66"/>
     </w:p>
     <w:p>
       <w:pPr>
@@ -28064,7 +28325,7 @@
                     <pic:cNvPicPr/>
                   </pic:nvPicPr>
                   <pic:blipFill>
-                    <a:blip r:embed="rId27"/>
+                    <a:blip r:embed="rId30"/>
                     <a:stretch>
                       <a:fillRect/>
                     </a:stretch>
@@ -28092,8 +28353,8 @@
           <w:lang w:val="vi-VN" w:eastAsia="ja-JP"/>
         </w:rPr>
       </w:pPr>
-      <w:bookmarkStart w:id="67" w:name="_Toc199847575"/>
-      <w:bookmarkStart w:id="68" w:name="_Toc201231497"/>
+      <w:bookmarkStart w:id="66" w:name="_Toc199847575"/>
+      <w:bookmarkStart w:id="67" w:name="_Toc201231497"/>
       <w:r>
         <w:rPr>
           <w:lang w:val="vi-VN"/>
@@ -28113,7 +28374,7 @@
         </w:rPr>
         <w:t xml:space="preserve">Giao diện </w:t>
       </w:r>
-      <w:bookmarkEnd w:id="67"/>
+      <w:bookmarkEnd w:id="66"/>
       <w:r>
         <w:rPr>
           <w:rFonts w:hint="eastAsia"/>
@@ -28134,7 +28395,7 @@
         </w:rPr>
         <w:t>m</w:t>
       </w:r>
-      <w:bookmarkEnd w:id="68"/>
+      <w:bookmarkEnd w:id="67"/>
     </w:p>
     <w:p>
       <w:pPr>
@@ -28328,7 +28589,7 @@
                     <pic:cNvPicPr/>
                   </pic:nvPicPr>
                   <pic:blipFill>
-                    <a:blip r:embed="rId28"/>
+                    <a:blip r:embed="rId31"/>
                     <a:stretch>
                       <a:fillRect/>
                     </a:stretch>
@@ -28369,7 +28630,7 @@
                     <pic:cNvPicPr/>
                   </pic:nvPicPr>
                   <pic:blipFill>
-                    <a:blip r:embed="rId29"/>
+                    <a:blip r:embed="rId32"/>
                     <a:stretch>
                       <a:fillRect/>
                     </a:stretch>
@@ -28404,8 +28665,8 @@
           <w:lang w:val="vi-VN"/>
         </w:rPr>
       </w:pPr>
-      <w:bookmarkStart w:id="69" w:name="_Toc199847576"/>
-      <w:bookmarkStart w:id="70" w:name="_Toc201231498"/>
+      <w:bookmarkStart w:id="68" w:name="_Toc199847576"/>
+      <w:bookmarkStart w:id="69" w:name="_Toc201231498"/>
       <w:r>
         <w:rPr>
           <w:lang w:val="vi-VN"/>
@@ -28425,7 +28686,7 @@
         </w:rPr>
         <w:t xml:space="preserve">Giao diện </w:t>
       </w:r>
-      <w:bookmarkEnd w:id="69"/>
+      <w:bookmarkEnd w:id="68"/>
       <w:r>
         <w:rPr>
           <w:rFonts w:hint="eastAsia"/>
@@ -28459,7 +28720,7 @@
         </w:rPr>
         <w:t>nh</w:t>
       </w:r>
-      <w:bookmarkEnd w:id="70"/>
+      <w:bookmarkEnd w:id="69"/>
     </w:p>
     <w:p>
       <w:pPr>
@@ -28611,7 +28872,7 @@
                     <pic:cNvPicPr/>
                   </pic:nvPicPr>
                   <pic:blipFill>
-                    <a:blip r:embed="rId30"/>
+                    <a:blip r:embed="rId33"/>
                     <a:stretch>
                       <a:fillRect/>
                     </a:stretch>
@@ -28652,7 +28913,7 @@
                     <pic:cNvPicPr/>
                   </pic:nvPicPr>
                   <pic:blipFill>
-                    <a:blip r:embed="rId31"/>
+                    <a:blip r:embed="rId34"/>
                     <a:stretch>
                       <a:fillRect/>
                     </a:stretch>
@@ -28680,8 +28941,8 @@
           <w:lang w:val="vi-VN" w:eastAsia="ja-JP"/>
         </w:rPr>
       </w:pPr>
-      <w:bookmarkStart w:id="71" w:name="_Toc199847577"/>
-      <w:bookmarkStart w:id="72" w:name="_Toc201231499"/>
+      <w:bookmarkStart w:id="70" w:name="_Toc199847577"/>
+      <w:bookmarkStart w:id="71" w:name="_Toc201231499"/>
       <w:r>
         <w:rPr>
           <w:lang w:val="vi-VN"/>
@@ -28701,7 +28962,7 @@
         </w:rPr>
         <w:t xml:space="preserve">Giao diện </w:t>
       </w:r>
-      <w:bookmarkEnd w:id="71"/>
+      <w:bookmarkEnd w:id="70"/>
       <w:r>
         <w:rPr>
           <w:rFonts w:hint="eastAsia"/>
@@ -28735,7 +28996,7 @@
         </w:rPr>
         <w:t xml:space="preserve"> quét</w:t>
       </w:r>
-      <w:bookmarkEnd w:id="72"/>
+      <w:bookmarkEnd w:id="71"/>
     </w:p>
     <w:p>
       <w:pPr>
@@ -28856,7 +29117,7 @@
                     <pic:cNvPicPr/>
                   </pic:nvPicPr>
                   <pic:blipFill>
-                    <a:blip r:embed="rId32"/>
+                    <a:blip r:embed="rId35"/>
                     <a:stretch>
                       <a:fillRect/>
                     </a:stretch>
@@ -28885,8 +29146,8 @@
           <w:lang w:val="vi-VN" w:eastAsia="ja-JP"/>
         </w:rPr>
       </w:pPr>
-      <w:bookmarkStart w:id="73" w:name="_Toc199847578"/>
-      <w:bookmarkStart w:id="74" w:name="_Toc201231500"/>
+      <w:bookmarkStart w:id="72" w:name="_Toc199847578"/>
+      <w:bookmarkStart w:id="73" w:name="_Toc201231500"/>
       <w:r>
         <w:rPr>
           <w:lang w:val="vi-VN"/>
@@ -28906,14 +29167,14 @@
         </w:rPr>
         <w:t xml:space="preserve">Giao diện </w:t>
       </w:r>
+      <w:bookmarkEnd w:id="72"/>
+      <w:r>
+        <w:rPr>
+          <w:lang w:val="vi-VN" w:eastAsia="ja-JP"/>
+        </w:rPr>
+        <w:t>lịch sử chuẩn đoán</w:t>
+      </w:r>
       <w:bookmarkEnd w:id="73"/>
-      <w:r>
-        <w:rPr>
-          <w:lang w:val="vi-VN" w:eastAsia="ja-JP"/>
-        </w:rPr>
-        <w:t>lịch sử chuẩn đoán</w:t>
-      </w:r>
-      <w:bookmarkEnd w:id="74"/>
     </w:p>
     <w:p>
       <w:pPr>
@@ -29020,7 +29281,7 @@
                     <pic:cNvPicPr/>
                   </pic:nvPicPr>
                   <pic:blipFill>
-                    <a:blip r:embed="rId33"/>
+                    <a:blip r:embed="rId36"/>
                     <a:stretch>
                       <a:fillRect/>
                     </a:stretch>
@@ -29068,7 +29329,7 @@
                     <pic:cNvPicPr/>
                   </pic:nvPicPr>
                   <pic:blipFill>
-                    <a:blip r:embed="rId34"/>
+                    <a:blip r:embed="rId37"/>
                     <a:stretch>
                       <a:fillRect/>
                     </a:stretch>
@@ -29096,8 +29357,8 @@
           <w:lang w:val="vi-VN"/>
         </w:rPr>
       </w:pPr>
-      <w:bookmarkStart w:id="75" w:name="_Toc199847579"/>
-      <w:bookmarkStart w:id="76" w:name="_Toc201231501"/>
+      <w:bookmarkStart w:id="74" w:name="_Toc199847579"/>
+      <w:bookmarkStart w:id="75" w:name="_Toc201231501"/>
       <w:r>
         <w:rPr>
           <w:lang w:val="vi-VN"/>
@@ -29123,8 +29384,8 @@
         </w:rPr>
         <w:t>thông tin người dùng</w:t>
       </w:r>
+      <w:bookmarkEnd w:id="74"/>
       <w:bookmarkEnd w:id="75"/>
-      <w:bookmarkEnd w:id="76"/>
     </w:p>
     <w:p>
       <w:pPr>
@@ -29162,7 +29423,7 @@
           <w:lang w:val="vi-VN"/>
         </w:rPr>
       </w:pPr>
-      <w:bookmarkStart w:id="77" w:name="_Toc169093334"/>
+      <w:bookmarkStart w:id="76" w:name="_Toc169093334"/>
       <w:r>
         <w:rPr>
           <w:rFonts w:ascii="Times New Roman" w:hAnsi="Times New Roman" w:cs="Times New Roman"/>
@@ -29175,7 +29436,7 @@
         <w:lastRenderedPageBreak/>
         <w:t>KẾT LUẬN VÀ HƯỚNG PHÁT TRIỂN</w:t>
       </w:r>
-      <w:bookmarkEnd w:id="77"/>
+      <w:bookmarkEnd w:id="76"/>
     </w:p>
     <w:p>
       <w:pPr>
@@ -29224,8 +29485,8 @@
           <w:lang w:val="vi-VN"/>
         </w:rPr>
       </w:pPr>
-      <w:bookmarkStart w:id="78" w:name="_Toc139227357"/>
-      <w:bookmarkStart w:id="79" w:name="_Toc201229815"/>
+      <w:bookmarkStart w:id="77" w:name="_Toc139227357"/>
+      <w:bookmarkStart w:id="78" w:name="_Toc201229815"/>
       <w:r>
         <w:rPr>
           <w:rFonts w:ascii="Times New Roman" w:hAnsi="Times New Roman" w:cs="Times New Roman"/>
@@ -29238,8 +29499,8 @@
         </w:rPr>
         <w:t>Kết quả đạt được</w:t>
       </w:r>
+      <w:bookmarkEnd w:id="77"/>
       <w:bookmarkEnd w:id="78"/>
-      <w:bookmarkEnd w:id="79"/>
     </w:p>
     <w:p>
       <w:pPr>
@@ -29629,8 +29890,8 @@
           <w:lang w:val="vi-VN"/>
         </w:rPr>
       </w:pPr>
-      <w:bookmarkStart w:id="80" w:name="_Toc139227358"/>
-      <w:bookmarkStart w:id="81" w:name="_Toc201229816"/>
+      <w:bookmarkStart w:id="79" w:name="_Toc139227358"/>
+      <w:bookmarkStart w:id="80" w:name="_Toc201229816"/>
       <w:r>
         <w:rPr>
           <w:rFonts w:ascii="Times New Roman" w:hAnsi="Times New Roman" w:cs="Times New Roman"/>
@@ -29643,8 +29904,8 @@
         </w:rPr>
         <w:t>Những vấn đề còn tồn tại</w:t>
       </w:r>
+      <w:bookmarkEnd w:id="79"/>
       <w:bookmarkEnd w:id="80"/>
-      <w:bookmarkEnd w:id="81"/>
     </w:p>
     <w:p>
       <w:pPr>
@@ -29847,7 +30108,7 @@
           <w:lang w:val="vi-VN"/>
         </w:rPr>
       </w:pPr>
-      <w:bookmarkStart w:id="82" w:name="_Toc201229817"/>
+      <w:bookmarkStart w:id="81" w:name="_Toc201229817"/>
       <w:r>
         <w:rPr>
           <w:rFonts w:ascii="Times New Roman" w:hAnsi="Times New Roman" w:cs="Times New Roman"/>
@@ -29860,7 +30121,7 @@
         </w:rPr>
         <w:t>Hướng phát triển</w:t>
       </w:r>
-      <w:bookmarkEnd w:id="82"/>
+      <w:bookmarkEnd w:id="81"/>
     </w:p>
     <w:p>
       <w:pPr>
@@ -30101,8 +30362,8 @@
           <w:lang w:val="vi-VN"/>
         </w:rPr>
       </w:pPr>
-      <w:bookmarkStart w:id="83" w:name="_Toc169093335"/>
-      <w:bookmarkStart w:id="84" w:name="_Toc201229818"/>
+      <w:bookmarkStart w:id="82" w:name="_Toc169093335"/>
+      <w:bookmarkStart w:id="83" w:name="_Toc201229818"/>
       <w:r>
         <w:rPr>
           <w:rFonts w:ascii="Times New Roman" w:hAnsi="Times New Roman" w:cs="Times New Roman"/>
@@ -30115,8 +30376,8 @@
         <w:lastRenderedPageBreak/>
         <w:t>TÀI LIỆU THAM KHẢO</w:t>
       </w:r>
+      <w:bookmarkEnd w:id="82"/>
       <w:bookmarkEnd w:id="83"/>
-      <w:bookmarkEnd w:id="84"/>
     </w:p>
     <w:p>
       <w:pPr>
@@ -30163,7 +30424,7 @@
         </w:rPr>
         <w:t xml:space="preserve">:  </w:t>
       </w:r>
-      <w:hyperlink r:id="rId35" w:history="1">
+      <w:hyperlink r:id="rId38" w:history="1">
         <w:r>
           <w:rPr>
             <w:rStyle w:val="Hyperlink"/>
@@ -30228,7 +30489,7 @@
         </w:rPr>
         <w:t xml:space="preserve">: </w:t>
       </w:r>
-      <w:hyperlink r:id="rId36" w:history="1">
+      <w:hyperlink r:id="rId39" w:history="1">
         <w:r>
           <w:rPr>
             <w:rStyle w:val="Hyperlink"/>
@@ -30335,7 +30596,7 @@
         </w:rPr>
         <w:t xml:space="preserve"> </w:t>
       </w:r>
-      <w:hyperlink r:id="rId37" w:history="1">
+      <w:hyperlink r:id="rId40" w:history="1">
         <w:r>
           <w:rPr>
             <w:rStyle w:val="Hyperlink"/>
@@ -30425,7 +30686,7 @@
         </w:rPr>
         <w:t xml:space="preserve">: </w:t>
       </w:r>
-      <w:hyperlink r:id="rId38" w:history="1">
+      <w:hyperlink r:id="rId41" w:history="1">
         <w:r>
           <w:rPr>
             <w:rStyle w:val="Hyperlink"/>
@@ -30488,8 +30749,8 @@
       </w:pPr>
     </w:p>
     <w:sectPr>
-      <w:headerReference w:type="default" r:id="rId39"/>
-      <w:footerReference w:type="default" r:id="rId40"/>
+      <w:headerReference w:type="default" r:id="rId42"/>
+      <w:footerReference w:type="default" r:id="rId43"/>
       <w:pgSz w:w="11907" w:h="16840" w:code="9"/>
       <w:pgMar w:top="1418" w:right="1107" w:bottom="1418" w:left="1440" w:header="1080" w:footer="0" w:gutter="0"/>
       <w:pgNumType w:start="1"/>
@@ -30501,7 +30762,7 @@
 </file>
 
 <file path=word/endnotes.xml><?xml version="1.0" encoding="utf-8"?>
-<w:endnotes xmlns:wpc="http://schemas.microsoft.com/office/word/2010/wordprocessingCanvas" xmlns:cx="http://schemas.microsoft.com/office/drawing/2014/chartex" xmlns:mc="http://schemas.openxmlformats.org/markup-compatibility/2006" xmlns:o="urn:schemas-microsoft-com:office:office" xmlns:r="http://schemas.openxmlformats.org/officeDocument/2006/relationships" xmlns:m="http://schemas.openxmlformats.org/officeDocument/2006/math" xmlns:v="urn:schemas-microsoft-com:vml" xmlns:wp14="http://schemas.microsoft.com/office/word/2010/wordprocessingDrawing" xmlns:wp="http://schemas.openxmlformats.org/drawingml/2006/wordprocessingDrawing" xmlns:w10="urn:schemas-microsoft-com:office:word" xmlns:w="http://schemas.openxmlformats.org/wordprocessingml/2006/main" xmlns:w14="http://schemas.microsoft.com/office/word/2010/wordml" xmlns:w15="http://schemas.microsoft.com/office/word/2012/wordml" xmlns:w16se="http://schemas.microsoft.com/office/word/2015/wordml/symex" xmlns:wpg="http://schemas.microsoft.com/office/word/2010/wordprocessingGroup" xmlns:wpi="http://schemas.microsoft.com/office/word/2010/wordprocessingInk" xmlns:wne="http://schemas.microsoft.com/office/word/2006/wordml" xmlns:wps="http://schemas.microsoft.com/office/word/2010/wordprocessingShape" mc:Ignorable="w14 w15 w16se wp14">
+<w:endnotes xmlns:wpc="http://schemas.microsoft.com/office/word/2010/wordprocessingCanvas" xmlns:cx="http://schemas.microsoft.com/office/drawing/2014/chartex" xmlns:cx1="http://schemas.microsoft.com/office/drawing/2015/9/8/chartex" xmlns:cx2="http://schemas.microsoft.com/office/drawing/2015/10/21/chartex" xmlns:cx3="http://schemas.microsoft.com/office/drawing/2016/5/9/chartex" xmlns:cx4="http://schemas.microsoft.com/office/drawing/2016/5/10/chartex" xmlns:cx5="http://schemas.microsoft.com/office/drawing/2016/5/11/chartex" xmlns:cx6="http://schemas.microsoft.com/office/drawing/2016/5/12/chartex" xmlns:cx7="http://schemas.microsoft.com/office/drawing/2016/5/13/chartex" xmlns:cx8="http://schemas.microsoft.com/office/drawing/2016/5/14/chartex" xmlns:mc="http://schemas.openxmlformats.org/markup-compatibility/2006" xmlns:aink="http://schemas.microsoft.com/office/drawing/2016/ink" xmlns:am3d="http://schemas.microsoft.com/office/drawing/2017/model3d" xmlns:o="urn:schemas-microsoft-com:office:office" xmlns:oel="http://schemas.microsoft.com/office/2019/extlst" xmlns:r="http://schemas.openxmlformats.org/officeDocument/2006/relationships" xmlns:m="http://schemas.openxmlformats.org/officeDocument/2006/math" xmlns:v="urn:schemas-microsoft-com:vml" xmlns:wp14="http://schemas.microsoft.com/office/word/2010/wordprocessingDrawing" xmlns:wp="http://schemas.openxmlformats.org/drawingml/2006/wordprocessingDrawing" xmlns:w10="urn:schemas-microsoft-com:office:word" xmlns:w="http://schemas.openxmlformats.org/wordprocessingml/2006/main" xmlns:w14="http://schemas.microsoft.com/office/word/2010/wordml" xmlns:w15="http://schemas.microsoft.com/office/word/2012/wordml" xmlns:w16cex="http://schemas.microsoft.com/office/word/2018/wordml/cex" xmlns:w16cid="http://schemas.microsoft.com/office/word/2016/wordml/cid" xmlns:w16="http://schemas.microsoft.com/office/word/2018/wordml" xmlns:w16du="http://schemas.microsoft.com/office/word/2023/wordml/word16du" xmlns:w16sdtdh="http://schemas.microsoft.com/office/word/2020/wordml/sdtdatahash" xmlns:w16sdtfl="http://schemas.microsoft.com/office/word/2024/wordml/sdtformatlock" xmlns:w16se="http://schemas.microsoft.com/office/word/2015/wordml/symex" xmlns:wpg="http://schemas.microsoft.com/office/word/2010/wordprocessingGroup" xmlns:wpi="http://schemas.microsoft.com/office/word/2010/wordprocessingInk" xmlns:wne="http://schemas.microsoft.com/office/word/2006/wordml" xmlns:wps="http://schemas.microsoft.com/office/word/2010/wordprocessingShape" mc:Ignorable="w14 w15 w16se w16cid w16 w16cex w16sdtdh w16sdtfl w16du wp14">
   <w:endnote w:type="separator" w:id="-1">
     <w:p>
       <w:pPr>
@@ -30533,7 +30794,7 @@
 </file>
 
 <file path=word/footer1.xml><?xml version="1.0" encoding="utf-8"?>
-<w:ftr xmlns:wpc="http://schemas.microsoft.com/office/word/2010/wordprocessingCanvas" xmlns:cx="http://schemas.microsoft.com/office/drawing/2014/chartex" xmlns:mc="http://schemas.openxmlformats.org/markup-compatibility/2006" xmlns:o="urn:schemas-microsoft-com:office:office" xmlns:r="http://schemas.openxmlformats.org/officeDocument/2006/relationships" xmlns:m="http://schemas.openxmlformats.org/officeDocument/2006/math" xmlns:v="urn:schemas-microsoft-com:vml" xmlns:wp14="http://schemas.microsoft.com/office/word/2010/wordprocessingDrawing" xmlns:wp="http://schemas.openxmlformats.org/drawingml/2006/wordprocessingDrawing" xmlns:w10="urn:schemas-microsoft-com:office:word" xmlns:w="http://schemas.openxmlformats.org/wordprocessingml/2006/main" xmlns:w14="http://schemas.microsoft.com/office/word/2010/wordml" xmlns:w15="http://schemas.microsoft.com/office/word/2012/wordml" xmlns:w16se="http://schemas.microsoft.com/office/word/2015/wordml/symex" xmlns:wpg="http://schemas.microsoft.com/office/word/2010/wordprocessingGroup" xmlns:wpi="http://schemas.microsoft.com/office/word/2010/wordprocessingInk" xmlns:wne="http://schemas.microsoft.com/office/word/2006/wordml" xmlns:wps="http://schemas.microsoft.com/office/word/2010/wordprocessingShape" mc:Ignorable="w14 w15 w16se wp14">
+<w:ftr xmlns:wpc="http://schemas.microsoft.com/office/word/2010/wordprocessingCanvas" xmlns:cx="http://schemas.microsoft.com/office/drawing/2014/chartex" xmlns:cx1="http://schemas.microsoft.com/office/drawing/2015/9/8/chartex" xmlns:cx2="http://schemas.microsoft.com/office/drawing/2015/10/21/chartex" xmlns:cx3="http://schemas.microsoft.com/office/drawing/2016/5/9/chartex" xmlns:cx4="http://schemas.microsoft.com/office/drawing/2016/5/10/chartex" xmlns:cx5="http://schemas.microsoft.com/office/drawing/2016/5/11/chartex" xmlns:cx6="http://schemas.microsoft.com/office/drawing/2016/5/12/chartex" xmlns:cx7="http://schemas.microsoft.com/office/drawing/2016/5/13/chartex" xmlns:cx8="http://schemas.microsoft.com/office/drawing/2016/5/14/chartex" xmlns:mc="http://schemas.openxmlformats.org/markup-compatibility/2006" xmlns:aink="http://schemas.microsoft.com/office/drawing/2016/ink" xmlns:am3d="http://schemas.microsoft.com/office/drawing/2017/model3d" xmlns:o="urn:schemas-microsoft-com:office:office" xmlns:oel="http://schemas.microsoft.com/office/2019/extlst" xmlns:r="http://schemas.openxmlformats.org/officeDocument/2006/relationships" xmlns:m="http://schemas.openxmlformats.org/officeDocument/2006/math" xmlns:v="urn:schemas-microsoft-com:vml" xmlns:wp14="http://schemas.microsoft.com/office/word/2010/wordprocessingDrawing" xmlns:wp="http://schemas.openxmlformats.org/drawingml/2006/wordprocessingDrawing" xmlns:w10="urn:schemas-microsoft-com:office:word" xmlns:w="http://schemas.openxmlformats.org/wordprocessingml/2006/main" xmlns:w14="http://schemas.microsoft.com/office/word/2010/wordml" xmlns:w15="http://schemas.microsoft.com/office/word/2012/wordml" xmlns:w16cex="http://schemas.microsoft.com/office/word/2018/wordml/cex" xmlns:w16cid="http://schemas.microsoft.com/office/word/2016/wordml/cid" xmlns:w16="http://schemas.microsoft.com/office/word/2018/wordml" xmlns:w16du="http://schemas.microsoft.com/office/word/2023/wordml/word16du" xmlns:w16sdtdh="http://schemas.microsoft.com/office/word/2020/wordml/sdtdatahash" xmlns:w16sdtfl="http://schemas.microsoft.com/office/word/2024/wordml/sdtformatlock" xmlns:w16se="http://schemas.microsoft.com/office/word/2015/wordml/symex" xmlns:wpg="http://schemas.microsoft.com/office/word/2010/wordprocessingGroup" xmlns:wpi="http://schemas.microsoft.com/office/word/2010/wordprocessingInk" xmlns:wne="http://schemas.microsoft.com/office/word/2006/wordml" xmlns:wps="http://schemas.microsoft.com/office/word/2010/wordprocessingShape" mc:Ignorable="w14 w15 w16se w16cid w16 w16cex w16sdtdh w16sdtfl w16du wp14">
   <w:sdt>
     <w:sdtPr>
       <w:id w:val="1778916824"/>
@@ -30592,7 +30853,7 @@
 </file>
 
 <file path=word/footer2.xml><?xml version="1.0" encoding="utf-8"?>
-<w:ftr xmlns:wpc="http://schemas.microsoft.com/office/word/2010/wordprocessingCanvas" xmlns:cx="http://schemas.microsoft.com/office/drawing/2014/chartex" xmlns:mc="http://schemas.openxmlformats.org/markup-compatibility/2006" xmlns:o="urn:schemas-microsoft-com:office:office" xmlns:r="http://schemas.openxmlformats.org/officeDocument/2006/relationships" xmlns:m="http://schemas.openxmlformats.org/officeDocument/2006/math" xmlns:v="urn:schemas-microsoft-com:vml" xmlns:wp14="http://schemas.microsoft.com/office/word/2010/wordprocessingDrawing" xmlns:wp="http://schemas.openxmlformats.org/drawingml/2006/wordprocessingDrawing" xmlns:w10="urn:schemas-microsoft-com:office:word" xmlns:w="http://schemas.openxmlformats.org/wordprocessingml/2006/main" xmlns:w14="http://schemas.microsoft.com/office/word/2010/wordml" xmlns:w15="http://schemas.microsoft.com/office/word/2012/wordml" xmlns:w16se="http://schemas.microsoft.com/office/word/2015/wordml/symex" xmlns:wpg="http://schemas.microsoft.com/office/word/2010/wordprocessingGroup" xmlns:wpi="http://schemas.microsoft.com/office/word/2010/wordprocessingInk" xmlns:wne="http://schemas.microsoft.com/office/word/2006/wordml" xmlns:wps="http://schemas.microsoft.com/office/word/2010/wordprocessingShape" mc:Ignorable="w14 w15 w16se wp14">
+<w:ftr xmlns:wpc="http://schemas.microsoft.com/office/word/2010/wordprocessingCanvas" xmlns:cx="http://schemas.microsoft.com/office/drawing/2014/chartex" xmlns:cx1="http://schemas.microsoft.com/office/drawing/2015/9/8/chartex" xmlns:cx2="http://schemas.microsoft.com/office/drawing/2015/10/21/chartex" xmlns:cx3="http://schemas.microsoft.com/office/drawing/2016/5/9/chartex" xmlns:cx4="http://schemas.microsoft.com/office/drawing/2016/5/10/chartex" xmlns:cx5="http://schemas.microsoft.com/office/drawing/2016/5/11/chartex" xmlns:cx6="http://schemas.microsoft.com/office/drawing/2016/5/12/chartex" xmlns:cx7="http://schemas.microsoft.com/office/drawing/2016/5/13/chartex" xmlns:cx8="http://schemas.microsoft.com/office/drawing/2016/5/14/chartex" xmlns:mc="http://schemas.openxmlformats.org/markup-compatibility/2006" xmlns:aink="http://schemas.microsoft.com/office/drawing/2016/ink" xmlns:am3d="http://schemas.microsoft.com/office/drawing/2017/model3d" xmlns:o="urn:schemas-microsoft-com:office:office" xmlns:oel="http://schemas.microsoft.com/office/2019/extlst" xmlns:r="http://schemas.openxmlformats.org/officeDocument/2006/relationships" xmlns:m="http://schemas.openxmlformats.org/officeDocument/2006/math" xmlns:v="urn:schemas-microsoft-com:vml" xmlns:wp14="http://schemas.microsoft.com/office/word/2010/wordprocessingDrawing" xmlns:wp="http://schemas.openxmlformats.org/drawingml/2006/wordprocessingDrawing" xmlns:w10="urn:schemas-microsoft-com:office:word" xmlns:w="http://schemas.openxmlformats.org/wordprocessingml/2006/main" xmlns:w14="http://schemas.microsoft.com/office/word/2010/wordml" xmlns:w15="http://schemas.microsoft.com/office/word/2012/wordml" xmlns:w16cex="http://schemas.microsoft.com/office/word/2018/wordml/cex" xmlns:w16cid="http://schemas.microsoft.com/office/word/2016/wordml/cid" xmlns:w16="http://schemas.microsoft.com/office/word/2018/wordml" xmlns:w16du="http://schemas.microsoft.com/office/word/2023/wordml/word16du" xmlns:w16sdtdh="http://schemas.microsoft.com/office/word/2020/wordml/sdtdatahash" xmlns:w16sdtfl="http://schemas.microsoft.com/office/word/2024/wordml/sdtformatlock" xmlns:w16se="http://schemas.microsoft.com/office/word/2015/wordml/symex" xmlns:wpg="http://schemas.microsoft.com/office/word/2010/wordprocessingGroup" xmlns:wpi="http://schemas.microsoft.com/office/word/2010/wordprocessingInk" xmlns:wne="http://schemas.microsoft.com/office/word/2006/wordml" xmlns:wps="http://schemas.microsoft.com/office/word/2010/wordprocessingShape" mc:Ignorable="w14 w15 w16se w16cid w16 w16cex w16sdtdh w16sdtfl w16du wp14">
   <w:sdt>
     <w:sdtPr>
       <w:id w:val="-1302841772"/>
@@ -30645,7 +30906,7 @@
 </file>
 
 <file path=word/footer3.xml><?xml version="1.0" encoding="utf-8"?>
-<w:ftr xmlns:wpc="http://schemas.microsoft.com/office/word/2010/wordprocessingCanvas" xmlns:cx="http://schemas.microsoft.com/office/drawing/2014/chartex" xmlns:mc="http://schemas.openxmlformats.org/markup-compatibility/2006" xmlns:o="urn:schemas-microsoft-com:office:office" xmlns:r="http://schemas.openxmlformats.org/officeDocument/2006/relationships" xmlns:m="http://schemas.openxmlformats.org/officeDocument/2006/math" xmlns:v="urn:schemas-microsoft-com:vml" xmlns:wp14="http://schemas.microsoft.com/office/word/2010/wordprocessingDrawing" xmlns:wp="http://schemas.openxmlformats.org/drawingml/2006/wordprocessingDrawing" xmlns:w10="urn:schemas-microsoft-com:office:word" xmlns:w="http://schemas.openxmlformats.org/wordprocessingml/2006/main" xmlns:w14="http://schemas.microsoft.com/office/word/2010/wordml" xmlns:w15="http://schemas.microsoft.com/office/word/2012/wordml" xmlns:w16se="http://schemas.microsoft.com/office/word/2015/wordml/symex" xmlns:wpg="http://schemas.microsoft.com/office/word/2010/wordprocessingGroup" xmlns:wpi="http://schemas.microsoft.com/office/word/2010/wordprocessingInk" xmlns:wne="http://schemas.microsoft.com/office/word/2006/wordml" xmlns:wps="http://schemas.microsoft.com/office/word/2010/wordprocessingShape" mc:Ignorable="w14 w15 w16se wp14">
+<w:ftr xmlns:wpc="http://schemas.microsoft.com/office/word/2010/wordprocessingCanvas" xmlns:cx="http://schemas.microsoft.com/office/drawing/2014/chartex" xmlns:cx1="http://schemas.microsoft.com/office/drawing/2015/9/8/chartex" xmlns:cx2="http://schemas.microsoft.com/office/drawing/2015/10/21/chartex" xmlns:cx3="http://schemas.microsoft.com/office/drawing/2016/5/9/chartex" xmlns:cx4="http://schemas.microsoft.com/office/drawing/2016/5/10/chartex" xmlns:cx5="http://schemas.microsoft.com/office/drawing/2016/5/11/chartex" xmlns:cx6="http://schemas.microsoft.com/office/drawing/2016/5/12/chartex" xmlns:cx7="http://schemas.microsoft.com/office/drawing/2016/5/13/chartex" xmlns:cx8="http://schemas.microsoft.com/office/drawing/2016/5/14/chartex" xmlns:mc="http://schemas.openxmlformats.org/markup-compatibility/2006" xmlns:aink="http://schemas.microsoft.com/office/drawing/2016/ink" xmlns:am3d="http://schemas.microsoft.com/office/drawing/2017/model3d" xmlns:o="urn:schemas-microsoft-com:office:office" xmlns:oel="http://schemas.microsoft.com/office/2019/extlst" xmlns:r="http://schemas.openxmlformats.org/officeDocument/2006/relationships" xmlns:m="http://schemas.openxmlformats.org/officeDocument/2006/math" xmlns:v="urn:schemas-microsoft-com:vml" xmlns:wp14="http://schemas.microsoft.com/office/word/2010/wordprocessingDrawing" xmlns:wp="http://schemas.openxmlformats.org/drawingml/2006/wordprocessingDrawing" xmlns:w10="urn:schemas-microsoft-com:office:word" xmlns:w="http://schemas.openxmlformats.org/wordprocessingml/2006/main" xmlns:w14="http://schemas.microsoft.com/office/word/2010/wordml" xmlns:w15="http://schemas.microsoft.com/office/word/2012/wordml" xmlns:w16cex="http://schemas.microsoft.com/office/word/2018/wordml/cex" xmlns:w16cid="http://schemas.microsoft.com/office/word/2016/wordml/cid" xmlns:w16="http://schemas.microsoft.com/office/word/2018/wordml" xmlns:w16du="http://schemas.microsoft.com/office/word/2023/wordml/word16du" xmlns:w16sdtdh="http://schemas.microsoft.com/office/word/2020/wordml/sdtdatahash" xmlns:w16sdtfl="http://schemas.microsoft.com/office/word/2024/wordml/sdtformatlock" xmlns:w16se="http://schemas.microsoft.com/office/word/2015/wordml/symex" xmlns:wpg="http://schemas.microsoft.com/office/word/2010/wordprocessingGroup" xmlns:wpi="http://schemas.microsoft.com/office/word/2010/wordprocessingInk" xmlns:wne="http://schemas.microsoft.com/office/word/2006/wordml" xmlns:wps="http://schemas.microsoft.com/office/word/2010/wordprocessingShape" mc:Ignorable="w14 w15 w16se w16cid w16 w16cex w16sdtdh w16sdtfl w16du wp14">
   <w:sdt>
     <w:sdtPr>
       <w:id w:val="-631088984"/>
@@ -30851,7 +31112,7 @@
 </file>
 
 <file path=word/footnotes.xml><?xml version="1.0" encoding="utf-8"?>
-<w:footnotes xmlns:wpc="http://schemas.microsoft.com/office/word/2010/wordprocessingCanvas" xmlns:cx="http://schemas.microsoft.com/office/drawing/2014/chartex" xmlns:mc="http://schemas.openxmlformats.org/markup-compatibility/2006" xmlns:o="urn:schemas-microsoft-com:office:office" xmlns:r="http://schemas.openxmlformats.org/officeDocument/2006/relationships" xmlns:m="http://schemas.openxmlformats.org/officeDocument/2006/math" xmlns:v="urn:schemas-microsoft-com:vml" xmlns:wp14="http://schemas.microsoft.com/office/word/2010/wordprocessingDrawing" xmlns:wp="http://schemas.openxmlformats.org/drawingml/2006/wordprocessingDrawing" xmlns:w10="urn:schemas-microsoft-com:office:word" xmlns:w="http://schemas.openxmlformats.org/wordprocessingml/2006/main" xmlns:w14="http://schemas.microsoft.com/office/word/2010/wordml" xmlns:w15="http://schemas.microsoft.com/office/word/2012/wordml" xmlns:w16se="http://schemas.microsoft.com/office/word/2015/wordml/symex" xmlns:wpg="http://schemas.microsoft.com/office/word/2010/wordprocessingGroup" xmlns:wpi="http://schemas.microsoft.com/office/word/2010/wordprocessingInk" xmlns:wne="http://schemas.microsoft.com/office/word/2006/wordml" xmlns:wps="http://schemas.microsoft.com/office/word/2010/wordprocessingShape" mc:Ignorable="w14 w15 w16se wp14">
+<w:footnotes xmlns:wpc="http://schemas.microsoft.com/office/word/2010/wordprocessingCanvas" xmlns:cx="http://schemas.microsoft.com/office/drawing/2014/chartex" xmlns:cx1="http://schemas.microsoft.com/office/drawing/2015/9/8/chartex" xmlns:cx2="http://schemas.microsoft.com/office/drawing/2015/10/21/chartex" xmlns:cx3="http://schemas.microsoft.com/office/drawing/2016/5/9/chartex" xmlns:cx4="http://schemas.microsoft.com/office/drawing/2016/5/10/chartex" xmlns:cx5="http://schemas.microsoft.com/office/drawing/2016/5/11/chartex" xmlns:cx6="http://schemas.microsoft.com/office/drawing/2016/5/12/chartex" xmlns:cx7="http://schemas.microsoft.com/office/drawing/2016/5/13/chartex" xmlns:cx8="http://schemas.microsoft.com/office/drawing/2016/5/14/chartex" xmlns:mc="http://schemas.openxmlformats.org/markup-compatibility/2006" xmlns:aink="http://schemas.microsoft.com/office/drawing/2016/ink" xmlns:am3d="http://schemas.microsoft.com/office/drawing/2017/model3d" xmlns:o="urn:schemas-microsoft-com:office:office" xmlns:oel="http://schemas.microsoft.com/office/2019/extlst" xmlns:r="http://schemas.openxmlformats.org/officeDocument/2006/relationships" xmlns:m="http://schemas.openxmlformats.org/officeDocument/2006/math" xmlns:v="urn:schemas-microsoft-com:vml" xmlns:wp14="http://schemas.microsoft.com/office/word/2010/wordprocessingDrawing" xmlns:wp="http://schemas.openxmlformats.org/drawingml/2006/wordprocessingDrawing" xmlns:w10="urn:schemas-microsoft-com:office:word" xmlns:w="http://schemas.openxmlformats.org/wordprocessingml/2006/main" xmlns:w14="http://schemas.microsoft.com/office/word/2010/wordml" xmlns:w15="http://schemas.microsoft.com/office/word/2012/wordml" xmlns:w16cex="http://schemas.microsoft.com/office/word/2018/wordml/cex" xmlns:w16cid="http://schemas.microsoft.com/office/word/2016/wordml/cid" xmlns:w16="http://schemas.microsoft.com/office/word/2018/wordml" xmlns:w16du="http://schemas.microsoft.com/office/word/2023/wordml/word16du" xmlns:w16sdtdh="http://schemas.microsoft.com/office/word/2020/wordml/sdtdatahash" xmlns:w16sdtfl="http://schemas.microsoft.com/office/word/2024/wordml/sdtformatlock" xmlns:w16se="http://schemas.microsoft.com/office/word/2015/wordml/symex" xmlns:wpg="http://schemas.microsoft.com/office/word/2010/wordprocessingGroup" xmlns:wpi="http://schemas.microsoft.com/office/word/2010/wordprocessingInk" xmlns:wne="http://schemas.microsoft.com/office/word/2006/wordml" xmlns:wps="http://schemas.microsoft.com/office/word/2010/wordprocessingShape" mc:Ignorable="w14 w15 w16se w16cid w16 w16cex w16sdtdh w16sdtfl w16du wp14">
   <w:footnote w:type="separator" w:id="-1">
     <w:p>
       <w:pPr>
@@ -30883,7 +31144,7 @@
 </file>
 
 <file path=word/header1.xml><?xml version="1.0" encoding="utf-8"?>
-<w:hdr xmlns:wpc="http://schemas.microsoft.com/office/word/2010/wordprocessingCanvas" xmlns:cx="http://schemas.microsoft.com/office/drawing/2014/chartex" xmlns:mc="http://schemas.openxmlformats.org/markup-compatibility/2006" xmlns:o="urn:schemas-microsoft-com:office:office" xmlns:r="http://schemas.openxmlformats.org/officeDocument/2006/relationships" xmlns:m="http://schemas.openxmlformats.org/officeDocument/2006/math" xmlns:v="urn:schemas-microsoft-com:vml" xmlns:wp14="http://schemas.microsoft.com/office/word/2010/wordprocessingDrawing" xmlns:wp="http://schemas.openxmlformats.org/drawingml/2006/wordprocessingDrawing" xmlns:w10="urn:schemas-microsoft-com:office:word" xmlns:w="http://schemas.openxmlformats.org/wordprocessingml/2006/main" xmlns:w14="http://schemas.microsoft.com/office/word/2010/wordml" xmlns:w15="http://schemas.microsoft.com/office/word/2012/wordml" xmlns:w16se="http://schemas.microsoft.com/office/word/2015/wordml/symex" xmlns:wpg="http://schemas.microsoft.com/office/word/2010/wordprocessingGroup" xmlns:wpi="http://schemas.microsoft.com/office/word/2010/wordprocessingInk" xmlns:wne="http://schemas.microsoft.com/office/word/2006/wordml" xmlns:wps="http://schemas.microsoft.com/office/word/2010/wordprocessingShape" mc:Ignorable="w14 w15 w16se wp14">
+<w:hdr xmlns:wpc="http://schemas.microsoft.com/office/word/2010/wordprocessingCanvas" xmlns:cx="http://schemas.microsoft.com/office/drawing/2014/chartex" xmlns:cx1="http://schemas.microsoft.com/office/drawing/2015/9/8/chartex" xmlns:cx2="http://schemas.microsoft.com/office/drawing/2015/10/21/chartex" xmlns:cx3="http://schemas.microsoft.com/office/drawing/2016/5/9/chartex" xmlns:cx4="http://schemas.microsoft.com/office/drawing/2016/5/10/chartex" xmlns:cx5="http://schemas.microsoft.com/office/drawing/2016/5/11/chartex" xmlns:cx6="http://schemas.microsoft.com/office/drawing/2016/5/12/chartex" xmlns:cx7="http://schemas.microsoft.com/office/drawing/2016/5/13/chartex" xmlns:cx8="http://schemas.microsoft.com/office/drawing/2016/5/14/chartex" xmlns:mc="http://schemas.openxmlformats.org/markup-compatibility/2006" xmlns:aink="http://schemas.microsoft.com/office/drawing/2016/ink" xmlns:am3d="http://schemas.microsoft.com/office/drawing/2017/model3d" xmlns:o="urn:schemas-microsoft-com:office:office" xmlns:oel="http://schemas.microsoft.com/office/2019/extlst" xmlns:r="http://schemas.openxmlformats.org/officeDocument/2006/relationships" xmlns:m="http://schemas.openxmlformats.org/officeDocument/2006/math" xmlns:v="urn:schemas-microsoft-com:vml" xmlns:wp14="http://schemas.microsoft.com/office/word/2010/wordprocessingDrawing" xmlns:wp="http://schemas.openxmlformats.org/drawingml/2006/wordprocessingDrawing" xmlns:w10="urn:schemas-microsoft-com:office:word" xmlns:w="http://schemas.openxmlformats.org/wordprocessingml/2006/main" xmlns:w14="http://schemas.microsoft.com/office/word/2010/wordml" xmlns:w15="http://schemas.microsoft.com/office/word/2012/wordml" xmlns:w16cex="http://schemas.microsoft.com/office/word/2018/wordml/cex" xmlns:w16cid="http://schemas.microsoft.com/office/word/2016/wordml/cid" xmlns:w16="http://schemas.microsoft.com/office/word/2018/wordml" xmlns:w16du="http://schemas.microsoft.com/office/word/2023/wordml/word16du" xmlns:w16sdtdh="http://schemas.microsoft.com/office/word/2020/wordml/sdtdatahash" xmlns:w16sdtfl="http://schemas.microsoft.com/office/word/2024/wordml/sdtformatlock" xmlns:w16se="http://schemas.microsoft.com/office/word/2015/wordml/symex" xmlns:wpg="http://schemas.microsoft.com/office/word/2010/wordprocessingGroup" xmlns:wpi="http://schemas.microsoft.com/office/word/2010/wordprocessingInk" xmlns:wne="http://schemas.microsoft.com/office/word/2006/wordml" xmlns:wps="http://schemas.microsoft.com/office/word/2010/wordprocessingShape" mc:Ignorable="w14 w15 w16se w16cid w16 w16cex w16sdtdh w16sdtfl w16du wp14">
   <w:p>
     <w:pPr>
       <w:pStyle w:val="Header"/>
@@ -30927,7 +31188,7 @@
 </file>
 
 <file path=word/numbering.xml><?xml version="1.0" encoding="utf-8"?>
-<w:numbering xmlns:wpc="http://schemas.microsoft.com/office/word/2010/wordprocessingCanvas" xmlns:cx="http://schemas.microsoft.com/office/drawing/2014/chartex" xmlns:mc="http://schemas.openxmlformats.org/markup-compatibility/2006" xmlns:o="urn:schemas-microsoft-com:office:office" xmlns:r="http://schemas.openxmlformats.org/officeDocument/2006/relationships" xmlns:m="http://schemas.openxmlformats.org/officeDocument/2006/math" xmlns:v="urn:schemas-microsoft-com:vml" xmlns:wp14="http://schemas.microsoft.com/office/word/2010/wordprocessingDrawing" xmlns:wp="http://schemas.openxmlformats.org/drawingml/2006/wordprocessingDrawing" xmlns:w10="urn:schemas-microsoft-com:office:word" xmlns:w="http://schemas.openxmlformats.org/wordprocessingml/2006/main" xmlns:w14="http://schemas.microsoft.com/office/word/2010/wordml" xmlns:w15="http://schemas.microsoft.com/office/word/2012/wordml" xmlns:w16se="http://schemas.microsoft.com/office/word/2015/wordml/symex" xmlns:wpg="http://schemas.microsoft.com/office/word/2010/wordprocessingGroup" xmlns:wpi="http://schemas.microsoft.com/office/word/2010/wordprocessingInk" xmlns:wne="http://schemas.microsoft.com/office/word/2006/wordml" xmlns:wps="http://schemas.microsoft.com/office/word/2010/wordprocessingShape" mc:Ignorable="w14 w15 w16se wp14">
+<w:numbering xmlns:wpc="http://schemas.microsoft.com/office/word/2010/wordprocessingCanvas" xmlns:cx="http://schemas.microsoft.com/office/drawing/2014/chartex" xmlns:cx1="http://schemas.microsoft.com/office/drawing/2015/9/8/chartex" xmlns:cx2="http://schemas.microsoft.com/office/drawing/2015/10/21/chartex" xmlns:cx3="http://schemas.microsoft.com/office/drawing/2016/5/9/chartex" xmlns:cx4="http://schemas.microsoft.com/office/drawing/2016/5/10/chartex" xmlns:cx5="http://schemas.microsoft.com/office/drawing/2016/5/11/chartex" xmlns:cx6="http://schemas.microsoft.com/office/drawing/2016/5/12/chartex" xmlns:cx7="http://schemas.microsoft.com/office/drawing/2016/5/13/chartex" xmlns:cx8="http://schemas.microsoft.com/office/drawing/2016/5/14/chartex" xmlns:mc="http://schemas.openxmlformats.org/markup-compatibility/2006" xmlns:aink="http://schemas.microsoft.com/office/drawing/2016/ink" xmlns:am3d="http://schemas.microsoft.com/office/drawing/2017/model3d" xmlns:o="urn:schemas-microsoft-com:office:office" xmlns:oel="http://schemas.microsoft.com/office/2019/extlst" xmlns:r="http://schemas.openxmlformats.org/officeDocument/2006/relationships" xmlns:m="http://schemas.openxmlformats.org/officeDocument/2006/math" xmlns:v="urn:schemas-microsoft-com:vml" xmlns:wp14="http://schemas.microsoft.com/office/word/2010/wordprocessingDrawing" xmlns:wp="http://schemas.openxmlformats.org/drawingml/2006/wordprocessingDrawing" xmlns:w10="urn:schemas-microsoft-com:office:word" xmlns:w="http://schemas.openxmlformats.org/wordprocessingml/2006/main" xmlns:w14="http://schemas.microsoft.com/office/word/2010/wordml" xmlns:w15="http://schemas.microsoft.com/office/word/2012/wordml" xmlns:w16cex="http://schemas.microsoft.com/office/word/2018/wordml/cex" xmlns:w16cid="http://schemas.microsoft.com/office/word/2016/wordml/cid" xmlns:w16="http://schemas.microsoft.com/office/word/2018/wordml" xmlns:w16du="http://schemas.microsoft.com/office/word/2023/wordml/word16du" xmlns:w16sdtdh="http://schemas.microsoft.com/office/word/2020/wordml/sdtdatahash" xmlns:w16sdtfl="http://schemas.microsoft.com/office/word/2024/wordml/sdtformatlock" xmlns:w16se="http://schemas.microsoft.com/office/word/2015/wordml/symex" xmlns:wpg="http://schemas.microsoft.com/office/word/2010/wordprocessingGroup" xmlns:wpi="http://schemas.microsoft.com/office/word/2010/wordprocessingInk" xmlns:wne="http://schemas.microsoft.com/office/word/2006/wordml" xmlns:wps="http://schemas.microsoft.com/office/word/2010/wordprocessingShape" mc:Ignorable="w14 w15 w16se w16cid w16 w16cex w16sdtdh w16sdtfl w16du wp14">
   <w:abstractNum w:abstractNumId="0" w15:restartNumberingAfterBreak="0">
     <w:nsid w:val="04572728"/>
     <w:multiLevelType w:val="multilevel"/>
@@ -36269,130 +36530,130 @@
       </w:rPr>
     </w:lvl>
   </w:abstractNum>
-  <w:num w:numId="1">
+  <w:num w:numId="1" w16cid:durableId="1192261559">
     <w:abstractNumId w:val="18"/>
   </w:num>
-  <w:num w:numId="2">
+  <w:num w:numId="2" w16cid:durableId="1411273583">
     <w:abstractNumId w:val="10"/>
   </w:num>
-  <w:num w:numId="3">
+  <w:num w:numId="3" w16cid:durableId="1106736109">
     <w:abstractNumId w:val="5"/>
   </w:num>
-  <w:num w:numId="4">
+  <w:num w:numId="4" w16cid:durableId="2031183161">
     <w:abstractNumId w:val="34"/>
   </w:num>
-  <w:num w:numId="5">
+  <w:num w:numId="5" w16cid:durableId="890843397">
     <w:abstractNumId w:val="25"/>
   </w:num>
-  <w:num w:numId="6">
+  <w:num w:numId="6" w16cid:durableId="360399413">
     <w:abstractNumId w:val="35"/>
   </w:num>
-  <w:num w:numId="7">
+  <w:num w:numId="7" w16cid:durableId="1452553943">
     <w:abstractNumId w:val="33"/>
   </w:num>
-  <w:num w:numId="8">
+  <w:num w:numId="8" w16cid:durableId="535780706">
     <w:abstractNumId w:val="39"/>
   </w:num>
-  <w:num w:numId="9">
+  <w:num w:numId="9" w16cid:durableId="278222678">
     <w:abstractNumId w:val="23"/>
   </w:num>
-  <w:num w:numId="10">
+  <w:num w:numId="10" w16cid:durableId="1850096344">
     <w:abstractNumId w:val="26"/>
   </w:num>
-  <w:num w:numId="11">
+  <w:num w:numId="11" w16cid:durableId="1579511700">
     <w:abstractNumId w:val="0"/>
   </w:num>
-  <w:num w:numId="12">
+  <w:num w:numId="12" w16cid:durableId="1574200096">
     <w:abstractNumId w:val="2"/>
   </w:num>
-  <w:num w:numId="13">
+  <w:num w:numId="13" w16cid:durableId="261226773">
     <w:abstractNumId w:val="22"/>
   </w:num>
-  <w:num w:numId="14">
+  <w:num w:numId="14" w16cid:durableId="210121155">
     <w:abstractNumId w:val="27"/>
   </w:num>
-  <w:num w:numId="15">
+  <w:num w:numId="15" w16cid:durableId="903948869">
     <w:abstractNumId w:val="17"/>
   </w:num>
-  <w:num w:numId="16">
+  <w:num w:numId="16" w16cid:durableId="661591350">
     <w:abstractNumId w:val="15"/>
   </w:num>
-  <w:num w:numId="17">
+  <w:num w:numId="17" w16cid:durableId="1724063683">
     <w:abstractNumId w:val="37"/>
   </w:num>
-  <w:num w:numId="18">
+  <w:num w:numId="18" w16cid:durableId="937443581">
     <w:abstractNumId w:val="32"/>
   </w:num>
-  <w:num w:numId="19">
+  <w:num w:numId="19" w16cid:durableId="32661714">
     <w:abstractNumId w:val="30"/>
   </w:num>
-  <w:num w:numId="20">
+  <w:num w:numId="20" w16cid:durableId="292441088">
     <w:abstractNumId w:val="13"/>
   </w:num>
-  <w:num w:numId="21">
+  <w:num w:numId="21" w16cid:durableId="1419711484">
     <w:abstractNumId w:val="3"/>
   </w:num>
-  <w:num w:numId="22">
+  <w:num w:numId="22" w16cid:durableId="566499283">
     <w:abstractNumId w:val="31"/>
   </w:num>
-  <w:num w:numId="23">
+  <w:num w:numId="23" w16cid:durableId="1873423431">
     <w:abstractNumId w:val="1"/>
   </w:num>
-  <w:num w:numId="24">
+  <w:num w:numId="24" w16cid:durableId="17705582">
     <w:abstractNumId w:val="12"/>
   </w:num>
-  <w:num w:numId="25">
+  <w:num w:numId="25" w16cid:durableId="2050490862">
     <w:abstractNumId w:val="8"/>
   </w:num>
-  <w:num w:numId="26">
+  <w:num w:numId="26" w16cid:durableId="1535927922">
     <w:abstractNumId w:val="14"/>
   </w:num>
-  <w:num w:numId="27">
+  <w:num w:numId="27" w16cid:durableId="1406100994">
     <w:abstractNumId w:val="36"/>
   </w:num>
-  <w:num w:numId="28">
+  <w:num w:numId="28" w16cid:durableId="1813593042">
     <w:abstractNumId w:val="38"/>
   </w:num>
-  <w:num w:numId="29">
+  <w:num w:numId="29" w16cid:durableId="1436705298">
     <w:abstractNumId w:val="16"/>
   </w:num>
-  <w:num w:numId="30">
+  <w:num w:numId="30" w16cid:durableId="1879512524">
     <w:abstractNumId w:val="41"/>
   </w:num>
-  <w:num w:numId="31">
+  <w:num w:numId="31" w16cid:durableId="291176653">
     <w:abstractNumId w:val="4"/>
   </w:num>
-  <w:num w:numId="32">
+  <w:num w:numId="32" w16cid:durableId="314915141">
     <w:abstractNumId w:val="40"/>
   </w:num>
-  <w:num w:numId="33">
+  <w:num w:numId="33" w16cid:durableId="916398258">
     <w:abstractNumId w:val="28"/>
   </w:num>
-  <w:num w:numId="34">
+  <w:num w:numId="34" w16cid:durableId="309486470">
     <w:abstractNumId w:val="19"/>
   </w:num>
-  <w:num w:numId="35">
+  <w:num w:numId="35" w16cid:durableId="385106819">
     <w:abstractNumId w:val="21"/>
   </w:num>
-  <w:num w:numId="36">
+  <w:num w:numId="36" w16cid:durableId="1122113866">
     <w:abstractNumId w:val="7"/>
   </w:num>
-  <w:num w:numId="37">
+  <w:num w:numId="37" w16cid:durableId="1825513634">
     <w:abstractNumId w:val="9"/>
   </w:num>
-  <w:num w:numId="38">
+  <w:num w:numId="38" w16cid:durableId="1329560142">
     <w:abstractNumId w:val="20"/>
   </w:num>
-  <w:num w:numId="39">
+  <w:num w:numId="39" w16cid:durableId="2090539732">
     <w:abstractNumId w:val="29"/>
   </w:num>
-  <w:num w:numId="40">
+  <w:num w:numId="40" w16cid:durableId="653685972">
     <w:abstractNumId w:val="24"/>
   </w:num>
-  <w:num w:numId="41">
+  <w:num w:numId="41" w16cid:durableId="941111777">
     <w:abstractNumId w:val="6"/>
   </w:num>
-  <w:num w:numId="42">
+  <w:num w:numId="42" w16cid:durableId="1443263415">
     <w:abstractNumId w:val="11"/>
   </w:num>
   <w:numIdMacAtCleanup w:val="42"/>
@@ -36400,7 +36661,7 @@
 </file>
 
 <file path=word/styles.xml><?xml version="1.0" encoding="utf-8"?>
-<w:styles xmlns:mc="http://schemas.openxmlformats.org/markup-compatibility/2006" xmlns:r="http://schemas.openxmlformats.org/officeDocument/2006/relationships" xmlns:w="http://schemas.openxmlformats.org/wordprocessingml/2006/main" xmlns:w14="http://schemas.microsoft.com/office/word/2010/wordml" xmlns:w15="http://schemas.microsoft.com/office/word/2012/wordml" xmlns:w16se="http://schemas.microsoft.com/office/word/2015/wordml/symex" mc:Ignorable="w14 w15 w16se">
+<w:styles xmlns:mc="http://schemas.openxmlformats.org/markup-compatibility/2006" xmlns:r="http://schemas.openxmlformats.org/officeDocument/2006/relationships" xmlns:w="http://schemas.openxmlformats.org/wordprocessingml/2006/main" xmlns:w14="http://schemas.microsoft.com/office/word/2010/wordml" xmlns:w15="http://schemas.microsoft.com/office/word/2012/wordml" xmlns:w16cex="http://schemas.microsoft.com/office/word/2018/wordml/cex" xmlns:w16cid="http://schemas.microsoft.com/office/word/2016/wordml/cid" xmlns:w16="http://schemas.microsoft.com/office/word/2018/wordml" xmlns:w16du="http://schemas.microsoft.com/office/word/2023/wordml/word16du" xmlns:w16sdtdh="http://schemas.microsoft.com/office/word/2020/wordml/sdtdatahash" xmlns:w16sdtfl="http://schemas.microsoft.com/office/word/2024/wordml/sdtformatlock" xmlns:w16se="http://schemas.microsoft.com/office/word/2015/wordml/symex" mc:Ignorable="w14 w15 w16se w16cid w16 w16cex w16sdtdh w16sdtfl w16du">
   <w:docDefaults>
     <w:rPrDefault>
       <w:rPr>
@@ -36418,7 +36679,7 @@
       </w:pPr>
     </w:pPrDefault>
   </w:docDefaults>
-  <w:latentStyles w:defLockedState="0" w:defUIPriority="99" w:defSemiHidden="0" w:defUnhideWhenUsed="0" w:defQFormat="0" w:count="371">
+  <w:latentStyles w:defLockedState="0" w:defUIPriority="99" w:defSemiHidden="0" w:defUnhideWhenUsed="0" w:defQFormat="0" w:count="376">
     <w:lsdException w:name="Normal" w:uiPriority="0" w:qFormat="1"/>
     <w:lsdException w:name="heading 1" w:uiPriority="9" w:qFormat="1"/>
     <w:lsdException w:name="heading 2" w:semiHidden="1" w:uiPriority="9" w:unhideWhenUsed="1" w:qFormat="1"/>
@@ -36789,11 +37050,16 @@
     <w:lsdException w:name="List Table 5 Dark Accent 6" w:uiPriority="50"/>
     <w:lsdException w:name="List Table 6 Colorful Accent 6" w:uiPriority="51"/>
     <w:lsdException w:name="List Table 7 Colorful Accent 6" w:uiPriority="52"/>
+    <w:lsdException w:name="Mention" w:semiHidden="1" w:unhideWhenUsed="1"/>
+    <w:lsdException w:name="Smart Hyperlink" w:semiHidden="1" w:unhideWhenUsed="1"/>
+    <w:lsdException w:name="Hashtag" w:semiHidden="1" w:unhideWhenUsed="1"/>
+    <w:lsdException w:name="Unresolved Mention" w:semiHidden="1" w:unhideWhenUsed="1"/>
+    <w:lsdException w:name="Smart Link" w:semiHidden="1" w:unhideWhenUsed="1"/>
   </w:latentStyles>
   <w:style w:type="paragraph" w:default="1" w:styleId="Normal">
     <w:name w:val="Normal"/>
     <w:qFormat/>
-    <w:rsid w:val="00F268FC"/>
+    <w:rsid w:val="0067133F"/>
     <w:pPr>
       <w:ind w:firstLine="547"/>
     </w:pPr>
@@ -37570,8 +37836,8 @@
       <w:spacing w:after="0"/>
     </w:pPr>
   </w:style>
-  <w:style w:type="character" w:customStyle="1" w:styleId="UnresolvedMention">
-    <w:name w:val="Unresolved Mention"/>
+  <w:style w:type="character" w:customStyle="1" w:styleId="UnresolvedMention1">
+    <w:name w:val="Unresolved Mention1"/>
     <w:basedOn w:val="DefaultParagraphFont"/>
     <w:uiPriority w:val="99"/>
     <w:semiHidden/>
@@ -38298,6 +38564,12 @@
 </file>
 
 <file path=customXml/item1.xml><?xml version="1.0" encoding="utf-8"?>
+<p:properties xmlns:p="http://schemas.microsoft.com/office/2006/metadata/properties" xmlns:xsi="http://www.w3.org/2001/XMLSchema-instance" xmlns:pc="http://schemas.microsoft.com/office/infopath/2007/PartnerControls">
+  <documentManagement/>
+</p:properties>
+</file>
+
+<file path=customXml/item2.xml><?xml version="1.0" encoding="utf-8"?>
 <ct:contentTypeSchema xmlns:ct="http://schemas.microsoft.com/office/2006/metadata/contentType" xmlns:ma="http://schemas.microsoft.com/office/2006/metadata/properties/metaAttributes" ct:_="" ma:_="" ma:contentTypeName="Document" ma:contentTypeID="0x010100640A55B39F5F554E89ABBEA644AAC56B" ma:contentTypeVersion="0" ma:contentTypeDescription="Create a new document." ma:contentTypeScope="" ma:versionID="327eabf03f48d806c8594504f0919003">
   <xsd:schema xmlns:xsd="http://www.w3.org/2001/XMLSchema" xmlns:xs="http://www.w3.org/2001/XMLSchema" xmlns:p="http://schemas.microsoft.com/office/2006/metadata/properties" targetNamespace="http://schemas.microsoft.com/office/2006/metadata/properties" ma:root="true" ma:fieldsID="b764bea3eb9b1a5be8fd57fac5fb459b">
     <xsd:element name="properties">
@@ -38411,13 +38683,11 @@
 </ct:contentTypeSchema>
 </file>
 
-<file path=customXml/item2.xml><?xml version="1.0" encoding="utf-8"?>
-<p:properties xmlns:p="http://schemas.microsoft.com/office/2006/metadata/properties" xmlns:xsi="http://www.w3.org/2001/XMLSchema-instance" xmlns:pc="http://schemas.microsoft.com/office/infopath/2007/PartnerControls">
-  <documentManagement/>
-</p:properties>
+<file path=customXml/item3.xml><?xml version="1.0" encoding="utf-8"?>
+<b:Sources xmlns:b="http://schemas.openxmlformats.org/officeDocument/2006/bibliography" xmlns="http://schemas.openxmlformats.org/officeDocument/2006/bibliography" SelectedStyle="\APASixthEditionOfficeOnline.xsl" StyleName="APA" Version="6"/>
 </file>
 
-<file path=customXml/item3.xml><?xml version="1.0" encoding="utf-8"?>
+<file path=customXml/item4.xml><?xml version="1.0" encoding="utf-8"?>
 <?mso-contentType ?>
 <FormTemplates xmlns="http://schemas.microsoft.com/sharepoint/v3/contenttype/forms">
   <Display>DocumentLibraryForm</Display>
@@ -38426,11 +38696,16 @@
 </FormTemplates>
 </file>
 
-<file path=customXml/item4.xml><?xml version="1.0" encoding="utf-8"?>
-<b:Sources xmlns:b="http://schemas.openxmlformats.org/officeDocument/2006/bibliography" xmlns="http://schemas.openxmlformats.org/officeDocument/2006/bibliography" SelectedStyle="\APASixthEditionOfficeOnline.xsl" StyleName="APA" Version="6"/>
+<file path=customXml/itemProps1.xml><?xml version="1.0" encoding="utf-8"?>
+<ds:datastoreItem xmlns:ds="http://schemas.openxmlformats.org/officeDocument/2006/customXml" ds:itemID="{A9EF9553-E0A3-4920-B966-476CF35F3B97}">
+  <ds:schemaRefs>
+    <ds:schemaRef ds:uri="http://schemas.microsoft.com/office/2006/metadata/properties"/>
+    <ds:schemaRef ds:uri="http://schemas.microsoft.com/office/infopath/2007/PartnerControls"/>
+  </ds:schemaRefs>
+</ds:datastoreItem>
 </file>
 
-<file path=customXml/itemProps1.xml><?xml version="1.0" encoding="utf-8"?>
+<file path=customXml/itemProps2.xml><?xml version="1.0" encoding="utf-8"?>
 <ds:datastoreItem xmlns:ds="http://schemas.openxmlformats.org/officeDocument/2006/customXml" ds:itemID="{EA15EB87-7269-45E4-B419-300E83124DD8}">
   <ds:schemaRefs>
     <ds:schemaRef ds:uri="http://schemas.microsoft.com/office/2006/metadata/contentType"/>
@@ -38446,27 +38721,18 @@
 </ds:datastoreItem>
 </file>
 
-<file path=customXml/itemProps2.xml><?xml version="1.0" encoding="utf-8"?>
-<ds:datastoreItem xmlns:ds="http://schemas.openxmlformats.org/officeDocument/2006/customXml" ds:itemID="{A9EF9553-E0A3-4920-B966-476CF35F3B97}">
+<file path=customXml/itemProps3.xml><?xml version="1.0" encoding="utf-8"?>
+<ds:datastoreItem xmlns:ds="http://schemas.openxmlformats.org/officeDocument/2006/customXml" ds:itemID="{4BF44D68-886D-4CA8-AAAD-FD574C108582}">
   <ds:schemaRefs>
-    <ds:schemaRef ds:uri="http://schemas.microsoft.com/office/2006/metadata/properties"/>
-    <ds:schemaRef ds:uri="http://schemas.microsoft.com/office/infopath/2007/PartnerControls"/>
+    <ds:schemaRef ds:uri="http://schemas.openxmlformats.org/officeDocument/2006/bibliography"/>
   </ds:schemaRefs>
 </ds:datastoreItem>
 </file>
 
-<file path=customXml/itemProps3.xml><?xml version="1.0" encoding="utf-8"?>
+<file path=customXml/itemProps4.xml><?xml version="1.0" encoding="utf-8"?>
 <ds:datastoreItem xmlns:ds="http://schemas.openxmlformats.org/officeDocument/2006/customXml" ds:itemID="{A8FB65C0-C56F-4C43-9658-063CB92E7FFA}">
   <ds:schemaRefs>
     <ds:schemaRef ds:uri="http://schemas.microsoft.com/sharepoint/v3/contenttype/forms"/>
   </ds:schemaRefs>
 </ds:datastoreItem>
-</file>
-
-<file path=customXml/itemProps4.xml><?xml version="1.0" encoding="utf-8"?>
-<ds:datastoreItem xmlns:ds="http://schemas.openxmlformats.org/officeDocument/2006/customXml" ds:itemID="{4BF44D68-886D-4CA8-AAAD-FD574C108582}">
-  <ds:schemaRefs>
-    <ds:schemaRef ds:uri="http://schemas.openxmlformats.org/officeDocument/2006/bibliography"/>
-  </ds:schemaRefs>
-</ds:datastoreItem>
 </file>
--- a/Báo cáo DATN/Xây dựng website du lịch Đà Nẵng.docx
+++ b/Báo cáo DATN/Xây dựng website du lịch Đà Nẵng.docx
@@ -9,7 +9,6 @@
         <w:rPr>
           <w:b/>
           <w:bCs/>
-          <w:lang w:val="vi-VN"/>
         </w:rPr>
       </w:pPr>
     </w:p>
@@ -19621,7 +19620,7 @@
           <w:lang w:eastAsia="ja-JP"/>
         </w:rPr>
         <w:drawing>
-          <wp:inline distT="0" distB="0" distL="0" distR="0" wp14:anchorId="2E78FEB8" wp14:editId="24D1509B">
+          <wp:inline distT="0" distB="0" distL="0" distR="0" wp14:anchorId="2E78FEB8" wp14:editId="2BF769D8">
             <wp:extent cx="3244473" cy="2070624"/>
             <wp:effectExtent l="0" t="0" r="0" b="6350"/>
             <wp:docPr id="1" name="Picture 1" descr="Why We Chose Supabase: The Database That Grows With You | Brandmine"/>
@@ -25091,44 +25090,59 @@
         <w:jc w:val="center"/>
         <w:rPr>
           <w:rFonts w:ascii="Times New Roman" w:hAnsi="Times New Roman" w:cs="Times New Roman"/>
-          <w:bCs/>
-          <w:i/>
-          <w:sz w:val="26"/>
-          <w:szCs w:val="26"/>
-          <w:lang w:val="vi-VN"/>
-        </w:rPr>
-      </w:pPr>
-      <w:r>
-        <w:rPr>
-          <w:rFonts w:ascii="Times New Roman" w:hAnsi="Times New Roman" w:cs="Times New Roman"/>
-          <w:bCs/>
-          <w:i/>
-          <w:sz w:val="26"/>
-          <w:szCs w:val="26"/>
-          <w:lang w:val="vi-VN"/>
-        </w:rPr>
-        <w:t>Bảng 2.2:</w:t>
-      </w:r>
-      <w:r>
-        <w:rPr>
-          <w:rFonts w:ascii="Times New Roman" w:hAnsi="Times New Roman" w:cs="Times New Roman"/>
-          <w:i/>
-          <w:sz w:val="26"/>
-          <w:szCs w:val="26"/>
-          <w:lang w:val="vi-VN"/>
-        </w:rPr>
-        <w:t xml:space="preserve"> </w:t>
-      </w:r>
-      <w:r>
-        <w:rPr>
-          <w:rFonts w:ascii="Times New Roman" w:hAnsi="Times New Roman" w:cs="Times New Roman"/>
           <w:i/>
           <w:iCs/>
           <w:sz w:val="26"/>
           <w:szCs w:val="26"/>
+          <w:lang w:val="vi-VN"/>
+        </w:rPr>
+      </w:pPr>
+      <w:r>
+        <w:rPr>
+          <w:rFonts w:ascii="Times New Roman" w:hAnsi="Times New Roman" w:cs="Times New Roman"/>
+          <w:bCs/>
+          <w:i/>
+          <w:sz w:val="26"/>
+          <w:szCs w:val="26"/>
+          <w:lang w:val="vi-VN"/>
+        </w:rPr>
+        <w:t>Bảng 2.2:</w:t>
+      </w:r>
+      <w:r>
+        <w:rPr>
+          <w:rFonts w:ascii="Times New Roman" w:hAnsi="Times New Roman" w:cs="Times New Roman"/>
+          <w:i/>
+          <w:sz w:val="26"/>
+          <w:szCs w:val="26"/>
+          <w:lang w:val="vi-VN"/>
+        </w:rPr>
+        <w:t xml:space="preserve"> </w:t>
+      </w:r>
+      <w:r>
+        <w:rPr>
+          <w:rFonts w:ascii="Times New Roman" w:hAnsi="Times New Roman" w:cs="Times New Roman"/>
+          <w:i/>
+          <w:iCs/>
+          <w:sz w:val="26"/>
+          <w:szCs w:val="26"/>
         </w:rPr>
         <w:t>Các yêu cầu phi chức năng và phương án triển khai</w:t>
       </w:r>
+    </w:p>
+    <w:p>
+      <w:pPr>
+        <w:spacing w:after="120" w:line="312" w:lineRule="auto"/>
+        <w:ind w:firstLine="0"/>
+        <w:jc w:val="center"/>
+        <w:rPr>
+          <w:rFonts w:ascii="Times New Roman" w:hAnsi="Times New Roman" w:cs="Times New Roman"/>
+          <w:bCs/>
+          <w:i/>
+          <w:sz w:val="26"/>
+          <w:szCs w:val="26"/>
+          <w:lang w:val="vi-VN"/>
+        </w:rPr>
+      </w:pPr>
     </w:p>
     <w:p>
       <w:pPr>
@@ -25197,14 +25211,25 @@
           <w:szCs w:val="26"/>
           <w:lang w:eastAsia="ja-JP"/>
         </w:rPr>
-        <w:t>Khách truy cập</w:t>
+        <w:t>Người</w:t>
+      </w:r>
+      <w:r>
+        <w:rPr>
+          <w:rFonts w:ascii="Times New Roman" w:hAnsi="Times New Roman" w:cs="Times New Roman"/>
+          <w:bCs/>
+          <w:i/>
+          <w:sz w:val="26"/>
+          <w:szCs w:val="26"/>
+          <w:lang w:val="vi-VN" w:eastAsia="ja-JP"/>
+        </w:rPr>
+        <w:t xml:space="preserve"> dùng đã đăng nhập</w:t>
       </w:r>
     </w:p>
     <w:p>
       <w:pPr>
         <w:pStyle w:val="ListParagraph"/>
         <w:spacing w:after="120" w:line="319" w:lineRule="auto"/>
-        <w:ind w:left="1080" w:firstLine="0"/>
+        <w:ind w:left="284" w:firstLine="0"/>
         <w:rPr>
           <w:rFonts w:ascii="Times New Roman" w:hAnsi="Times New Roman" w:cs="Times New Roman"/>
           <w:bCs/>
@@ -25219,7 +25244,195 @@
           <w:noProof/>
         </w:rPr>
         <w:drawing>
-          <wp:inline distT="0" distB="0" distL="0" distR="0" wp14:anchorId="6DB8CE64" wp14:editId="22215663">
+          <wp:inline distT="0" distB="0" distL="0" distR="0" wp14:anchorId="393525BA" wp14:editId="4FEDAA78">
+            <wp:extent cx="5943600" cy="3597910"/>
+            <wp:effectExtent l="0" t="0" r="0" b="2540"/>
+            <wp:docPr id="263740511" name="Picture 1"/>
+            <wp:cNvGraphicFramePr>
+              <a:graphicFrameLocks xmlns:a="http://schemas.openxmlformats.org/drawingml/2006/main" noChangeAspect="1"/>
+            </wp:cNvGraphicFramePr>
+            <a:graphic xmlns:a="http://schemas.openxmlformats.org/drawingml/2006/main">
+              <a:graphicData uri="http://schemas.openxmlformats.org/drawingml/2006/picture">
+                <pic:pic xmlns:pic="http://schemas.openxmlformats.org/drawingml/2006/picture">
+                  <pic:nvPicPr>
+                    <pic:cNvPr id="263740511" name=""/>
+                    <pic:cNvPicPr/>
+                  </pic:nvPicPr>
+                  <pic:blipFill>
+                    <a:blip r:embed="rId22"/>
+                    <a:stretch>
+                      <a:fillRect/>
+                    </a:stretch>
+                  </pic:blipFill>
+                  <pic:spPr>
+                    <a:xfrm>
+                      <a:off x="0" y="0"/>
+                      <a:ext cx="5943600" cy="3597910"/>
+                    </a:xfrm>
+                    <a:prstGeom prst="rect">
+                      <a:avLst/>
+                    </a:prstGeom>
+                  </pic:spPr>
+                </pic:pic>
+              </a:graphicData>
+            </a:graphic>
+          </wp:inline>
+        </w:drawing>
+      </w:r>
+    </w:p>
+    <w:p>
+      <w:pPr>
+        <w:pStyle w:val="HINHANH"/>
+        <w:rPr>
+          <w:i/>
+          <w:lang w:val="vi-VN"/>
+        </w:rPr>
+      </w:pPr>
+      <w:r>
+        <w:rPr>
+          <w:i/>
+          <w:lang w:val="vi-VN"/>
+        </w:rPr>
+        <w:t xml:space="preserve">Hình </w:t>
+      </w:r>
+      <w:r>
+        <w:rPr>
+          <w:i/>
+          <w:lang w:val="vi-VN"/>
+        </w:rPr>
+        <w:t>2.</w:t>
+      </w:r>
+      <w:r>
+        <w:rPr>
+          <w:i/>
+        </w:rPr>
+        <w:t>2</w:t>
+      </w:r>
+      <w:r>
+        <w:rPr>
+          <w:i/>
+          <w:lang w:val="vi-VN"/>
+        </w:rPr>
+        <w:t xml:space="preserve">  </w:t>
+      </w:r>
+      <w:r>
+        <w:rPr>
+          <w:i/>
+        </w:rPr>
+        <w:t>Sơ đồ Use Case phân hệ Người dùng đã đăng nhập</w:t>
+      </w:r>
+    </w:p>
+    <w:p>
+      <w:pPr>
+        <w:pStyle w:val="HINHANH"/>
+        <w:rPr>
+          <w:i/>
+          <w:lang w:val="vi-VN"/>
+        </w:rPr>
+      </w:pPr>
+    </w:p>
+    <w:p>
+      <w:pPr>
+        <w:spacing w:after="120" w:line="319" w:lineRule="auto"/>
+        <w:ind w:firstLine="0"/>
+        <w:rPr>
+          <w:rFonts w:ascii="Times New Roman" w:hAnsi="Times New Roman" w:cs="Times New Roman"/>
+          <w:bCs/>
+          <w:i/>
+          <w:sz w:val="26"/>
+          <w:szCs w:val="26"/>
+          <w:lang w:val="vi-VN" w:eastAsia="ja-JP"/>
+        </w:rPr>
+      </w:pPr>
+    </w:p>
+    <w:p>
+      <w:pPr>
+        <w:spacing w:after="120" w:line="319" w:lineRule="auto"/>
+        <w:ind w:firstLine="0"/>
+        <w:rPr>
+          <w:rFonts w:ascii="Times New Roman" w:hAnsi="Times New Roman" w:cs="Times New Roman"/>
+          <w:bCs/>
+          <w:i/>
+          <w:sz w:val="26"/>
+          <w:szCs w:val="26"/>
+          <w:lang w:val="vi-VN" w:eastAsia="ja-JP"/>
+        </w:rPr>
+      </w:pPr>
+    </w:p>
+    <w:p>
+      <w:pPr>
+        <w:spacing w:after="120" w:line="319" w:lineRule="auto"/>
+        <w:ind w:firstLine="0"/>
+        <w:rPr>
+          <w:rFonts w:ascii="Times New Roman" w:hAnsi="Times New Roman" w:cs="Times New Roman"/>
+          <w:bCs/>
+          <w:i/>
+          <w:sz w:val="26"/>
+          <w:szCs w:val="26"/>
+          <w:lang w:val="vi-VN" w:eastAsia="ja-JP"/>
+        </w:rPr>
+      </w:pPr>
+    </w:p>
+    <w:p>
+      <w:pPr>
+        <w:pStyle w:val="ListParagraph"/>
+        <w:numPr>
+          <w:ilvl w:val="2"/>
+          <w:numId w:val="11"/>
+        </w:numPr>
+        <w:spacing w:after="120" w:line="319" w:lineRule="auto"/>
+        <w:rPr>
+          <w:rFonts w:ascii="Times New Roman" w:hAnsi="Times New Roman" w:cs="Times New Roman"/>
+          <w:bCs/>
+          <w:i/>
+          <w:sz w:val="26"/>
+          <w:szCs w:val="26"/>
+          <w:lang w:eastAsia="ja-JP"/>
+        </w:rPr>
+      </w:pPr>
+      <w:r>
+        <w:rPr>
+          <w:rFonts w:ascii="Times New Roman" w:hAnsi="Times New Roman" w:cs="Times New Roman"/>
+          <w:bCs/>
+          <w:i/>
+          <w:sz w:val="26"/>
+          <w:szCs w:val="26"/>
+          <w:lang w:eastAsia="ja-JP"/>
+        </w:rPr>
+        <w:lastRenderedPageBreak/>
+        <w:t>Khách</w:t>
+      </w:r>
+      <w:r>
+        <w:rPr>
+          <w:rFonts w:ascii="Times New Roman" w:hAnsi="Times New Roman" w:cs="Times New Roman"/>
+          <w:bCs/>
+          <w:i/>
+          <w:sz w:val="26"/>
+          <w:szCs w:val="26"/>
+          <w:lang w:val="vi-VN" w:eastAsia="ja-JP"/>
+        </w:rPr>
+        <w:t xml:space="preserve"> truy cập</w:t>
+      </w:r>
+    </w:p>
+    <w:p>
+      <w:pPr>
+        <w:spacing w:after="120" w:line="319" w:lineRule="auto"/>
+        <w:ind w:left="1134" w:firstLine="0"/>
+        <w:rPr>
+          <w:rFonts w:ascii="Times New Roman" w:hAnsi="Times New Roman" w:cs="Times New Roman"/>
+          <w:bCs/>
+          <w:i/>
+          <w:sz w:val="26"/>
+          <w:szCs w:val="26"/>
+          <w:lang w:val="vi-VN" w:eastAsia="ja-JP"/>
+        </w:rPr>
+      </w:pPr>
+      <w:r>
+        <w:rPr>
+          <w:noProof/>
+        </w:rPr>
+        <w:drawing>
+          <wp:inline distT="0" distB="0" distL="0" distR="0" wp14:anchorId="552F30E6" wp14:editId="0E73B9C1">
             <wp:extent cx="3739515" cy="4806950"/>
             <wp:effectExtent l="0" t="0" r="0" b="0"/>
             <wp:docPr id="1685249660" name="Picture 1"/>
@@ -25234,7 +25447,7 @@
                     <pic:cNvPicPr/>
                   </pic:nvPicPr>
                   <pic:blipFill>
-                    <a:blip r:embed="rId22"/>
+                    <a:blip r:embed="rId23"/>
                     <a:stretch>
                       <a:fillRect/>
                     </a:stretch>
@@ -25281,7 +25494,7 @@
         <w:rPr>
           <w:i/>
         </w:rPr>
-        <w:t>2</w:t>
+        <w:t>3</w:t>
       </w:r>
       <w:r>
         <w:rPr>
@@ -25299,15 +25512,73 @@
     </w:p>
     <w:p>
       <w:pPr>
-        <w:spacing w:after="120" w:line="319" w:lineRule="auto"/>
-        <w:ind w:firstLine="0"/>
-        <w:rPr>
-          <w:rFonts w:ascii="Times New Roman" w:hAnsi="Times New Roman" w:cs="Times New Roman"/>
-          <w:bCs/>
+        <w:pStyle w:val="HINHANH"/>
+        <w:rPr>
           <w:i/>
-          <w:sz w:val="26"/>
-          <w:szCs w:val="26"/>
-          <w:lang w:val="vi-VN" w:eastAsia="ja-JP"/>
+          <w:lang w:val="vi-VN"/>
+        </w:rPr>
+      </w:pPr>
+    </w:p>
+    <w:p>
+      <w:pPr>
+        <w:pStyle w:val="HINHANH"/>
+        <w:rPr>
+          <w:i/>
+          <w:lang w:val="vi-VN"/>
+        </w:rPr>
+      </w:pPr>
+    </w:p>
+    <w:p>
+      <w:pPr>
+        <w:pStyle w:val="HINHANH"/>
+        <w:rPr>
+          <w:i/>
+          <w:lang w:val="vi-VN"/>
+        </w:rPr>
+      </w:pPr>
+    </w:p>
+    <w:p>
+      <w:pPr>
+        <w:pStyle w:val="HINHANH"/>
+        <w:rPr>
+          <w:i/>
+          <w:lang w:val="vi-VN"/>
+        </w:rPr>
+      </w:pPr>
+    </w:p>
+    <w:p>
+      <w:pPr>
+        <w:pStyle w:val="HINHANH"/>
+        <w:rPr>
+          <w:i/>
+          <w:lang w:val="vi-VN"/>
+        </w:rPr>
+      </w:pPr>
+    </w:p>
+    <w:p>
+      <w:pPr>
+        <w:pStyle w:val="HINHANH"/>
+        <w:rPr>
+          <w:i/>
+          <w:lang w:val="vi-VN"/>
+        </w:rPr>
+      </w:pPr>
+    </w:p>
+    <w:p>
+      <w:pPr>
+        <w:pStyle w:val="HINHANH"/>
+        <w:rPr>
+          <w:i/>
+          <w:lang w:val="vi-VN"/>
+        </w:rPr>
+      </w:pPr>
+    </w:p>
+    <w:p>
+      <w:pPr>
+        <w:pStyle w:val="HINHANH"/>
+        <w:rPr>
+          <w:i/>
+          <w:lang w:val="vi-VN"/>
         </w:rPr>
       </w:pPr>
     </w:p>
@@ -25338,140 +25609,6 @@
           <w:lang w:eastAsia="ja-JP"/>
         </w:rPr>
         <w:lastRenderedPageBreak/>
-        <w:t>Người dùng đã đăng nhập</w:t>
-      </w:r>
-    </w:p>
-    <w:p>
-      <w:pPr>
-        <w:spacing w:after="120" w:line="319" w:lineRule="auto"/>
-        <w:ind w:left="709" w:firstLine="0"/>
-        <w:rPr>
-          <w:rFonts w:ascii="Times New Roman" w:hAnsi="Times New Roman" w:cs="Times New Roman"/>
-          <w:bCs/>
-          <w:i/>
-          <w:sz w:val="26"/>
-          <w:szCs w:val="26"/>
-          <w:lang w:val="vi-VN" w:eastAsia="ja-JP"/>
-        </w:rPr>
-      </w:pPr>
-      <w:r>
-        <w:rPr>
-          <w:noProof/>
-        </w:rPr>
-        <w:drawing>
-          <wp:inline distT="0" distB="0" distL="0" distR="0" wp14:anchorId="0EBC05CF" wp14:editId="734E01C3">
-            <wp:extent cx="5943600" cy="3597910"/>
-            <wp:effectExtent l="0" t="0" r="0" b="2540"/>
-            <wp:docPr id="263740511" name="Picture 1"/>
-            <wp:cNvGraphicFramePr>
-              <a:graphicFrameLocks xmlns:a="http://schemas.openxmlformats.org/drawingml/2006/main" noChangeAspect="1"/>
-            </wp:cNvGraphicFramePr>
-            <a:graphic xmlns:a="http://schemas.openxmlformats.org/drawingml/2006/main">
-              <a:graphicData uri="http://schemas.openxmlformats.org/drawingml/2006/picture">
-                <pic:pic xmlns:pic="http://schemas.openxmlformats.org/drawingml/2006/picture">
-                  <pic:nvPicPr>
-                    <pic:cNvPr id="263740511" name=""/>
-                    <pic:cNvPicPr/>
-                  </pic:nvPicPr>
-                  <pic:blipFill>
-                    <a:blip r:embed="rId23"/>
-                    <a:stretch>
-                      <a:fillRect/>
-                    </a:stretch>
-                  </pic:blipFill>
-                  <pic:spPr>
-                    <a:xfrm>
-                      <a:off x="0" y="0"/>
-                      <a:ext cx="5943600" cy="3597910"/>
-                    </a:xfrm>
-                    <a:prstGeom prst="rect">
-                      <a:avLst/>
-                    </a:prstGeom>
-                  </pic:spPr>
-                </pic:pic>
-              </a:graphicData>
-            </a:graphic>
-          </wp:inline>
-        </w:drawing>
-      </w:r>
-    </w:p>
-    <w:p>
-      <w:pPr>
-        <w:pStyle w:val="HINHANH"/>
-        <w:rPr>
-          <w:i/>
-          <w:lang w:val="vi-VN"/>
-        </w:rPr>
-      </w:pPr>
-      <w:r>
-        <w:rPr>
-          <w:i/>
-          <w:lang w:val="vi-VN"/>
-        </w:rPr>
-        <w:t xml:space="preserve">Hình </w:t>
-      </w:r>
-      <w:r>
-        <w:rPr>
-          <w:i/>
-          <w:lang w:val="vi-VN"/>
-        </w:rPr>
-        <w:t>2.</w:t>
-      </w:r>
-      <w:r>
-        <w:rPr>
-          <w:i/>
-        </w:rPr>
-        <w:t>3</w:t>
-      </w:r>
-      <w:r>
-        <w:rPr>
-          <w:i/>
-          <w:lang w:val="vi-VN"/>
-        </w:rPr>
-        <w:t xml:space="preserve">  </w:t>
-      </w:r>
-      <w:r>
-        <w:rPr>
-          <w:i/>
-        </w:rPr>
-        <w:t>Sơ đồ Use Case phân hệ Người dùng đã đăng nhập</w:t>
-      </w:r>
-    </w:p>
-    <w:p>
-      <w:pPr>
-        <w:pStyle w:val="HINHANH"/>
-        <w:rPr>
-          <w:i/>
-          <w:lang w:val="vi-VN"/>
-        </w:rPr>
-      </w:pPr>
-    </w:p>
-    <w:p>
-      <w:pPr>
-        <w:pStyle w:val="ListParagraph"/>
-        <w:numPr>
-          <w:ilvl w:val="2"/>
-          <w:numId w:val="11"/>
-        </w:numPr>
-        <w:spacing w:after="120" w:line="319" w:lineRule="auto"/>
-        <w:rPr>
-          <w:rFonts w:ascii="Times New Roman" w:hAnsi="Times New Roman" w:cs="Times New Roman"/>
-          <w:bCs/>
-          <w:i/>
-          <w:sz w:val="26"/>
-          <w:szCs w:val="26"/>
-          <w:lang w:eastAsia="ja-JP"/>
-        </w:rPr>
-      </w:pPr>
-      <w:r>
-        <w:rPr>
-          <w:rFonts w:ascii="Times New Roman" w:hAnsi="Times New Roman" w:cs="Times New Roman"/>
-          <w:bCs/>
-          <w:i/>
-          <w:sz w:val="26"/>
-          <w:szCs w:val="26"/>
-          <w:lang w:eastAsia="ja-JP"/>
-        </w:rPr>
         <w:t>Quản trị viên</w:t>
       </w:r>
     </w:p>
@@ -25492,7 +25629,6 @@
         <w:rPr>
           <w:noProof/>
         </w:rPr>
-        <w:lastRenderedPageBreak/>
         <w:drawing>
           <wp:inline distT="0" distB="0" distL="0" distR="0" wp14:anchorId="3DC374E7" wp14:editId="11DAA23E">
             <wp:extent cx="4019334" cy="3956050"/>
@@ -25609,27 +25745,1454 @@
           <w:ilvl w:val="2"/>
           <w:numId w:val="11"/>
         </w:numPr>
+        <w:rPr>
+          <w:rFonts w:ascii="Times New Roman" w:hAnsi="Times New Roman" w:cs="Times New Roman"/>
+          <w:bCs/>
+          <w:i/>
+          <w:sz w:val="26"/>
+          <w:szCs w:val="26"/>
+          <w:lang w:eastAsia="ja-JP"/>
+        </w:rPr>
+      </w:pPr>
+      <w:r>
+        <w:rPr>
+          <w:rFonts w:ascii="Times New Roman" w:hAnsi="Times New Roman" w:cs="Times New Roman"/>
+          <w:bCs/>
+          <w:i/>
+          <w:sz w:val="26"/>
+          <w:szCs w:val="26"/>
+          <w:lang w:eastAsia="ja-JP"/>
+        </w:rPr>
+        <w:t>Use case tìm kiếm địa điểm và tour</w:t>
+      </w:r>
+    </w:p>
+    <w:tbl>
+      <w:tblPr>
+        <w:tblStyle w:val="TableGrid"/>
+        <w:tblW w:w="9187" w:type="dxa"/>
+        <w:tblInd w:w="-5" w:type="dxa"/>
+        <w:shd w:val="clear" w:color="auto" w:fill="FFFFFF" w:themeFill="background1"/>
+        <w:tblLook w:val="04A0" w:firstRow="1" w:lastRow="0" w:firstColumn="1" w:lastColumn="0" w:noHBand="0" w:noVBand="1"/>
+      </w:tblPr>
+      <w:tblGrid>
+        <w:gridCol w:w="1963"/>
+        <w:gridCol w:w="7224"/>
+      </w:tblGrid>
+      <w:tr>
+        <w:trPr>
+          <w:trHeight w:val="476"/>
+        </w:trPr>
+        <w:tc>
+          <w:tcPr>
+            <w:tcW w:w="1963" w:type="dxa"/>
+            <w:tcBorders>
+              <w:top w:val="single" w:sz="4" w:space="0" w:color="auto"/>
+              <w:left w:val="single" w:sz="4" w:space="0" w:color="auto"/>
+              <w:bottom w:val="single" w:sz="4" w:space="0" w:color="auto"/>
+              <w:right w:val="single" w:sz="4" w:space="0" w:color="auto"/>
+            </w:tcBorders>
+            <w:shd w:val="clear" w:color="auto" w:fill="FFFFFF" w:themeFill="background1"/>
+            <w:hideMark/>
+          </w:tcPr>
+          <w:p>
+            <w:pPr>
+              <w:spacing w:line="26" w:lineRule="atLeast"/>
+              <w:ind w:firstLine="71"/>
+              <w:rPr>
+                <w:rFonts w:ascii="Times New Roman" w:hAnsi="Times New Roman" w:cs="Times New Roman"/>
+                <w:color w:val="000000" w:themeColor="text1"/>
+                <w:sz w:val="26"/>
+                <w:szCs w:val="26"/>
+              </w:rPr>
+            </w:pPr>
+            <w:bookmarkStart w:id="44" w:name="_Hlk232118091"/>
+            <w:r>
+              <w:rPr>
+                <w:rFonts w:ascii="Times New Roman" w:hAnsi="Times New Roman" w:cs="Times New Roman"/>
+                <w:sz w:val="26"/>
+                <w:szCs w:val="26"/>
+              </w:rPr>
+              <w:t>Mã ca sử dụng</w:t>
+            </w:r>
+          </w:p>
+        </w:tc>
+        <w:tc>
+          <w:tcPr>
+            <w:tcW w:w="7224" w:type="dxa"/>
+            <w:tcBorders>
+              <w:top w:val="single" w:sz="4" w:space="0" w:color="auto"/>
+              <w:left w:val="single" w:sz="4" w:space="0" w:color="auto"/>
+              <w:bottom w:val="single" w:sz="4" w:space="0" w:color="auto"/>
+              <w:right w:val="single" w:sz="4" w:space="0" w:color="auto"/>
+            </w:tcBorders>
+            <w:shd w:val="clear" w:color="auto" w:fill="FFFFFF" w:themeFill="background1"/>
+            <w:hideMark/>
+          </w:tcPr>
+          <w:p>
+            <w:pPr>
+              <w:spacing w:line="26" w:lineRule="atLeast"/>
+              <w:ind w:firstLine="31"/>
+              <w:rPr>
+                <w:rFonts w:ascii="Times New Roman" w:hAnsi="Times New Roman" w:cs="Times New Roman"/>
+                <w:color w:val="000000" w:themeColor="text1"/>
+                <w:sz w:val="26"/>
+                <w:szCs w:val="26"/>
+              </w:rPr>
+            </w:pPr>
+            <w:r>
+              <w:rPr>
+                <w:rFonts w:ascii="Times New Roman" w:hAnsi="Times New Roman" w:cs="Times New Roman"/>
+                <w:sz w:val="26"/>
+                <w:szCs w:val="26"/>
+              </w:rPr>
+              <w:t>UC01</w:t>
+            </w:r>
+          </w:p>
+        </w:tc>
+      </w:tr>
+      <w:tr>
+        <w:trPr>
+          <w:trHeight w:val="476"/>
+        </w:trPr>
+        <w:tc>
+          <w:tcPr>
+            <w:tcW w:w="1963" w:type="dxa"/>
+            <w:tcBorders>
+              <w:top w:val="single" w:sz="4" w:space="0" w:color="auto"/>
+              <w:left w:val="single" w:sz="4" w:space="0" w:color="auto"/>
+              <w:bottom w:val="single" w:sz="4" w:space="0" w:color="auto"/>
+              <w:right w:val="single" w:sz="4" w:space="0" w:color="auto"/>
+            </w:tcBorders>
+            <w:shd w:val="clear" w:color="auto" w:fill="FFFFFF" w:themeFill="background1"/>
+            <w:hideMark/>
+          </w:tcPr>
+          <w:p>
+            <w:pPr>
+              <w:spacing w:line="26" w:lineRule="atLeast"/>
+              <w:ind w:firstLine="71"/>
+              <w:rPr>
+                <w:rFonts w:ascii="Times New Roman" w:hAnsi="Times New Roman" w:cs="Times New Roman"/>
+                <w:color w:val="000000" w:themeColor="text1"/>
+                <w:sz w:val="26"/>
+                <w:szCs w:val="26"/>
+              </w:rPr>
+            </w:pPr>
+            <w:r>
+              <w:rPr>
+                <w:rFonts w:ascii="Times New Roman" w:hAnsi="Times New Roman" w:cs="Times New Roman"/>
+                <w:sz w:val="26"/>
+                <w:szCs w:val="26"/>
+              </w:rPr>
+              <w:t>Tên use case</w:t>
+            </w:r>
+          </w:p>
+        </w:tc>
+        <w:tc>
+          <w:tcPr>
+            <w:tcW w:w="7224" w:type="dxa"/>
+            <w:tcBorders>
+              <w:top w:val="single" w:sz="4" w:space="0" w:color="auto"/>
+              <w:left w:val="single" w:sz="4" w:space="0" w:color="auto"/>
+              <w:bottom w:val="single" w:sz="4" w:space="0" w:color="auto"/>
+              <w:right w:val="single" w:sz="4" w:space="0" w:color="auto"/>
+            </w:tcBorders>
+            <w:shd w:val="clear" w:color="auto" w:fill="FFFFFF" w:themeFill="background1"/>
+            <w:hideMark/>
+          </w:tcPr>
+          <w:p>
+            <w:pPr>
+              <w:spacing w:line="26" w:lineRule="atLeast"/>
+              <w:ind w:firstLine="31"/>
+              <w:rPr>
+                <w:rFonts w:ascii="Times New Roman" w:hAnsi="Times New Roman" w:cs="Times New Roman"/>
+                <w:color w:val="000000" w:themeColor="text1"/>
+                <w:sz w:val="26"/>
+                <w:szCs w:val="26"/>
+              </w:rPr>
+            </w:pPr>
+            <w:r>
+              <w:rPr>
+                <w:rFonts w:ascii="Times New Roman" w:hAnsi="Times New Roman" w:cs="Times New Roman"/>
+                <w:sz w:val="26"/>
+                <w:szCs w:val="26"/>
+              </w:rPr>
+              <w:t>Tìm kiếm</w:t>
+            </w:r>
+          </w:p>
+        </w:tc>
+      </w:tr>
+      <w:tr>
+        <w:trPr>
+          <w:trHeight w:val="432"/>
+        </w:trPr>
+        <w:tc>
+          <w:tcPr>
+            <w:tcW w:w="1963" w:type="dxa"/>
+            <w:tcBorders>
+              <w:top w:val="single" w:sz="4" w:space="0" w:color="auto"/>
+              <w:left w:val="single" w:sz="4" w:space="0" w:color="auto"/>
+              <w:bottom w:val="single" w:sz="4" w:space="0" w:color="auto"/>
+              <w:right w:val="single" w:sz="4" w:space="0" w:color="auto"/>
+            </w:tcBorders>
+            <w:shd w:val="clear" w:color="auto" w:fill="FFFFFF" w:themeFill="background1"/>
+            <w:hideMark/>
+          </w:tcPr>
+          <w:p>
+            <w:pPr>
+              <w:spacing w:line="26" w:lineRule="atLeast"/>
+              <w:ind w:firstLine="71"/>
+              <w:rPr>
+                <w:rFonts w:ascii="Times New Roman" w:hAnsi="Times New Roman" w:cs="Times New Roman"/>
+                <w:color w:val="000000" w:themeColor="text1"/>
+                <w:sz w:val="26"/>
+                <w:szCs w:val="26"/>
+              </w:rPr>
+            </w:pPr>
+            <w:r>
+              <w:rPr>
+                <w:rFonts w:ascii="Times New Roman" w:hAnsi="Times New Roman" w:cs="Times New Roman"/>
+                <w:sz w:val="26"/>
+                <w:szCs w:val="26"/>
+              </w:rPr>
+              <w:t>Mô tả</w:t>
+            </w:r>
+          </w:p>
+        </w:tc>
+        <w:tc>
+          <w:tcPr>
+            <w:tcW w:w="7224" w:type="dxa"/>
+            <w:tcBorders>
+              <w:top w:val="single" w:sz="4" w:space="0" w:color="auto"/>
+              <w:left w:val="single" w:sz="4" w:space="0" w:color="auto"/>
+              <w:bottom w:val="single" w:sz="4" w:space="0" w:color="auto"/>
+              <w:right w:val="single" w:sz="4" w:space="0" w:color="auto"/>
+            </w:tcBorders>
+            <w:shd w:val="clear" w:color="auto" w:fill="FFFFFF" w:themeFill="background1"/>
+            <w:hideMark/>
+          </w:tcPr>
+          <w:p>
+            <w:pPr>
+              <w:spacing w:line="26" w:lineRule="atLeast"/>
+              <w:ind w:firstLine="31"/>
+              <w:rPr>
+                <w:rFonts w:ascii="Times New Roman" w:hAnsi="Times New Roman" w:cs="Times New Roman"/>
+                <w:color w:val="000000" w:themeColor="text1"/>
+                <w:sz w:val="26"/>
+                <w:szCs w:val="26"/>
+              </w:rPr>
+            </w:pPr>
+            <w:r>
+              <w:rPr>
+                <w:rFonts w:ascii="Times New Roman" w:hAnsi="Times New Roman" w:cs="Times New Roman"/>
+                <w:sz w:val="26"/>
+                <w:szCs w:val="26"/>
+              </w:rPr>
+              <w:t>Người dùng tìm kiếm địa điểm, tour du lịch, bài viết bằng cách nhập từ khóa và thiết lập các bộ lọc.</w:t>
+            </w:r>
+          </w:p>
+        </w:tc>
+      </w:tr>
+      <w:tr>
+        <w:trPr>
+          <w:trHeight w:val="476"/>
+        </w:trPr>
+        <w:tc>
+          <w:tcPr>
+            <w:tcW w:w="1963" w:type="dxa"/>
+            <w:tcBorders>
+              <w:top w:val="single" w:sz="4" w:space="0" w:color="auto"/>
+              <w:left w:val="single" w:sz="4" w:space="0" w:color="auto"/>
+              <w:bottom w:val="single" w:sz="4" w:space="0" w:color="auto"/>
+              <w:right w:val="single" w:sz="4" w:space="0" w:color="auto"/>
+            </w:tcBorders>
+            <w:shd w:val="clear" w:color="auto" w:fill="FFFFFF" w:themeFill="background1"/>
+            <w:hideMark/>
+          </w:tcPr>
+          <w:p>
+            <w:pPr>
+              <w:spacing w:line="26" w:lineRule="atLeast"/>
+              <w:ind w:firstLine="71"/>
+              <w:rPr>
+                <w:rFonts w:ascii="Times New Roman" w:hAnsi="Times New Roman" w:cs="Times New Roman"/>
+                <w:color w:val="000000" w:themeColor="text1"/>
+                <w:sz w:val="26"/>
+                <w:szCs w:val="26"/>
+              </w:rPr>
+            </w:pPr>
+            <w:r>
+              <w:rPr>
+                <w:rFonts w:ascii="Times New Roman" w:hAnsi="Times New Roman" w:cs="Times New Roman"/>
+                <w:sz w:val="26"/>
+                <w:szCs w:val="26"/>
+              </w:rPr>
+              <w:t>Tác nhân</w:t>
+            </w:r>
+          </w:p>
+        </w:tc>
+        <w:tc>
+          <w:tcPr>
+            <w:tcW w:w="7224" w:type="dxa"/>
+            <w:tcBorders>
+              <w:top w:val="single" w:sz="4" w:space="0" w:color="auto"/>
+              <w:left w:val="single" w:sz="4" w:space="0" w:color="auto"/>
+              <w:bottom w:val="single" w:sz="4" w:space="0" w:color="auto"/>
+              <w:right w:val="single" w:sz="4" w:space="0" w:color="auto"/>
+            </w:tcBorders>
+            <w:shd w:val="clear" w:color="auto" w:fill="FFFFFF" w:themeFill="background1"/>
+            <w:hideMark/>
+          </w:tcPr>
+          <w:p>
+            <w:pPr>
+              <w:spacing w:line="26" w:lineRule="atLeast"/>
+              <w:ind w:firstLine="31"/>
+              <w:rPr>
+                <w:rFonts w:ascii="Times New Roman" w:hAnsi="Times New Roman" w:cs="Times New Roman"/>
+                <w:color w:val="000000" w:themeColor="text1"/>
+                <w:sz w:val="26"/>
+                <w:szCs w:val="26"/>
+              </w:rPr>
+            </w:pPr>
+            <w:r>
+              <w:rPr>
+                <w:rFonts w:ascii="Times New Roman" w:hAnsi="Times New Roman" w:cs="Times New Roman"/>
+                <w:sz w:val="26"/>
+                <w:szCs w:val="26"/>
+              </w:rPr>
+              <w:t>Khách truy cập, Người dùng</w:t>
+            </w:r>
+          </w:p>
+        </w:tc>
+      </w:tr>
+      <w:tr>
+        <w:trPr>
+          <w:trHeight w:val="476"/>
+        </w:trPr>
+        <w:tc>
+          <w:tcPr>
+            <w:tcW w:w="1963" w:type="dxa"/>
+            <w:tcBorders>
+              <w:top w:val="single" w:sz="4" w:space="0" w:color="auto"/>
+              <w:left w:val="single" w:sz="4" w:space="0" w:color="auto"/>
+              <w:bottom w:val="single" w:sz="4" w:space="0" w:color="auto"/>
+              <w:right w:val="single" w:sz="4" w:space="0" w:color="auto"/>
+            </w:tcBorders>
+            <w:shd w:val="clear" w:color="auto" w:fill="FFFFFF" w:themeFill="background1"/>
+            <w:hideMark/>
+          </w:tcPr>
+          <w:p>
+            <w:pPr>
+              <w:spacing w:line="26" w:lineRule="atLeast"/>
+              <w:ind w:firstLine="71"/>
+              <w:rPr>
+                <w:rFonts w:ascii="Times New Roman" w:hAnsi="Times New Roman" w:cs="Times New Roman"/>
+                <w:color w:val="000000" w:themeColor="text1"/>
+                <w:sz w:val="26"/>
+                <w:szCs w:val="26"/>
+              </w:rPr>
+            </w:pPr>
+            <w:r>
+              <w:rPr>
+                <w:rFonts w:ascii="Times New Roman" w:hAnsi="Times New Roman" w:cs="Times New Roman"/>
+                <w:sz w:val="26"/>
+                <w:szCs w:val="26"/>
+              </w:rPr>
+              <w:t>Sự kiện kích hoạt</w:t>
+            </w:r>
+          </w:p>
+        </w:tc>
+        <w:tc>
+          <w:tcPr>
+            <w:tcW w:w="7224" w:type="dxa"/>
+            <w:tcBorders>
+              <w:top w:val="single" w:sz="4" w:space="0" w:color="auto"/>
+              <w:left w:val="single" w:sz="4" w:space="0" w:color="auto"/>
+              <w:bottom w:val="single" w:sz="4" w:space="0" w:color="auto"/>
+              <w:right w:val="single" w:sz="4" w:space="0" w:color="auto"/>
+            </w:tcBorders>
+            <w:shd w:val="clear" w:color="auto" w:fill="FFFFFF" w:themeFill="background1"/>
+            <w:hideMark/>
+          </w:tcPr>
+          <w:p>
+            <w:pPr>
+              <w:spacing w:line="26" w:lineRule="atLeast"/>
+              <w:ind w:firstLine="31"/>
+              <w:rPr>
+                <w:rFonts w:ascii="Times New Roman" w:hAnsi="Times New Roman" w:cs="Times New Roman"/>
+                <w:color w:val="000000" w:themeColor="text1"/>
+                <w:sz w:val="26"/>
+                <w:szCs w:val="26"/>
+              </w:rPr>
+            </w:pPr>
+            <w:r>
+              <w:rPr>
+                <w:rFonts w:ascii="Times New Roman" w:hAnsi="Times New Roman" w:cs="Times New Roman"/>
+                <w:sz w:val="26"/>
+                <w:szCs w:val="26"/>
+              </w:rPr>
+              <w:t>Người dùng nhập từ khóa tìm kiếm hoặc nhấp vào các nút lọc giá trị.</w:t>
+            </w:r>
+          </w:p>
+        </w:tc>
+      </w:tr>
+      <w:tr>
+        <w:trPr>
+          <w:trHeight w:val="476"/>
+        </w:trPr>
+        <w:tc>
+          <w:tcPr>
+            <w:tcW w:w="1963" w:type="dxa"/>
+            <w:tcBorders>
+              <w:top w:val="single" w:sz="4" w:space="0" w:color="auto"/>
+              <w:left w:val="single" w:sz="4" w:space="0" w:color="auto"/>
+              <w:bottom w:val="single" w:sz="4" w:space="0" w:color="auto"/>
+              <w:right w:val="single" w:sz="4" w:space="0" w:color="auto"/>
+            </w:tcBorders>
+            <w:shd w:val="clear" w:color="auto" w:fill="FFFFFF" w:themeFill="background1"/>
+            <w:hideMark/>
+          </w:tcPr>
+          <w:p>
+            <w:pPr>
+              <w:spacing w:line="26" w:lineRule="atLeast"/>
+              <w:ind w:firstLine="71"/>
+              <w:rPr>
+                <w:rFonts w:ascii="Times New Roman" w:hAnsi="Times New Roman" w:cs="Times New Roman"/>
+                <w:color w:val="000000" w:themeColor="text1"/>
+                <w:sz w:val="26"/>
+                <w:szCs w:val="26"/>
+              </w:rPr>
+            </w:pPr>
+            <w:r>
+              <w:rPr>
+                <w:rFonts w:ascii="Times New Roman" w:hAnsi="Times New Roman" w:cs="Times New Roman"/>
+                <w:sz w:val="26"/>
+                <w:szCs w:val="26"/>
+              </w:rPr>
+              <w:t>Tiền điều kiện</w:t>
+            </w:r>
+          </w:p>
+        </w:tc>
+        <w:tc>
+          <w:tcPr>
+            <w:tcW w:w="7224" w:type="dxa"/>
+            <w:tcBorders>
+              <w:top w:val="single" w:sz="4" w:space="0" w:color="auto"/>
+              <w:left w:val="single" w:sz="4" w:space="0" w:color="auto"/>
+              <w:bottom w:val="single" w:sz="4" w:space="0" w:color="auto"/>
+              <w:right w:val="single" w:sz="4" w:space="0" w:color="auto"/>
+            </w:tcBorders>
+            <w:shd w:val="clear" w:color="auto" w:fill="FFFFFF" w:themeFill="background1"/>
+            <w:hideMark/>
+          </w:tcPr>
+          <w:p>
+            <w:pPr>
+              <w:spacing w:line="26" w:lineRule="atLeast"/>
+              <w:ind w:firstLine="31"/>
+              <w:rPr>
+                <w:rFonts w:ascii="Times New Roman" w:hAnsi="Times New Roman" w:cs="Times New Roman"/>
+                <w:color w:val="000000" w:themeColor="text1"/>
+                <w:sz w:val="26"/>
+                <w:szCs w:val="26"/>
+              </w:rPr>
+            </w:pPr>
+            <w:r>
+              <w:rPr>
+                <w:rFonts w:ascii="Times New Roman" w:hAnsi="Times New Roman" w:cs="Times New Roman"/>
+                <w:sz w:val="26"/>
+                <w:szCs w:val="26"/>
+              </w:rPr>
+              <w:t>Hệ thống có dữ liệu địa điểm du lịch, tour du lịch hoặc bài viết blog.</w:t>
+            </w:r>
+          </w:p>
+        </w:tc>
+      </w:tr>
+      <w:tr>
+        <w:trPr>
+          <w:trHeight w:val="3909"/>
+        </w:trPr>
+        <w:tc>
+          <w:tcPr>
+            <w:tcW w:w="1963" w:type="dxa"/>
+            <w:tcBorders>
+              <w:top w:val="single" w:sz="4" w:space="0" w:color="auto"/>
+              <w:left w:val="single" w:sz="4" w:space="0" w:color="auto"/>
+              <w:bottom w:val="single" w:sz="4" w:space="0" w:color="auto"/>
+              <w:right w:val="single" w:sz="4" w:space="0" w:color="auto"/>
+            </w:tcBorders>
+            <w:shd w:val="clear" w:color="auto" w:fill="FFFFFF" w:themeFill="background1"/>
+            <w:vAlign w:val="center"/>
+            <w:hideMark/>
+          </w:tcPr>
+          <w:p>
+            <w:pPr>
+              <w:spacing w:line="26" w:lineRule="atLeast"/>
+              <w:ind w:firstLine="71"/>
+              <w:rPr>
+                <w:rFonts w:ascii="Times New Roman" w:hAnsi="Times New Roman" w:cs="Times New Roman"/>
+                <w:color w:val="000000" w:themeColor="text1"/>
+                <w:szCs w:val="26"/>
+              </w:rPr>
+            </w:pPr>
+            <w:r>
+              <w:rPr>
+                <w:rFonts w:ascii="Times New Roman" w:hAnsi="Times New Roman" w:cs="Times New Roman"/>
+                <w:color w:val="000000" w:themeColor="text1"/>
+                <w:szCs w:val="26"/>
+              </w:rPr>
+              <w:lastRenderedPageBreak/>
+              <w:t>Luồng sự kiện chính (Thành công)</w:t>
+            </w:r>
+          </w:p>
+        </w:tc>
+        <w:tc>
+          <w:tcPr>
+            <w:tcW w:w="7224" w:type="dxa"/>
+            <w:tcBorders>
+              <w:top w:val="single" w:sz="4" w:space="0" w:color="auto"/>
+              <w:left w:val="single" w:sz="4" w:space="0" w:color="auto"/>
+              <w:bottom w:val="single" w:sz="4" w:space="0" w:color="auto"/>
+              <w:right w:val="single" w:sz="4" w:space="0" w:color="auto"/>
+            </w:tcBorders>
+            <w:shd w:val="clear" w:color="auto" w:fill="FFFFFF" w:themeFill="background1"/>
+            <w:vAlign w:val="center"/>
+            <w:hideMark/>
+          </w:tcPr>
+          <w:tbl>
+            <w:tblPr>
+              <w:tblStyle w:val="TableGrid"/>
+              <w:tblW w:w="6998" w:type="dxa"/>
+              <w:tblInd w:w="0" w:type="dxa"/>
+              <w:tblLook w:val="04A0" w:firstRow="1" w:lastRow="0" w:firstColumn="1" w:lastColumn="0" w:noHBand="0" w:noVBand="1"/>
+            </w:tblPr>
+            <w:tblGrid>
+              <w:gridCol w:w="737"/>
+              <w:gridCol w:w="1718"/>
+              <w:gridCol w:w="4543"/>
+            </w:tblGrid>
+            <w:tr>
+              <w:trPr>
+                <w:trHeight w:val="432"/>
+              </w:trPr>
+              <w:tc>
+                <w:tcPr>
+                  <w:tcW w:w="737" w:type="dxa"/>
+                  <w:shd w:val="clear" w:color="auto" w:fill="FFCC99"/>
+                  <w:vAlign w:val="center"/>
+                </w:tcPr>
+                <w:p>
+                  <w:pPr>
+                    <w:spacing w:line="26" w:lineRule="atLeast"/>
+                    <w:ind w:firstLine="71"/>
+                    <w:rPr>
+                      <w:rFonts w:ascii="Times New Roman" w:hAnsi="Times New Roman" w:cs="Times New Roman"/>
+                      <w:color w:val="000000" w:themeColor="text1"/>
+                      <w:szCs w:val="26"/>
+                    </w:rPr>
+                  </w:pPr>
+                  <w:bookmarkStart w:id="45" w:name="_Hlk199627198"/>
+                  <w:r>
+                    <w:rPr>
+                      <w:rFonts w:ascii="Times New Roman" w:hAnsi="Times New Roman" w:cs="Times New Roman"/>
+                      <w:color w:val="000000" w:themeColor="text1"/>
+                      <w:szCs w:val="26"/>
+                    </w:rPr>
+                    <w:t>STT</w:t>
+                  </w:r>
+                </w:p>
+              </w:tc>
+              <w:tc>
+                <w:tcPr>
+                  <w:tcW w:w="1718" w:type="dxa"/>
+                  <w:shd w:val="clear" w:color="auto" w:fill="FFCC99"/>
+                  <w:vAlign w:val="center"/>
+                </w:tcPr>
+                <w:p>
+                  <w:pPr>
+                    <w:spacing w:line="26" w:lineRule="atLeast"/>
+                    <w:ind w:firstLine="71"/>
+                    <w:rPr>
+                      <w:rFonts w:ascii="Times New Roman" w:hAnsi="Times New Roman" w:cs="Times New Roman"/>
+                      <w:color w:val="000000" w:themeColor="text1"/>
+                      <w:szCs w:val="26"/>
+                    </w:rPr>
+                  </w:pPr>
+                  <w:r>
+                    <w:rPr>
+                      <w:rFonts w:ascii="Times New Roman" w:hAnsi="Times New Roman" w:cs="Times New Roman"/>
+                      <w:color w:val="000000" w:themeColor="text1"/>
+                      <w:szCs w:val="26"/>
+                    </w:rPr>
+                    <w:t>Thực hiện bởi</w:t>
+                  </w:r>
+                </w:p>
+              </w:tc>
+              <w:tc>
+                <w:tcPr>
+                  <w:tcW w:w="4543" w:type="dxa"/>
+                  <w:shd w:val="clear" w:color="auto" w:fill="FFCC99"/>
+                  <w:vAlign w:val="center"/>
+                </w:tcPr>
+                <w:p>
+                  <w:pPr>
+                    <w:spacing w:line="26" w:lineRule="atLeast"/>
+                    <w:ind w:firstLine="71"/>
+                    <w:rPr>
+                      <w:rFonts w:ascii="Times New Roman" w:hAnsi="Times New Roman" w:cs="Times New Roman"/>
+                      <w:color w:val="000000" w:themeColor="text1"/>
+                      <w:szCs w:val="26"/>
+                    </w:rPr>
+                  </w:pPr>
+                  <w:r>
+                    <w:rPr>
+                      <w:rFonts w:ascii="Times New Roman" w:hAnsi="Times New Roman" w:cs="Times New Roman"/>
+                      <w:color w:val="000000" w:themeColor="text1"/>
+                      <w:szCs w:val="26"/>
+                    </w:rPr>
+                    <w:t>Hành động</w:t>
+                  </w:r>
+                </w:p>
+              </w:tc>
+            </w:tr>
+            <w:tr>
+              <w:trPr>
+                <w:trHeight w:val="432"/>
+              </w:trPr>
+              <w:tc>
+                <w:tcPr>
+                  <w:tcW w:w="737" w:type="dxa"/>
+                </w:tcPr>
+                <w:p>
+                  <w:pPr>
+                    <w:spacing w:line="26" w:lineRule="atLeast"/>
+                    <w:ind w:firstLine="71"/>
+                    <w:rPr>
+                      <w:rFonts w:ascii="Times New Roman" w:hAnsi="Times New Roman" w:cs="Times New Roman"/>
+                      <w:color w:val="000000" w:themeColor="text1"/>
+                      <w:sz w:val="26"/>
+                      <w:szCs w:val="26"/>
+                    </w:rPr>
+                  </w:pPr>
+                  <w:r>
+                    <w:rPr>
+                      <w:rFonts w:ascii="Times New Roman" w:hAnsi="Times New Roman" w:cs="Times New Roman"/>
+                      <w:sz w:val="26"/>
+                      <w:szCs w:val="26"/>
+                    </w:rPr>
+                    <w:t>1.</w:t>
+                  </w:r>
+                </w:p>
+              </w:tc>
+              <w:tc>
+                <w:tcPr>
+                  <w:tcW w:w="1718" w:type="dxa"/>
+                </w:tcPr>
+                <w:p>
+                  <w:pPr>
+                    <w:spacing w:line="26" w:lineRule="atLeast"/>
+                    <w:ind w:firstLine="71"/>
+                    <w:rPr>
+                      <w:rFonts w:ascii="Times New Roman" w:hAnsi="Times New Roman" w:cs="Times New Roman"/>
+                      <w:color w:val="000000" w:themeColor="text1"/>
+                      <w:sz w:val="26"/>
+                      <w:szCs w:val="26"/>
+                    </w:rPr>
+                  </w:pPr>
+                  <w:r>
+                    <w:rPr>
+                      <w:rFonts w:ascii="Times New Roman" w:hAnsi="Times New Roman" w:cs="Times New Roman"/>
+                      <w:sz w:val="26"/>
+                      <w:szCs w:val="26"/>
+                    </w:rPr>
+                    <w:t>Người dùng</w:t>
+                  </w:r>
+                </w:p>
+              </w:tc>
+              <w:tc>
+                <w:tcPr>
+                  <w:tcW w:w="4543" w:type="dxa"/>
+                </w:tcPr>
+                <w:p>
+                  <w:pPr>
+                    <w:spacing w:line="26" w:lineRule="atLeast"/>
+                    <w:ind w:firstLine="71"/>
+                    <w:rPr>
+                      <w:rFonts w:ascii="Times New Roman" w:hAnsi="Times New Roman" w:cs="Times New Roman"/>
+                      <w:color w:val="000000" w:themeColor="text1"/>
+                      <w:sz w:val="26"/>
+                      <w:szCs w:val="26"/>
+                    </w:rPr>
+                  </w:pPr>
+                  <w:r>
+                    <w:rPr>
+                      <w:rFonts w:ascii="Times New Roman" w:hAnsi="Times New Roman" w:cs="Times New Roman"/>
+                      <w:sz w:val="26"/>
+                      <w:szCs w:val="26"/>
+                    </w:rPr>
+                    <w:t>Nhập từ khóa tìm kiếm vào thanh tìm kiếm</w:t>
+                  </w:r>
+                </w:p>
+              </w:tc>
+            </w:tr>
+            <w:tr>
+              <w:trPr>
+                <w:trHeight w:val="720"/>
+              </w:trPr>
+              <w:tc>
+                <w:tcPr>
+                  <w:tcW w:w="737" w:type="dxa"/>
+                </w:tcPr>
+                <w:p>
+                  <w:pPr>
+                    <w:spacing w:line="26" w:lineRule="atLeast"/>
+                    <w:ind w:firstLine="71"/>
+                    <w:rPr>
+                      <w:rFonts w:ascii="Times New Roman" w:hAnsi="Times New Roman" w:cs="Times New Roman"/>
+                      <w:color w:val="000000" w:themeColor="text1"/>
+                      <w:sz w:val="26"/>
+                      <w:szCs w:val="26"/>
+                    </w:rPr>
+                  </w:pPr>
+                  <w:r>
+                    <w:rPr>
+                      <w:rFonts w:ascii="Times New Roman" w:hAnsi="Times New Roman" w:cs="Times New Roman"/>
+                      <w:sz w:val="26"/>
+                      <w:szCs w:val="26"/>
+                    </w:rPr>
+                    <w:t>2.</w:t>
+                  </w:r>
+                </w:p>
+              </w:tc>
+              <w:tc>
+                <w:tcPr>
+                  <w:tcW w:w="1718" w:type="dxa"/>
+                </w:tcPr>
+                <w:p>
+                  <w:pPr>
+                    <w:spacing w:line="26" w:lineRule="atLeast"/>
+                    <w:ind w:firstLine="71"/>
+                    <w:rPr>
+                      <w:rFonts w:ascii="Times New Roman" w:hAnsi="Times New Roman" w:cs="Times New Roman"/>
+                      <w:color w:val="000000" w:themeColor="text1"/>
+                      <w:sz w:val="26"/>
+                      <w:szCs w:val="26"/>
+                    </w:rPr>
+                  </w:pPr>
+                  <w:r>
+                    <w:rPr>
+                      <w:rFonts w:ascii="Times New Roman" w:hAnsi="Times New Roman" w:cs="Times New Roman"/>
+                      <w:sz w:val="26"/>
+                      <w:szCs w:val="26"/>
+                    </w:rPr>
+                    <w:t>Người dùng</w:t>
+                  </w:r>
+                </w:p>
+              </w:tc>
+              <w:tc>
+                <w:tcPr>
+                  <w:tcW w:w="4543" w:type="dxa"/>
+                </w:tcPr>
+                <w:p>
+                  <w:pPr>
+                    <w:spacing w:line="26" w:lineRule="atLeast"/>
+                    <w:ind w:firstLine="71"/>
+                    <w:rPr>
+                      <w:rFonts w:ascii="Times New Roman" w:hAnsi="Times New Roman" w:cs="Times New Roman"/>
+                      <w:color w:val="000000" w:themeColor="text1"/>
+                      <w:sz w:val="26"/>
+                      <w:szCs w:val="26"/>
+                    </w:rPr>
+                  </w:pPr>
+                  <w:r>
+                    <w:rPr>
+                      <w:rFonts w:ascii="Times New Roman" w:hAnsi="Times New Roman" w:cs="Times New Roman"/>
+                      <w:sz w:val="26"/>
+                      <w:szCs w:val="26"/>
+                    </w:rPr>
+                    <w:t>Chọn các bộ lọc mong muốn (khoảng giá, danh mục, đánh giá sao)</w:t>
+                  </w:r>
+                </w:p>
+              </w:tc>
+            </w:tr>
+            <w:tr>
+              <w:trPr>
+                <w:trHeight w:val="746"/>
+              </w:trPr>
+              <w:tc>
+                <w:tcPr>
+                  <w:tcW w:w="737" w:type="dxa"/>
+                </w:tcPr>
+                <w:p>
+                  <w:pPr>
+                    <w:spacing w:line="26" w:lineRule="atLeast"/>
+                    <w:ind w:firstLine="71"/>
+                    <w:rPr>
+                      <w:rFonts w:ascii="Times New Roman" w:hAnsi="Times New Roman" w:cs="Times New Roman"/>
+                      <w:color w:val="000000" w:themeColor="text1"/>
+                      <w:sz w:val="26"/>
+                      <w:szCs w:val="26"/>
+                    </w:rPr>
+                  </w:pPr>
+                  <w:r>
+                    <w:rPr>
+                      <w:rFonts w:ascii="Times New Roman" w:hAnsi="Times New Roman" w:cs="Times New Roman"/>
+                      <w:sz w:val="26"/>
+                      <w:szCs w:val="26"/>
+                    </w:rPr>
+                    <w:t>3.</w:t>
+                  </w:r>
+                </w:p>
+              </w:tc>
+              <w:tc>
+                <w:tcPr>
+                  <w:tcW w:w="1718" w:type="dxa"/>
+                </w:tcPr>
+                <w:p>
+                  <w:pPr>
+                    <w:spacing w:line="26" w:lineRule="atLeast"/>
+                    <w:ind w:firstLine="71"/>
+                    <w:rPr>
+                      <w:rFonts w:ascii="Times New Roman" w:hAnsi="Times New Roman" w:cs="Times New Roman"/>
+                      <w:color w:val="000000" w:themeColor="text1"/>
+                      <w:sz w:val="26"/>
+                      <w:szCs w:val="26"/>
+                    </w:rPr>
+                  </w:pPr>
+                  <w:r>
+                    <w:rPr>
+                      <w:rFonts w:ascii="Times New Roman" w:hAnsi="Times New Roman" w:cs="Times New Roman"/>
+                      <w:sz w:val="26"/>
+                      <w:szCs w:val="26"/>
+                    </w:rPr>
+                    <w:t>Hệ thống</w:t>
+                  </w:r>
+                </w:p>
+              </w:tc>
+              <w:tc>
+                <w:tcPr>
+                  <w:tcW w:w="4543" w:type="dxa"/>
+                </w:tcPr>
+                <w:p>
+                  <w:pPr>
+                    <w:spacing w:line="26" w:lineRule="atLeast"/>
+                    <w:ind w:firstLine="71"/>
+                    <w:rPr>
+                      <w:rFonts w:ascii="Times New Roman" w:hAnsi="Times New Roman" w:cs="Times New Roman"/>
+                      <w:color w:val="000000" w:themeColor="text1"/>
+                      <w:sz w:val="26"/>
+                      <w:szCs w:val="26"/>
+                    </w:rPr>
+                  </w:pPr>
+                  <w:r>
+                    <w:rPr>
+                      <w:rFonts w:ascii="Times New Roman" w:hAnsi="Times New Roman" w:cs="Times New Roman"/>
+                      <w:sz w:val="26"/>
+                      <w:szCs w:val="26"/>
+                    </w:rPr>
+                    <w:t>Tiếp nhận thông tin và gửi yêu cầu truy vấn đến API</w:t>
+                  </w:r>
+                </w:p>
+              </w:tc>
+            </w:tr>
+            <w:tr>
+              <w:trPr>
+                <w:trHeight w:val="432"/>
+              </w:trPr>
+              <w:tc>
+                <w:tcPr>
+                  <w:tcW w:w="737" w:type="dxa"/>
+                </w:tcPr>
+                <w:p>
+                  <w:pPr>
+                    <w:spacing w:line="26" w:lineRule="atLeast"/>
+                    <w:ind w:firstLine="71"/>
+                    <w:rPr>
+                      <w:rFonts w:ascii="Times New Roman" w:hAnsi="Times New Roman" w:cs="Times New Roman"/>
+                      <w:color w:val="000000" w:themeColor="text1"/>
+                      <w:sz w:val="26"/>
+                      <w:szCs w:val="26"/>
+                    </w:rPr>
+                  </w:pPr>
+                  <w:r>
+                    <w:rPr>
+                      <w:rFonts w:ascii="Times New Roman" w:hAnsi="Times New Roman" w:cs="Times New Roman"/>
+                      <w:sz w:val="26"/>
+                      <w:szCs w:val="26"/>
+                    </w:rPr>
+                    <w:t>4.</w:t>
+                  </w:r>
+                </w:p>
+              </w:tc>
+              <w:tc>
+                <w:tcPr>
+                  <w:tcW w:w="1718" w:type="dxa"/>
+                </w:tcPr>
+                <w:p>
+                  <w:pPr>
+                    <w:spacing w:line="26" w:lineRule="atLeast"/>
+                    <w:ind w:firstLine="71"/>
+                    <w:rPr>
+                      <w:rFonts w:ascii="Times New Roman" w:hAnsi="Times New Roman" w:cs="Times New Roman"/>
+                      <w:color w:val="000000" w:themeColor="text1"/>
+                      <w:sz w:val="26"/>
+                      <w:szCs w:val="26"/>
+                    </w:rPr>
+                  </w:pPr>
+                  <w:r>
+                    <w:rPr>
+                      <w:rFonts w:ascii="Times New Roman" w:hAnsi="Times New Roman" w:cs="Times New Roman"/>
+                      <w:sz w:val="26"/>
+                      <w:szCs w:val="26"/>
+                    </w:rPr>
+                    <w:t>Hệ thống</w:t>
+                  </w:r>
+                </w:p>
+              </w:tc>
+              <w:tc>
+                <w:tcPr>
+                  <w:tcW w:w="4543" w:type="dxa"/>
+                </w:tcPr>
+                <w:p>
+                  <w:pPr>
+                    <w:spacing w:line="26" w:lineRule="atLeast"/>
+                    <w:ind w:firstLine="71"/>
+                    <w:rPr>
+                      <w:rFonts w:ascii="Times New Roman" w:hAnsi="Times New Roman" w:cs="Times New Roman"/>
+                      <w:color w:val="000000" w:themeColor="text1"/>
+                      <w:sz w:val="26"/>
+                      <w:szCs w:val="26"/>
+                    </w:rPr>
+                  </w:pPr>
+                  <w:r>
+                    <w:rPr>
+                      <w:rFonts w:ascii="Times New Roman" w:hAnsi="Times New Roman" w:cs="Times New Roman"/>
+                      <w:sz w:val="26"/>
+                      <w:szCs w:val="26"/>
+                    </w:rPr>
+                    <w:t>Thực hiện truy vấn và sắp xếp kết quả dựa trên từ khóa</w:t>
+                  </w:r>
+                </w:p>
+              </w:tc>
+            </w:tr>
+            <w:tr>
+              <w:trPr>
+                <w:trHeight w:val="1008"/>
+              </w:trPr>
+              <w:tc>
+                <w:tcPr>
+                  <w:tcW w:w="737" w:type="dxa"/>
+                </w:tcPr>
+                <w:p>
+                  <w:pPr>
+                    <w:spacing w:line="26" w:lineRule="atLeast"/>
+                    <w:ind w:firstLine="71"/>
+                    <w:rPr>
+                      <w:rFonts w:ascii="Times New Roman" w:hAnsi="Times New Roman" w:cs="Times New Roman"/>
+                      <w:color w:val="000000" w:themeColor="text1"/>
+                      <w:sz w:val="26"/>
+                      <w:szCs w:val="26"/>
+                    </w:rPr>
+                  </w:pPr>
+                  <w:r>
+                    <w:rPr>
+                      <w:rFonts w:ascii="Times New Roman" w:hAnsi="Times New Roman" w:cs="Times New Roman"/>
+                      <w:sz w:val="26"/>
+                      <w:szCs w:val="26"/>
+                    </w:rPr>
+                    <w:t>5.</w:t>
+                  </w:r>
+                </w:p>
+              </w:tc>
+              <w:tc>
+                <w:tcPr>
+                  <w:tcW w:w="1718" w:type="dxa"/>
+                </w:tcPr>
+                <w:p>
+                  <w:pPr>
+                    <w:spacing w:line="26" w:lineRule="atLeast"/>
+                    <w:ind w:firstLine="71"/>
+                    <w:rPr>
+                      <w:rFonts w:ascii="Times New Roman" w:hAnsi="Times New Roman" w:cs="Times New Roman"/>
+                      <w:color w:val="000000" w:themeColor="text1"/>
+                      <w:sz w:val="26"/>
+                      <w:szCs w:val="26"/>
+                    </w:rPr>
+                  </w:pPr>
+                  <w:r>
+                    <w:rPr>
+                      <w:rFonts w:ascii="Times New Roman" w:hAnsi="Times New Roman" w:cs="Times New Roman"/>
+                      <w:sz w:val="26"/>
+                      <w:szCs w:val="26"/>
+                    </w:rPr>
+                    <w:t>Hệ thống</w:t>
+                  </w:r>
+                </w:p>
+              </w:tc>
+              <w:tc>
+                <w:tcPr>
+                  <w:tcW w:w="4543" w:type="dxa"/>
+                </w:tcPr>
+                <w:p>
+                  <w:pPr>
+                    <w:spacing w:line="26" w:lineRule="atLeast"/>
+                    <w:ind w:firstLine="71"/>
+                    <w:rPr>
+                      <w:rFonts w:ascii="Times New Roman" w:hAnsi="Times New Roman" w:cs="Times New Roman"/>
+                      <w:color w:val="000000" w:themeColor="text1"/>
+                      <w:sz w:val="26"/>
+                      <w:szCs w:val="26"/>
+                    </w:rPr>
+                  </w:pPr>
+                  <w:r>
+                    <w:rPr>
+                      <w:rFonts w:ascii="Times New Roman" w:hAnsi="Times New Roman" w:cs="Times New Roman"/>
+                      <w:sz w:val="26"/>
+                      <w:szCs w:val="26"/>
+                    </w:rPr>
+                    <w:t>Hiển thị danh sách kết quả phù hợp trên giao diện</w:t>
+                  </w:r>
+                </w:p>
+              </w:tc>
+            </w:tr>
+            <w:bookmarkEnd w:id="45"/>
+          </w:tbl>
+          <w:p>
+            <w:pPr>
+              <w:pStyle w:val="ListParagraph"/>
+              <w:keepNext/>
+              <w:overflowPunct w:val="0"/>
+              <w:autoSpaceDE w:val="0"/>
+              <w:autoSpaceDN w:val="0"/>
+              <w:adjustRightInd w:val="0"/>
+              <w:spacing w:line="26" w:lineRule="atLeast"/>
+              <w:ind w:left="0" w:firstLine="0"/>
+              <w:textAlignment w:val="baseline"/>
+              <w:rPr>
+                <w:rFonts w:ascii="Times New Roman" w:hAnsi="Times New Roman" w:cs="Times New Roman"/>
+              </w:rPr>
+            </w:pPr>
+          </w:p>
+        </w:tc>
+      </w:tr>
+      <w:tr>
+        <w:trPr>
+          <w:trHeight w:val="1578"/>
+        </w:trPr>
+        <w:tc>
+          <w:tcPr>
+            <w:tcW w:w="1963" w:type="dxa"/>
+            <w:tcBorders>
+              <w:top w:val="single" w:sz="4" w:space="0" w:color="auto"/>
+              <w:left w:val="single" w:sz="4" w:space="0" w:color="auto"/>
+              <w:bottom w:val="single" w:sz="4" w:space="0" w:color="auto"/>
+              <w:right w:val="single" w:sz="4" w:space="0" w:color="auto"/>
+            </w:tcBorders>
+            <w:shd w:val="clear" w:color="auto" w:fill="FFFFFF" w:themeFill="background1"/>
+            <w:vAlign w:val="center"/>
+          </w:tcPr>
+          <w:p>
+            <w:pPr>
+              <w:spacing w:line="26" w:lineRule="atLeast"/>
+              <w:ind w:firstLine="71"/>
+              <w:rPr>
+                <w:rFonts w:ascii="Times New Roman" w:hAnsi="Times New Roman" w:cs="Times New Roman"/>
+                <w:color w:val="000000" w:themeColor="text1"/>
+                <w:szCs w:val="26"/>
+              </w:rPr>
+            </w:pPr>
+            <w:r>
+              <w:rPr>
+                <w:rFonts w:ascii="Times New Roman" w:hAnsi="Times New Roman" w:cs="Times New Roman"/>
+                <w:color w:val="000000" w:themeColor="text1"/>
+                <w:szCs w:val="26"/>
+              </w:rPr>
+              <w:t>Luồng sự kiện thay thế</w:t>
+            </w:r>
+          </w:p>
+        </w:tc>
+        <w:tc>
+          <w:tcPr>
+            <w:tcW w:w="7224" w:type="dxa"/>
+            <w:tcBorders>
+              <w:top w:val="single" w:sz="4" w:space="0" w:color="auto"/>
+              <w:left w:val="single" w:sz="4" w:space="0" w:color="auto"/>
+              <w:bottom w:val="single" w:sz="4" w:space="0" w:color="auto"/>
+              <w:right w:val="single" w:sz="4" w:space="0" w:color="auto"/>
+            </w:tcBorders>
+            <w:shd w:val="clear" w:color="auto" w:fill="FFFFFF" w:themeFill="background1"/>
+            <w:vAlign w:val="center"/>
+          </w:tcPr>
+          <w:tbl>
+            <w:tblPr>
+              <w:tblStyle w:val="TableGrid"/>
+              <w:tblW w:w="6998" w:type="dxa"/>
+              <w:tblInd w:w="0" w:type="dxa"/>
+              <w:tblLook w:val="04A0" w:firstRow="1" w:lastRow="0" w:firstColumn="1" w:lastColumn="0" w:noHBand="0" w:noVBand="1"/>
+            </w:tblPr>
+            <w:tblGrid>
+              <w:gridCol w:w="737"/>
+              <w:gridCol w:w="1718"/>
+              <w:gridCol w:w="4543"/>
+            </w:tblGrid>
+            <w:tr>
+              <w:trPr>
+                <w:trHeight w:val="432"/>
+              </w:trPr>
+              <w:tc>
+                <w:tcPr>
+                  <w:tcW w:w="734" w:type="dxa"/>
+                  <w:shd w:val="clear" w:color="auto" w:fill="FFCC99"/>
+                  <w:vAlign w:val="center"/>
+                </w:tcPr>
+                <w:p>
+                  <w:pPr>
+                    <w:spacing w:line="26" w:lineRule="atLeast"/>
+                    <w:ind w:firstLine="0"/>
+                    <w:rPr>
+                      <w:rFonts w:ascii="Times New Roman" w:hAnsi="Times New Roman" w:cs="Times New Roman"/>
+                      <w:color w:val="000000" w:themeColor="text1"/>
+                      <w:szCs w:val="26"/>
+                    </w:rPr>
+                  </w:pPr>
+                  <w:r>
+                    <w:rPr>
+                      <w:rFonts w:ascii="Times New Roman" w:hAnsi="Times New Roman" w:cs="Times New Roman"/>
+                      <w:color w:val="000000" w:themeColor="text1"/>
+                      <w:szCs w:val="26"/>
+                    </w:rPr>
+                    <w:t>STT</w:t>
+                  </w:r>
+                </w:p>
+              </w:tc>
+              <w:tc>
+                <w:tcPr>
+                  <w:tcW w:w="1710" w:type="dxa"/>
+                  <w:shd w:val="clear" w:color="auto" w:fill="FFCC99"/>
+                  <w:vAlign w:val="center"/>
+                </w:tcPr>
+                <w:p>
+                  <w:pPr>
+                    <w:spacing w:line="26" w:lineRule="atLeast"/>
+                    <w:ind w:firstLine="0"/>
+                    <w:rPr>
+                      <w:rFonts w:ascii="Times New Roman" w:hAnsi="Times New Roman" w:cs="Times New Roman"/>
+                      <w:color w:val="000000" w:themeColor="text1"/>
+                      <w:szCs w:val="26"/>
+                    </w:rPr>
+                  </w:pPr>
+                  <w:r>
+                    <w:rPr>
+                      <w:rFonts w:ascii="Times New Roman" w:hAnsi="Times New Roman" w:cs="Times New Roman"/>
+                      <w:color w:val="000000" w:themeColor="text1"/>
+                      <w:szCs w:val="26"/>
+                    </w:rPr>
+                    <w:t>Thực hiện bởi</w:t>
+                  </w:r>
+                </w:p>
+              </w:tc>
+              <w:tc>
+                <w:tcPr>
+                  <w:tcW w:w="4522" w:type="dxa"/>
+                  <w:shd w:val="clear" w:color="auto" w:fill="FFCC99"/>
+                  <w:vAlign w:val="center"/>
+                </w:tcPr>
+                <w:p>
+                  <w:pPr>
+                    <w:spacing w:line="26" w:lineRule="atLeast"/>
+                    <w:ind w:firstLine="0"/>
+                    <w:rPr>
+                      <w:rFonts w:ascii="Times New Roman" w:hAnsi="Times New Roman" w:cs="Times New Roman"/>
+                      <w:color w:val="000000" w:themeColor="text1"/>
+                      <w:szCs w:val="26"/>
+                    </w:rPr>
+                  </w:pPr>
+                  <w:r>
+                    <w:rPr>
+                      <w:rFonts w:ascii="Times New Roman" w:hAnsi="Times New Roman" w:cs="Times New Roman"/>
+                      <w:color w:val="000000" w:themeColor="text1"/>
+                      <w:szCs w:val="26"/>
+                    </w:rPr>
+                    <w:t>Hành động</w:t>
+                  </w:r>
+                </w:p>
+              </w:tc>
+            </w:tr>
+            <w:tr>
+              <w:trPr>
+                <w:trHeight w:val="1008"/>
+              </w:trPr>
+              <w:tc>
+                <w:tcPr>
+                  <w:tcW w:w="734" w:type="dxa"/>
+                  <w:vAlign w:val="center"/>
+                </w:tcPr>
+                <w:p>
+                  <w:pPr>
+                    <w:spacing w:line="26" w:lineRule="atLeast"/>
+                    <w:ind w:firstLine="0"/>
+                    <w:rPr>
+                      <w:rFonts w:ascii="Times New Roman" w:hAnsi="Times New Roman" w:cs="Times New Roman"/>
+                      <w:color w:val="000000" w:themeColor="text1"/>
+                      <w:szCs w:val="26"/>
+                    </w:rPr>
+                  </w:pPr>
+                  <w:r>
+                    <w:rPr>
+                      <w:rFonts w:ascii="Times New Roman" w:hAnsi="Times New Roman" w:cs="Times New Roman"/>
+                      <w:color w:val="000000" w:themeColor="text1"/>
+                      <w:szCs w:val="26"/>
+                    </w:rPr>
+                    <w:t>5a.</w:t>
+                  </w:r>
+                </w:p>
+              </w:tc>
+              <w:tc>
+                <w:tcPr>
+                  <w:tcW w:w="1710" w:type="dxa"/>
+                  <w:vAlign w:val="center"/>
+                </w:tcPr>
+                <w:p>
+                  <w:pPr>
+                    <w:spacing w:line="26" w:lineRule="atLeast"/>
+                    <w:ind w:firstLine="0"/>
+                    <w:rPr>
+                      <w:rFonts w:ascii="Times New Roman" w:hAnsi="Times New Roman" w:cs="Times New Roman"/>
+                      <w:color w:val="000000" w:themeColor="text1"/>
+                      <w:szCs w:val="26"/>
+                    </w:rPr>
+                  </w:pPr>
+                  <w:r>
+                    <w:rPr>
+                      <w:rFonts w:ascii="Times New Roman" w:hAnsi="Times New Roman" w:cs="Times New Roman"/>
+                      <w:color w:val="000000" w:themeColor="text1"/>
+                      <w:szCs w:val="26"/>
+                    </w:rPr>
+                    <w:t>Hệ thống</w:t>
+                  </w:r>
+                </w:p>
+              </w:tc>
+              <w:tc>
+                <w:tcPr>
+                  <w:tcW w:w="4522" w:type="dxa"/>
+                  <w:vAlign w:val="center"/>
+                </w:tcPr>
+                <w:p>
+                  <w:pPr>
+                    <w:spacing w:line="26" w:lineRule="atLeast"/>
+                    <w:ind w:firstLine="0"/>
+                    <w:rPr>
+                      <w:rFonts w:ascii="Times New Roman" w:hAnsi="Times New Roman" w:cs="Times New Roman"/>
+                      <w:color w:val="000000" w:themeColor="text1"/>
+                      <w:szCs w:val="26"/>
+                    </w:rPr>
+                  </w:pPr>
+                  <w:r>
+                    <w:rPr>
+                      <w:rFonts w:ascii="Times New Roman" w:hAnsi="Times New Roman" w:cs="Times New Roman"/>
+                      <w:color w:val="000000" w:themeColor="text1"/>
+                      <w:szCs w:val="26"/>
+                    </w:rPr>
+                    <w:t>Thông báo lỗi nếu thông tin mật khẩu đối tượng cung cấp không đúng hoặc không trùng khớp</w:t>
+                  </w:r>
+                  <w:r>
+                    <w:rPr>
+                      <w:rFonts w:ascii="Times New Roman" w:hAnsi="Times New Roman" w:cs="Times New Roman"/>
+                      <w:color w:val="000000" w:themeColor="text1"/>
+                      <w:szCs w:val="26"/>
+                    </w:rPr>
+                    <w:t>.</w:t>
+                  </w:r>
+                </w:p>
+              </w:tc>
+            </w:tr>
+          </w:tbl>
+          <w:p>
+            <w:pPr>
+              <w:keepNext/>
+              <w:overflowPunct w:val="0"/>
+              <w:autoSpaceDE w:val="0"/>
+              <w:autoSpaceDN w:val="0"/>
+              <w:adjustRightInd w:val="0"/>
+              <w:spacing w:line="26" w:lineRule="atLeast"/>
+              <w:ind w:firstLine="0"/>
+              <w:textAlignment w:val="baseline"/>
+              <w:rPr>
+                <w:rFonts w:ascii="Times New Roman" w:hAnsi="Times New Roman" w:cs="Times New Roman"/>
+              </w:rPr>
+            </w:pPr>
+          </w:p>
+        </w:tc>
+      </w:tr>
+      <w:tr>
+        <w:trPr>
+          <w:trHeight w:val="432"/>
+        </w:trPr>
+        <w:tc>
+          <w:tcPr>
+            <w:tcW w:w="1963" w:type="dxa"/>
+            <w:tcBorders>
+              <w:top w:val="single" w:sz="4" w:space="0" w:color="auto"/>
+              <w:left w:val="single" w:sz="4" w:space="0" w:color="auto"/>
+              <w:bottom w:val="single" w:sz="4" w:space="0" w:color="auto"/>
+              <w:right w:val="single" w:sz="4" w:space="0" w:color="auto"/>
+            </w:tcBorders>
+            <w:shd w:val="clear" w:color="auto" w:fill="FFFFFF" w:themeFill="background1"/>
+            <w:vAlign w:val="center"/>
+          </w:tcPr>
+          <w:p>
+            <w:pPr>
+              <w:spacing w:line="26" w:lineRule="atLeast"/>
+              <w:ind w:firstLine="71"/>
+              <w:rPr>
+                <w:rFonts w:ascii="Times New Roman" w:hAnsi="Times New Roman" w:cs="Times New Roman"/>
+                <w:color w:val="000000" w:themeColor="text1"/>
+                <w:szCs w:val="26"/>
+              </w:rPr>
+            </w:pPr>
+            <w:r>
+              <w:rPr>
+                <w:rFonts w:ascii="Times New Roman" w:hAnsi="Times New Roman" w:cs="Times New Roman"/>
+                <w:color w:val="000000" w:themeColor="text1"/>
+                <w:szCs w:val="26"/>
+              </w:rPr>
+              <w:t>Hậu điều kiện</w:t>
+            </w:r>
+          </w:p>
+        </w:tc>
+        <w:tc>
+          <w:tcPr>
+            <w:tcW w:w="7224" w:type="dxa"/>
+            <w:tcBorders>
+              <w:top w:val="single" w:sz="4" w:space="0" w:color="auto"/>
+              <w:left w:val="single" w:sz="4" w:space="0" w:color="auto"/>
+              <w:bottom w:val="single" w:sz="4" w:space="0" w:color="auto"/>
+              <w:right w:val="single" w:sz="4" w:space="0" w:color="auto"/>
+            </w:tcBorders>
+            <w:shd w:val="clear" w:color="auto" w:fill="FFFFFF" w:themeFill="background1"/>
+            <w:vAlign w:val="center"/>
+          </w:tcPr>
+          <w:p>
+            <w:pPr>
+              <w:spacing w:line="26" w:lineRule="atLeast"/>
+              <w:ind w:firstLine="0"/>
+              <w:rPr>
+                <w:rFonts w:ascii="Times New Roman" w:hAnsi="Times New Roman" w:cs="Times New Roman"/>
+                <w:color w:val="000000" w:themeColor="text1"/>
+                <w:szCs w:val="26"/>
+              </w:rPr>
+            </w:pPr>
+            <w:r>
+              <w:rPr>
+                <w:rFonts w:ascii="Times New Roman" w:hAnsi="Times New Roman" w:cs="Times New Roman"/>
+                <w:color w:val="000000" w:themeColor="text1"/>
+                <w:szCs w:val="26"/>
+              </w:rPr>
+              <w:t>Kết quả hiển thị đúng theo từ khóa và các điều kiện lọc được áp dụng.</w:t>
+            </w:r>
+          </w:p>
+        </w:tc>
+      </w:tr>
+      <w:tr>
+        <w:trPr>
+          <w:trHeight w:val="1008"/>
+        </w:trPr>
+        <w:tc>
+          <w:tcPr>
+            <w:tcW w:w="1963" w:type="dxa"/>
+            <w:tcBorders>
+              <w:top w:val="single" w:sz="4" w:space="0" w:color="auto"/>
+              <w:left w:val="single" w:sz="4" w:space="0" w:color="auto"/>
+              <w:bottom w:val="single" w:sz="4" w:space="0" w:color="auto"/>
+              <w:right w:val="single" w:sz="4" w:space="0" w:color="auto"/>
+            </w:tcBorders>
+            <w:shd w:val="clear" w:color="auto" w:fill="FFFFFF" w:themeFill="background1"/>
+            <w:vAlign w:val="center"/>
+          </w:tcPr>
+          <w:p>
+            <w:pPr>
+              <w:spacing w:line="26" w:lineRule="atLeast"/>
+              <w:ind w:firstLine="71"/>
+              <w:rPr>
+                <w:rFonts w:ascii="Times New Roman" w:hAnsi="Times New Roman" w:cs="Times New Roman"/>
+                <w:color w:val="000000" w:themeColor="text1"/>
+                <w:szCs w:val="26"/>
+              </w:rPr>
+            </w:pPr>
+            <w:r>
+              <w:rPr>
+                <w:rFonts w:ascii="Times New Roman" w:hAnsi="Times New Roman" w:cs="Times New Roman"/>
+                <w:color w:val="000000" w:themeColor="text1"/>
+                <w:szCs w:val="26"/>
+              </w:rPr>
+              <w:t>Trường hợp lỗi</w:t>
+            </w:r>
+          </w:p>
+        </w:tc>
+        <w:tc>
+          <w:tcPr>
+            <w:tcW w:w="7224" w:type="dxa"/>
+            <w:tcBorders>
+              <w:top w:val="single" w:sz="4" w:space="0" w:color="auto"/>
+              <w:left w:val="single" w:sz="4" w:space="0" w:color="auto"/>
+              <w:bottom w:val="single" w:sz="4" w:space="0" w:color="auto"/>
+              <w:right w:val="single" w:sz="4" w:space="0" w:color="auto"/>
+            </w:tcBorders>
+            <w:shd w:val="clear" w:color="auto" w:fill="FFFFFF" w:themeFill="background1"/>
+            <w:vAlign w:val="center"/>
+          </w:tcPr>
+          <w:p>
+            <w:pPr>
+              <w:spacing w:line="26" w:lineRule="atLeast"/>
+              <w:ind w:firstLine="0"/>
+              <w:rPr>
+                <w:rFonts w:ascii="Times New Roman" w:hAnsi="Times New Roman" w:cs="Times New Roman"/>
+                <w:color w:val="000000" w:themeColor="text1"/>
+                <w:szCs w:val="26"/>
+              </w:rPr>
+            </w:pPr>
+            <w:r>
+              <w:rPr>
+                <w:rFonts w:ascii="Times New Roman" w:hAnsi="Times New Roman" w:cs="Times New Roman"/>
+                <w:color w:val="000000" w:themeColor="text1"/>
+                <w:szCs w:val="26"/>
+              </w:rPr>
+              <w:t>1. Từ khóa chứa các ký tự đặc biệt nguy hiểm hoặc lỗi truy vấn SQL.</w:t>
+            </w:r>
+          </w:p>
+          <w:p>
+            <w:pPr>
+              <w:spacing w:line="26" w:lineRule="atLeast"/>
+              <w:ind w:firstLine="0"/>
+              <w:rPr>
+                <w:rFonts w:ascii="Times New Roman" w:hAnsi="Times New Roman" w:cs="Times New Roman"/>
+                <w:color w:val="000000" w:themeColor="text1"/>
+                <w:szCs w:val="26"/>
+              </w:rPr>
+            </w:pPr>
+            <w:r>
+              <w:rPr>
+                <w:rFonts w:ascii="Times New Roman" w:hAnsi="Times New Roman" w:cs="Times New Roman"/>
+                <w:color w:val="000000" w:themeColor="text1"/>
+                <w:szCs w:val="26"/>
+              </w:rPr>
+              <w:t>2. Lỗi kết nối mạng đến API.</w:t>
+            </w:r>
+          </w:p>
+        </w:tc>
+      </w:tr>
+      <w:bookmarkEnd w:id="44"/>
+    </w:tbl>
+    <w:p>
+      <w:pPr>
         <w:spacing w:after="120" w:line="319" w:lineRule="auto"/>
-        <w:rPr>
-          <w:rFonts w:ascii="Times New Roman" w:hAnsi="Times New Roman" w:cs="Times New Roman"/>
-          <w:bCs/>
-          <w:i/>
-          <w:sz w:val="26"/>
-          <w:szCs w:val="26"/>
-          <w:lang w:eastAsia="ja-JP"/>
-        </w:rPr>
-      </w:pPr>
-      <w:r>
-        <w:rPr>
-          <w:rFonts w:ascii="Times New Roman" w:hAnsi="Times New Roman" w:cs="Times New Roman"/>
-          <w:bCs/>
-          <w:i/>
-          <w:sz w:val="26"/>
-          <w:szCs w:val="26"/>
-          <w:lang w:eastAsia="ja-JP"/>
-        </w:rPr>
-        <w:t>Use case đăng nhập</w:t>
-      </w:r>
+        <w:ind w:firstLine="0"/>
+        <w:rPr>
+          <w:rFonts w:ascii="Times New Roman" w:hAnsi="Times New Roman" w:cs="Times New Roman"/>
+          <w:bCs/>
+          <w:iCs/>
+          <w:sz w:val="26"/>
+          <w:szCs w:val="26"/>
+          <w:lang w:val="vi-VN" w:eastAsia="ja-JP"/>
+        </w:rPr>
+      </w:pPr>
     </w:p>
     <w:p>
       <w:pPr>
@@ -25657,8 +27220,1579 @@
           <w:szCs w:val="26"/>
           <w:lang w:eastAsia="ja-JP"/>
         </w:rPr>
-        <w:t>Use case đặt tour</w:t>
-      </w:r>
+        <w:t>Use case chatbot tư vấn du lịch</w:t>
+      </w:r>
+    </w:p>
+    <w:tbl>
+      <w:tblPr>
+        <w:tblStyle w:val="TableGrid"/>
+        <w:tblW w:w="9187" w:type="dxa"/>
+        <w:tblInd w:w="-5" w:type="dxa"/>
+        <w:shd w:val="clear" w:color="auto" w:fill="FFFFFF" w:themeFill="background1"/>
+        <w:tblLook w:val="04A0" w:firstRow="1" w:lastRow="0" w:firstColumn="1" w:lastColumn="0" w:noHBand="0" w:noVBand="1"/>
+      </w:tblPr>
+      <w:tblGrid>
+        <w:gridCol w:w="1963"/>
+        <w:gridCol w:w="7224"/>
+      </w:tblGrid>
+      <w:tr>
+        <w:trPr>
+          <w:trHeight w:val="476"/>
+        </w:trPr>
+        <w:tc>
+          <w:tcPr>
+            <w:tcW w:w="1963" w:type="dxa"/>
+            <w:tcBorders>
+              <w:top w:val="single" w:sz="4" w:space="0" w:color="auto"/>
+              <w:left w:val="single" w:sz="4" w:space="0" w:color="auto"/>
+              <w:bottom w:val="single" w:sz="4" w:space="0" w:color="auto"/>
+              <w:right w:val="single" w:sz="4" w:space="0" w:color="auto"/>
+            </w:tcBorders>
+            <w:shd w:val="clear" w:color="auto" w:fill="FFFFFF" w:themeFill="background1"/>
+            <w:hideMark/>
+          </w:tcPr>
+          <w:p>
+            <w:pPr>
+              <w:spacing w:line="26" w:lineRule="atLeast"/>
+              <w:ind w:firstLine="71"/>
+              <w:rPr>
+                <w:rFonts w:ascii="Times New Roman" w:hAnsi="Times New Roman" w:cs="Times New Roman"/>
+                <w:color w:val="000000" w:themeColor="text1"/>
+                <w:sz w:val="26"/>
+                <w:szCs w:val="26"/>
+              </w:rPr>
+            </w:pPr>
+            <w:r>
+              <w:rPr>
+                <w:rFonts w:ascii="Times New Roman" w:hAnsi="Times New Roman" w:cs="Times New Roman"/>
+                <w:sz w:val="26"/>
+                <w:szCs w:val="26"/>
+              </w:rPr>
+              <w:t>Mã ca sử dụng</w:t>
+            </w:r>
+          </w:p>
+        </w:tc>
+        <w:tc>
+          <w:tcPr>
+            <w:tcW w:w="7224" w:type="dxa"/>
+            <w:tcBorders>
+              <w:top w:val="single" w:sz="4" w:space="0" w:color="auto"/>
+              <w:left w:val="single" w:sz="4" w:space="0" w:color="auto"/>
+              <w:bottom w:val="single" w:sz="4" w:space="0" w:color="auto"/>
+              <w:right w:val="single" w:sz="4" w:space="0" w:color="auto"/>
+            </w:tcBorders>
+            <w:shd w:val="clear" w:color="auto" w:fill="FFFFFF" w:themeFill="background1"/>
+            <w:hideMark/>
+          </w:tcPr>
+          <w:p>
+            <w:pPr>
+              <w:spacing w:line="26" w:lineRule="atLeast"/>
+              <w:ind w:firstLine="31"/>
+              <w:rPr>
+                <w:rFonts w:ascii="Times New Roman" w:hAnsi="Times New Roman" w:cs="Times New Roman"/>
+                <w:color w:val="000000" w:themeColor="text1"/>
+                <w:sz w:val="26"/>
+                <w:szCs w:val="26"/>
+              </w:rPr>
+            </w:pPr>
+            <w:r>
+              <w:rPr>
+                <w:rFonts w:ascii="Times New Roman" w:hAnsi="Times New Roman" w:cs="Times New Roman"/>
+                <w:sz w:val="26"/>
+                <w:szCs w:val="26"/>
+              </w:rPr>
+              <w:t>UC02</w:t>
+            </w:r>
+          </w:p>
+        </w:tc>
+      </w:tr>
+      <w:tr>
+        <w:trPr>
+          <w:trHeight w:val="476"/>
+        </w:trPr>
+        <w:tc>
+          <w:tcPr>
+            <w:tcW w:w="1963" w:type="dxa"/>
+            <w:tcBorders>
+              <w:top w:val="single" w:sz="4" w:space="0" w:color="auto"/>
+              <w:left w:val="single" w:sz="4" w:space="0" w:color="auto"/>
+              <w:bottom w:val="single" w:sz="4" w:space="0" w:color="auto"/>
+              <w:right w:val="single" w:sz="4" w:space="0" w:color="auto"/>
+            </w:tcBorders>
+            <w:shd w:val="clear" w:color="auto" w:fill="FFFFFF" w:themeFill="background1"/>
+            <w:hideMark/>
+          </w:tcPr>
+          <w:p>
+            <w:pPr>
+              <w:spacing w:line="26" w:lineRule="atLeast"/>
+              <w:ind w:firstLine="71"/>
+              <w:rPr>
+                <w:rFonts w:ascii="Times New Roman" w:hAnsi="Times New Roman" w:cs="Times New Roman"/>
+                <w:color w:val="000000" w:themeColor="text1"/>
+                <w:sz w:val="26"/>
+                <w:szCs w:val="26"/>
+              </w:rPr>
+            </w:pPr>
+            <w:r>
+              <w:rPr>
+                <w:rFonts w:ascii="Times New Roman" w:hAnsi="Times New Roman" w:cs="Times New Roman"/>
+                <w:sz w:val="26"/>
+                <w:szCs w:val="26"/>
+              </w:rPr>
+              <w:t>Tên use case</w:t>
+            </w:r>
+          </w:p>
+        </w:tc>
+        <w:tc>
+          <w:tcPr>
+            <w:tcW w:w="7224" w:type="dxa"/>
+            <w:tcBorders>
+              <w:top w:val="single" w:sz="4" w:space="0" w:color="auto"/>
+              <w:left w:val="single" w:sz="4" w:space="0" w:color="auto"/>
+              <w:bottom w:val="single" w:sz="4" w:space="0" w:color="auto"/>
+              <w:right w:val="single" w:sz="4" w:space="0" w:color="auto"/>
+            </w:tcBorders>
+            <w:shd w:val="clear" w:color="auto" w:fill="FFFFFF" w:themeFill="background1"/>
+            <w:hideMark/>
+          </w:tcPr>
+          <w:p>
+            <w:pPr>
+              <w:spacing w:line="26" w:lineRule="atLeast"/>
+              <w:ind w:firstLine="31"/>
+              <w:rPr>
+                <w:rFonts w:ascii="Times New Roman" w:hAnsi="Times New Roman" w:cs="Times New Roman"/>
+                <w:color w:val="000000" w:themeColor="text1"/>
+                <w:sz w:val="26"/>
+                <w:szCs w:val="26"/>
+              </w:rPr>
+            </w:pPr>
+            <w:r>
+              <w:rPr>
+                <w:rFonts w:ascii="Times New Roman" w:hAnsi="Times New Roman" w:cs="Times New Roman"/>
+                <w:sz w:val="26"/>
+                <w:szCs w:val="26"/>
+              </w:rPr>
+              <w:t>Chatbot tư vấn du lịch</w:t>
+            </w:r>
+          </w:p>
+        </w:tc>
+      </w:tr>
+      <w:tr>
+        <w:trPr>
+          <w:trHeight w:val="432"/>
+        </w:trPr>
+        <w:tc>
+          <w:tcPr>
+            <w:tcW w:w="1963" w:type="dxa"/>
+            <w:tcBorders>
+              <w:top w:val="single" w:sz="4" w:space="0" w:color="auto"/>
+              <w:left w:val="single" w:sz="4" w:space="0" w:color="auto"/>
+              <w:bottom w:val="single" w:sz="4" w:space="0" w:color="auto"/>
+              <w:right w:val="single" w:sz="4" w:space="0" w:color="auto"/>
+            </w:tcBorders>
+            <w:shd w:val="clear" w:color="auto" w:fill="FFFFFF" w:themeFill="background1"/>
+            <w:hideMark/>
+          </w:tcPr>
+          <w:p>
+            <w:pPr>
+              <w:spacing w:line="26" w:lineRule="atLeast"/>
+              <w:ind w:firstLine="71"/>
+              <w:rPr>
+                <w:rFonts w:ascii="Times New Roman" w:hAnsi="Times New Roman" w:cs="Times New Roman"/>
+                <w:color w:val="000000" w:themeColor="text1"/>
+                <w:sz w:val="26"/>
+                <w:szCs w:val="26"/>
+              </w:rPr>
+            </w:pPr>
+            <w:r>
+              <w:rPr>
+                <w:rFonts w:ascii="Times New Roman" w:hAnsi="Times New Roman" w:cs="Times New Roman"/>
+                <w:sz w:val="26"/>
+                <w:szCs w:val="26"/>
+              </w:rPr>
+              <w:t>Mô tả</w:t>
+            </w:r>
+          </w:p>
+        </w:tc>
+        <w:tc>
+          <w:tcPr>
+            <w:tcW w:w="7224" w:type="dxa"/>
+            <w:tcBorders>
+              <w:top w:val="single" w:sz="4" w:space="0" w:color="auto"/>
+              <w:left w:val="single" w:sz="4" w:space="0" w:color="auto"/>
+              <w:bottom w:val="single" w:sz="4" w:space="0" w:color="auto"/>
+              <w:right w:val="single" w:sz="4" w:space="0" w:color="auto"/>
+            </w:tcBorders>
+            <w:shd w:val="clear" w:color="auto" w:fill="FFFFFF" w:themeFill="background1"/>
+            <w:hideMark/>
+          </w:tcPr>
+          <w:p>
+            <w:pPr>
+              <w:spacing w:line="26" w:lineRule="atLeast"/>
+              <w:ind w:firstLine="31"/>
+              <w:rPr>
+                <w:rFonts w:ascii="Times New Roman" w:hAnsi="Times New Roman" w:cs="Times New Roman"/>
+                <w:color w:val="000000" w:themeColor="text1"/>
+                <w:sz w:val="26"/>
+                <w:szCs w:val="26"/>
+              </w:rPr>
+            </w:pPr>
+            <w:r>
+              <w:rPr>
+                <w:rFonts w:ascii="Times New Roman" w:hAnsi="Times New Roman" w:cs="Times New Roman"/>
+                <w:sz w:val="26"/>
+                <w:szCs w:val="26"/>
+              </w:rPr>
+              <w:t>Trò chuyện trực tuyến để tư vấn tour du lịch, tìm địa điểm hoặc tra cứu thông tin chính sách nhờ AI RAG.</w:t>
+            </w:r>
+          </w:p>
+        </w:tc>
+      </w:tr>
+      <w:tr>
+        <w:trPr>
+          <w:trHeight w:val="476"/>
+        </w:trPr>
+        <w:tc>
+          <w:tcPr>
+            <w:tcW w:w="1963" w:type="dxa"/>
+            <w:tcBorders>
+              <w:top w:val="single" w:sz="4" w:space="0" w:color="auto"/>
+              <w:left w:val="single" w:sz="4" w:space="0" w:color="auto"/>
+              <w:bottom w:val="single" w:sz="4" w:space="0" w:color="auto"/>
+              <w:right w:val="single" w:sz="4" w:space="0" w:color="auto"/>
+            </w:tcBorders>
+            <w:shd w:val="clear" w:color="auto" w:fill="FFFFFF" w:themeFill="background1"/>
+            <w:hideMark/>
+          </w:tcPr>
+          <w:p>
+            <w:pPr>
+              <w:spacing w:line="26" w:lineRule="atLeast"/>
+              <w:ind w:firstLine="71"/>
+              <w:rPr>
+                <w:rFonts w:ascii="Times New Roman" w:hAnsi="Times New Roman" w:cs="Times New Roman"/>
+                <w:color w:val="000000" w:themeColor="text1"/>
+                <w:sz w:val="26"/>
+                <w:szCs w:val="26"/>
+              </w:rPr>
+            </w:pPr>
+            <w:r>
+              <w:rPr>
+                <w:rFonts w:ascii="Times New Roman" w:hAnsi="Times New Roman" w:cs="Times New Roman"/>
+                <w:sz w:val="26"/>
+                <w:szCs w:val="26"/>
+              </w:rPr>
+              <w:t>Tác nhân</w:t>
+            </w:r>
+          </w:p>
+        </w:tc>
+        <w:tc>
+          <w:tcPr>
+            <w:tcW w:w="7224" w:type="dxa"/>
+            <w:tcBorders>
+              <w:top w:val="single" w:sz="4" w:space="0" w:color="auto"/>
+              <w:left w:val="single" w:sz="4" w:space="0" w:color="auto"/>
+              <w:bottom w:val="single" w:sz="4" w:space="0" w:color="auto"/>
+              <w:right w:val="single" w:sz="4" w:space="0" w:color="auto"/>
+            </w:tcBorders>
+            <w:shd w:val="clear" w:color="auto" w:fill="FFFFFF" w:themeFill="background1"/>
+            <w:hideMark/>
+          </w:tcPr>
+          <w:p>
+            <w:pPr>
+              <w:spacing w:line="26" w:lineRule="atLeast"/>
+              <w:ind w:firstLine="31"/>
+              <w:rPr>
+                <w:rFonts w:ascii="Times New Roman" w:hAnsi="Times New Roman" w:cs="Times New Roman"/>
+                <w:color w:val="000000" w:themeColor="text1"/>
+                <w:sz w:val="26"/>
+                <w:szCs w:val="26"/>
+              </w:rPr>
+            </w:pPr>
+            <w:r>
+              <w:rPr>
+                <w:rFonts w:ascii="Times New Roman" w:hAnsi="Times New Roman" w:cs="Times New Roman"/>
+                <w:sz w:val="26"/>
+                <w:szCs w:val="26"/>
+              </w:rPr>
+              <w:t>Khách truy cập, Người dùng</w:t>
+            </w:r>
+          </w:p>
+        </w:tc>
+      </w:tr>
+      <w:tr>
+        <w:trPr>
+          <w:trHeight w:val="476"/>
+        </w:trPr>
+        <w:tc>
+          <w:tcPr>
+            <w:tcW w:w="1963" w:type="dxa"/>
+            <w:tcBorders>
+              <w:top w:val="single" w:sz="4" w:space="0" w:color="auto"/>
+              <w:left w:val="single" w:sz="4" w:space="0" w:color="auto"/>
+              <w:bottom w:val="single" w:sz="4" w:space="0" w:color="auto"/>
+              <w:right w:val="single" w:sz="4" w:space="0" w:color="auto"/>
+            </w:tcBorders>
+            <w:shd w:val="clear" w:color="auto" w:fill="FFFFFF" w:themeFill="background1"/>
+            <w:hideMark/>
+          </w:tcPr>
+          <w:p>
+            <w:pPr>
+              <w:spacing w:line="26" w:lineRule="atLeast"/>
+              <w:ind w:firstLine="71"/>
+              <w:rPr>
+                <w:rFonts w:ascii="Times New Roman" w:hAnsi="Times New Roman" w:cs="Times New Roman"/>
+                <w:color w:val="000000" w:themeColor="text1"/>
+                <w:sz w:val="26"/>
+                <w:szCs w:val="26"/>
+              </w:rPr>
+            </w:pPr>
+            <w:r>
+              <w:rPr>
+                <w:rFonts w:ascii="Times New Roman" w:hAnsi="Times New Roman" w:cs="Times New Roman"/>
+                <w:sz w:val="26"/>
+                <w:szCs w:val="26"/>
+              </w:rPr>
+              <w:t>Sự kiện kích hoạt</w:t>
+            </w:r>
+          </w:p>
+        </w:tc>
+        <w:tc>
+          <w:tcPr>
+            <w:tcW w:w="7224" w:type="dxa"/>
+            <w:tcBorders>
+              <w:top w:val="single" w:sz="4" w:space="0" w:color="auto"/>
+              <w:left w:val="single" w:sz="4" w:space="0" w:color="auto"/>
+              <w:bottom w:val="single" w:sz="4" w:space="0" w:color="auto"/>
+              <w:right w:val="single" w:sz="4" w:space="0" w:color="auto"/>
+            </w:tcBorders>
+            <w:shd w:val="clear" w:color="auto" w:fill="FFFFFF" w:themeFill="background1"/>
+            <w:hideMark/>
+          </w:tcPr>
+          <w:p>
+            <w:pPr>
+              <w:spacing w:line="26" w:lineRule="atLeast"/>
+              <w:ind w:firstLine="31"/>
+              <w:rPr>
+                <w:rFonts w:ascii="Times New Roman" w:hAnsi="Times New Roman" w:cs="Times New Roman"/>
+                <w:color w:val="000000" w:themeColor="text1"/>
+                <w:sz w:val="26"/>
+                <w:szCs w:val="26"/>
+              </w:rPr>
+            </w:pPr>
+            <w:r>
+              <w:rPr>
+                <w:rFonts w:ascii="Times New Roman" w:hAnsi="Times New Roman" w:cs="Times New Roman"/>
+                <w:sz w:val="26"/>
+                <w:szCs w:val="26"/>
+              </w:rPr>
+              <w:t>Người dùng gửi câu hỏi trong khung chat của hệ thống.</w:t>
+            </w:r>
+          </w:p>
+        </w:tc>
+      </w:tr>
+      <w:tr>
+        <w:trPr>
+          <w:trHeight w:val="476"/>
+        </w:trPr>
+        <w:tc>
+          <w:tcPr>
+            <w:tcW w:w="1963" w:type="dxa"/>
+            <w:tcBorders>
+              <w:top w:val="single" w:sz="4" w:space="0" w:color="auto"/>
+              <w:left w:val="single" w:sz="4" w:space="0" w:color="auto"/>
+              <w:bottom w:val="single" w:sz="4" w:space="0" w:color="auto"/>
+              <w:right w:val="single" w:sz="4" w:space="0" w:color="auto"/>
+            </w:tcBorders>
+            <w:shd w:val="clear" w:color="auto" w:fill="FFFFFF" w:themeFill="background1"/>
+            <w:hideMark/>
+          </w:tcPr>
+          <w:p>
+            <w:pPr>
+              <w:spacing w:line="26" w:lineRule="atLeast"/>
+              <w:ind w:firstLine="71"/>
+              <w:rPr>
+                <w:rFonts w:ascii="Times New Roman" w:hAnsi="Times New Roman" w:cs="Times New Roman"/>
+                <w:color w:val="000000" w:themeColor="text1"/>
+                <w:sz w:val="26"/>
+                <w:szCs w:val="26"/>
+              </w:rPr>
+            </w:pPr>
+            <w:r>
+              <w:rPr>
+                <w:rFonts w:ascii="Times New Roman" w:hAnsi="Times New Roman" w:cs="Times New Roman"/>
+                <w:sz w:val="26"/>
+                <w:szCs w:val="26"/>
+              </w:rPr>
+              <w:t>Tiền điều kiện</w:t>
+            </w:r>
+          </w:p>
+        </w:tc>
+        <w:tc>
+          <w:tcPr>
+            <w:tcW w:w="7224" w:type="dxa"/>
+            <w:tcBorders>
+              <w:top w:val="single" w:sz="4" w:space="0" w:color="auto"/>
+              <w:left w:val="single" w:sz="4" w:space="0" w:color="auto"/>
+              <w:bottom w:val="single" w:sz="4" w:space="0" w:color="auto"/>
+              <w:right w:val="single" w:sz="4" w:space="0" w:color="auto"/>
+            </w:tcBorders>
+            <w:shd w:val="clear" w:color="auto" w:fill="FFFFFF" w:themeFill="background1"/>
+            <w:hideMark/>
+          </w:tcPr>
+          <w:p>
+            <w:pPr>
+              <w:spacing w:line="26" w:lineRule="atLeast"/>
+              <w:ind w:firstLine="31"/>
+              <w:rPr>
+                <w:rFonts w:ascii="Times New Roman" w:hAnsi="Times New Roman" w:cs="Times New Roman"/>
+                <w:color w:val="000000" w:themeColor="text1"/>
+                <w:sz w:val="26"/>
+                <w:szCs w:val="26"/>
+              </w:rPr>
+            </w:pPr>
+            <w:r>
+              <w:rPr>
+                <w:rFonts w:ascii="Times New Roman" w:hAnsi="Times New Roman" w:cs="Times New Roman"/>
+                <w:sz w:val="26"/>
+                <w:szCs w:val="26"/>
+              </w:rPr>
+              <w:t>API chatbot và cơ sở tri thức (knowledge base) hoạt động ổn định.</w:t>
+            </w:r>
+          </w:p>
+        </w:tc>
+      </w:tr>
+      <w:tr>
+        <w:trPr>
+          <w:trHeight w:val="3909"/>
+        </w:trPr>
+        <w:tc>
+          <w:tcPr>
+            <w:tcW w:w="1963" w:type="dxa"/>
+            <w:tcBorders>
+              <w:top w:val="single" w:sz="4" w:space="0" w:color="auto"/>
+              <w:left w:val="single" w:sz="4" w:space="0" w:color="auto"/>
+              <w:bottom w:val="single" w:sz="4" w:space="0" w:color="auto"/>
+              <w:right w:val="single" w:sz="4" w:space="0" w:color="auto"/>
+            </w:tcBorders>
+            <w:shd w:val="clear" w:color="auto" w:fill="FFFFFF" w:themeFill="background1"/>
+            <w:vAlign w:val="center"/>
+            <w:hideMark/>
+          </w:tcPr>
+          <w:p>
+            <w:pPr>
+              <w:spacing w:line="26" w:lineRule="atLeast"/>
+              <w:ind w:firstLine="71"/>
+              <w:rPr>
+                <w:rFonts w:ascii="Times New Roman" w:hAnsi="Times New Roman" w:cs="Times New Roman"/>
+                <w:color w:val="000000" w:themeColor="text1"/>
+                <w:szCs w:val="26"/>
+              </w:rPr>
+            </w:pPr>
+            <w:r>
+              <w:rPr>
+                <w:rFonts w:ascii="Times New Roman" w:hAnsi="Times New Roman" w:cs="Times New Roman"/>
+                <w:color w:val="000000" w:themeColor="text1"/>
+                <w:szCs w:val="26"/>
+              </w:rPr>
+              <w:lastRenderedPageBreak/>
+              <w:t>Luồng sự kiện chính (Thành công)</w:t>
+            </w:r>
+          </w:p>
+        </w:tc>
+        <w:tc>
+          <w:tcPr>
+            <w:tcW w:w="7224" w:type="dxa"/>
+            <w:tcBorders>
+              <w:top w:val="single" w:sz="4" w:space="0" w:color="auto"/>
+              <w:left w:val="single" w:sz="4" w:space="0" w:color="auto"/>
+              <w:bottom w:val="single" w:sz="4" w:space="0" w:color="auto"/>
+              <w:right w:val="single" w:sz="4" w:space="0" w:color="auto"/>
+            </w:tcBorders>
+            <w:shd w:val="clear" w:color="auto" w:fill="FFFFFF" w:themeFill="background1"/>
+            <w:vAlign w:val="center"/>
+            <w:hideMark/>
+          </w:tcPr>
+          <w:tbl>
+            <w:tblPr>
+              <w:tblStyle w:val="TableGrid"/>
+              <w:tblW w:w="6998" w:type="dxa"/>
+              <w:tblInd w:w="0" w:type="dxa"/>
+              <w:tblLook w:val="04A0" w:firstRow="1" w:lastRow="0" w:firstColumn="1" w:lastColumn="0" w:noHBand="0" w:noVBand="1"/>
+            </w:tblPr>
+            <w:tblGrid>
+              <w:gridCol w:w="737"/>
+              <w:gridCol w:w="1718"/>
+              <w:gridCol w:w="4543"/>
+            </w:tblGrid>
+            <w:tr>
+              <w:trPr>
+                <w:trHeight w:val="432"/>
+              </w:trPr>
+              <w:tc>
+                <w:tcPr>
+                  <w:tcW w:w="737" w:type="dxa"/>
+                  <w:shd w:val="clear" w:color="auto" w:fill="FFCC99"/>
+                  <w:vAlign w:val="center"/>
+                </w:tcPr>
+                <w:p>
+                  <w:pPr>
+                    <w:spacing w:line="26" w:lineRule="atLeast"/>
+                    <w:ind w:firstLine="71"/>
+                    <w:rPr>
+                      <w:rFonts w:ascii="Times New Roman" w:hAnsi="Times New Roman" w:cs="Times New Roman"/>
+                      <w:color w:val="000000" w:themeColor="text1"/>
+                      <w:szCs w:val="26"/>
+                    </w:rPr>
+                  </w:pPr>
+                  <w:r>
+                    <w:rPr>
+                      <w:rFonts w:ascii="Times New Roman" w:hAnsi="Times New Roman" w:cs="Times New Roman"/>
+                      <w:color w:val="000000" w:themeColor="text1"/>
+                      <w:szCs w:val="26"/>
+                    </w:rPr>
+                    <w:t>STT</w:t>
+                  </w:r>
+                </w:p>
+              </w:tc>
+              <w:tc>
+                <w:tcPr>
+                  <w:tcW w:w="1718" w:type="dxa"/>
+                  <w:shd w:val="clear" w:color="auto" w:fill="FFCC99"/>
+                  <w:vAlign w:val="center"/>
+                </w:tcPr>
+                <w:p>
+                  <w:pPr>
+                    <w:spacing w:line="26" w:lineRule="atLeast"/>
+                    <w:ind w:firstLine="71"/>
+                    <w:rPr>
+                      <w:rFonts w:ascii="Times New Roman" w:hAnsi="Times New Roman" w:cs="Times New Roman"/>
+                      <w:color w:val="000000" w:themeColor="text1"/>
+                      <w:szCs w:val="26"/>
+                    </w:rPr>
+                  </w:pPr>
+                  <w:r>
+                    <w:rPr>
+                      <w:rFonts w:ascii="Times New Roman" w:hAnsi="Times New Roman" w:cs="Times New Roman"/>
+                      <w:color w:val="000000" w:themeColor="text1"/>
+                      <w:szCs w:val="26"/>
+                    </w:rPr>
+                    <w:t>Thực hiện bởi</w:t>
+                  </w:r>
+                </w:p>
+              </w:tc>
+              <w:tc>
+                <w:tcPr>
+                  <w:tcW w:w="4543" w:type="dxa"/>
+                  <w:shd w:val="clear" w:color="auto" w:fill="FFCC99"/>
+                  <w:vAlign w:val="center"/>
+                </w:tcPr>
+                <w:p>
+                  <w:pPr>
+                    <w:spacing w:line="26" w:lineRule="atLeast"/>
+                    <w:ind w:firstLine="71"/>
+                    <w:rPr>
+                      <w:rFonts w:ascii="Times New Roman" w:hAnsi="Times New Roman" w:cs="Times New Roman"/>
+                      <w:color w:val="000000" w:themeColor="text1"/>
+                      <w:szCs w:val="26"/>
+                    </w:rPr>
+                  </w:pPr>
+                  <w:r>
+                    <w:rPr>
+                      <w:rFonts w:ascii="Times New Roman" w:hAnsi="Times New Roman" w:cs="Times New Roman"/>
+                      <w:color w:val="000000" w:themeColor="text1"/>
+                      <w:szCs w:val="26"/>
+                    </w:rPr>
+                    <w:t>Hành động</w:t>
+                  </w:r>
+                </w:p>
+              </w:tc>
+            </w:tr>
+            <w:tr>
+              <w:trPr>
+                <w:trHeight w:val="432"/>
+              </w:trPr>
+              <w:tc>
+                <w:tcPr>
+                  <w:tcW w:w="737" w:type="dxa"/>
+                </w:tcPr>
+                <w:p>
+                  <w:pPr>
+                    <w:spacing w:line="26" w:lineRule="atLeast"/>
+                    <w:ind w:firstLine="71"/>
+                    <w:rPr>
+                      <w:rFonts w:ascii="Times New Roman" w:hAnsi="Times New Roman" w:cs="Times New Roman"/>
+                      <w:color w:val="000000" w:themeColor="text1"/>
+                      <w:sz w:val="26"/>
+                      <w:szCs w:val="26"/>
+                    </w:rPr>
+                  </w:pPr>
+                  <w:r>
+                    <w:rPr>
+                      <w:rFonts w:ascii="Times New Roman" w:hAnsi="Times New Roman" w:cs="Times New Roman"/>
+                      <w:sz w:val="26"/>
+                      <w:szCs w:val="26"/>
+                    </w:rPr>
+                    <w:t>1.</w:t>
+                  </w:r>
+                </w:p>
+              </w:tc>
+              <w:tc>
+                <w:tcPr>
+                  <w:tcW w:w="1718" w:type="dxa"/>
+                </w:tcPr>
+                <w:p>
+                  <w:pPr>
+                    <w:spacing w:line="26" w:lineRule="atLeast"/>
+                    <w:ind w:firstLine="71"/>
+                    <w:rPr>
+                      <w:rFonts w:ascii="Times New Roman" w:hAnsi="Times New Roman" w:cs="Times New Roman"/>
+                      <w:color w:val="000000" w:themeColor="text1"/>
+                      <w:sz w:val="26"/>
+                      <w:szCs w:val="26"/>
+                    </w:rPr>
+                  </w:pPr>
+                  <w:r>
+                    <w:rPr>
+                      <w:rFonts w:ascii="Times New Roman" w:hAnsi="Times New Roman" w:cs="Times New Roman"/>
+                      <w:sz w:val="26"/>
+                      <w:szCs w:val="26"/>
+                    </w:rPr>
+                    <w:t>Người dùng</w:t>
+                  </w:r>
+                </w:p>
+              </w:tc>
+              <w:tc>
+                <w:tcPr>
+                  <w:tcW w:w="4543" w:type="dxa"/>
+                </w:tcPr>
+                <w:p>
+                  <w:pPr>
+                    <w:spacing w:line="26" w:lineRule="atLeast"/>
+                    <w:ind w:firstLine="71"/>
+                    <w:rPr>
+                      <w:rFonts w:ascii="Times New Roman" w:hAnsi="Times New Roman" w:cs="Times New Roman"/>
+                      <w:color w:val="000000" w:themeColor="text1"/>
+                      <w:sz w:val="26"/>
+                      <w:szCs w:val="26"/>
+                    </w:rPr>
+                  </w:pPr>
+                  <w:r>
+                    <w:rPr>
+                      <w:rFonts w:ascii="Times New Roman" w:hAnsi="Times New Roman" w:cs="Times New Roman"/>
+                      <w:sz w:val="26"/>
+                      <w:szCs w:val="26"/>
+                    </w:rPr>
+                    <w:t>Nhập câu hỏi du lịch vào khung chat</w:t>
+                  </w:r>
+                </w:p>
+              </w:tc>
+            </w:tr>
+            <w:tr>
+              <w:trPr>
+                <w:trHeight w:val="720"/>
+              </w:trPr>
+              <w:tc>
+                <w:tcPr>
+                  <w:tcW w:w="737" w:type="dxa"/>
+                </w:tcPr>
+                <w:p>
+                  <w:pPr>
+                    <w:spacing w:line="26" w:lineRule="atLeast"/>
+                    <w:ind w:firstLine="71"/>
+                    <w:rPr>
+                      <w:rFonts w:ascii="Times New Roman" w:hAnsi="Times New Roman" w:cs="Times New Roman"/>
+                      <w:color w:val="000000" w:themeColor="text1"/>
+                      <w:sz w:val="26"/>
+                      <w:szCs w:val="26"/>
+                    </w:rPr>
+                  </w:pPr>
+                  <w:r>
+                    <w:rPr>
+                      <w:rFonts w:ascii="Times New Roman" w:hAnsi="Times New Roman" w:cs="Times New Roman"/>
+                      <w:sz w:val="26"/>
+                      <w:szCs w:val="26"/>
+                    </w:rPr>
+                    <w:t>2.</w:t>
+                  </w:r>
+                </w:p>
+              </w:tc>
+              <w:tc>
+                <w:tcPr>
+                  <w:tcW w:w="1718" w:type="dxa"/>
+                </w:tcPr>
+                <w:p>
+                  <w:pPr>
+                    <w:spacing w:line="26" w:lineRule="atLeast"/>
+                    <w:ind w:firstLine="71"/>
+                    <w:rPr>
+                      <w:rFonts w:ascii="Times New Roman" w:hAnsi="Times New Roman" w:cs="Times New Roman"/>
+                      <w:color w:val="000000" w:themeColor="text1"/>
+                      <w:sz w:val="26"/>
+                      <w:szCs w:val="26"/>
+                    </w:rPr>
+                  </w:pPr>
+                  <w:r>
+                    <w:rPr>
+                      <w:rFonts w:ascii="Times New Roman" w:hAnsi="Times New Roman" w:cs="Times New Roman"/>
+                      <w:sz w:val="26"/>
+                      <w:szCs w:val="26"/>
+                    </w:rPr>
+                    <w:t>Hệ thống</w:t>
+                  </w:r>
+                </w:p>
+              </w:tc>
+              <w:tc>
+                <w:tcPr>
+                  <w:tcW w:w="4543" w:type="dxa"/>
+                </w:tcPr>
+                <w:p>
+                  <w:pPr>
+                    <w:spacing w:line="26" w:lineRule="atLeast"/>
+                    <w:ind w:firstLine="71"/>
+                    <w:rPr>
+                      <w:rFonts w:ascii="Times New Roman" w:hAnsi="Times New Roman" w:cs="Times New Roman"/>
+                      <w:color w:val="000000" w:themeColor="text1"/>
+                      <w:sz w:val="26"/>
+                      <w:szCs w:val="26"/>
+                    </w:rPr>
+                  </w:pPr>
+                  <w:r>
+                    <w:rPr>
+                      <w:rFonts w:ascii="Times New Roman" w:hAnsi="Times New Roman" w:cs="Times New Roman"/>
+                      <w:sz w:val="26"/>
+                      <w:szCs w:val="26"/>
+                    </w:rPr>
+                    <w:t>Kiểm tra ý định câu hỏi (Intent Guard)</w:t>
+                  </w:r>
+                </w:p>
+              </w:tc>
+            </w:tr>
+            <w:tr>
+              <w:trPr>
+                <w:trHeight w:val="630"/>
+              </w:trPr>
+              <w:tc>
+                <w:tcPr>
+                  <w:tcW w:w="737" w:type="dxa"/>
+                </w:tcPr>
+                <w:p>
+                  <w:pPr>
+                    <w:spacing w:line="26" w:lineRule="atLeast"/>
+                    <w:ind w:firstLine="71"/>
+                    <w:rPr>
+                      <w:rFonts w:ascii="Times New Roman" w:hAnsi="Times New Roman" w:cs="Times New Roman"/>
+                      <w:color w:val="000000" w:themeColor="text1"/>
+                      <w:sz w:val="26"/>
+                      <w:szCs w:val="26"/>
+                    </w:rPr>
+                  </w:pPr>
+                  <w:r>
+                    <w:rPr>
+                      <w:rFonts w:ascii="Times New Roman" w:hAnsi="Times New Roman" w:cs="Times New Roman"/>
+                      <w:sz w:val="26"/>
+                      <w:szCs w:val="26"/>
+                    </w:rPr>
+                    <w:t>3.</w:t>
+                  </w:r>
+                </w:p>
+              </w:tc>
+              <w:tc>
+                <w:tcPr>
+                  <w:tcW w:w="1718" w:type="dxa"/>
+                </w:tcPr>
+                <w:p>
+                  <w:pPr>
+                    <w:spacing w:line="26" w:lineRule="atLeast"/>
+                    <w:ind w:firstLine="71"/>
+                    <w:rPr>
+                      <w:rFonts w:ascii="Times New Roman" w:hAnsi="Times New Roman" w:cs="Times New Roman"/>
+                      <w:color w:val="000000" w:themeColor="text1"/>
+                      <w:sz w:val="26"/>
+                      <w:szCs w:val="26"/>
+                    </w:rPr>
+                  </w:pPr>
+                  <w:r>
+                    <w:rPr>
+                      <w:rFonts w:ascii="Times New Roman" w:hAnsi="Times New Roman" w:cs="Times New Roman"/>
+                      <w:sz w:val="26"/>
+                      <w:szCs w:val="26"/>
+                    </w:rPr>
+                    <w:t>Hệ thống</w:t>
+                  </w:r>
+                </w:p>
+              </w:tc>
+              <w:tc>
+                <w:tcPr>
+                  <w:tcW w:w="4543" w:type="dxa"/>
+                </w:tcPr>
+                <w:p>
+                  <w:pPr>
+                    <w:spacing w:line="26" w:lineRule="atLeast"/>
+                    <w:ind w:firstLine="71"/>
+                    <w:rPr>
+                      <w:rFonts w:ascii="Times New Roman" w:hAnsi="Times New Roman" w:cs="Times New Roman"/>
+                      <w:color w:val="000000" w:themeColor="text1"/>
+                      <w:sz w:val="26"/>
+                      <w:szCs w:val="26"/>
+                    </w:rPr>
+                  </w:pPr>
+                  <w:r>
+                    <w:rPr>
+                      <w:rFonts w:ascii="Times New Roman" w:hAnsi="Times New Roman" w:cs="Times New Roman"/>
+                      <w:sz w:val="26"/>
+                      <w:szCs w:val="26"/>
+                    </w:rPr>
+                    <w:t>Trích xuất tham số và tìm kiếm tri thức phù hợp qua cơ chế SQL RAG</w:t>
+                  </w:r>
+                </w:p>
+              </w:tc>
+            </w:tr>
+            <w:tr>
+              <w:trPr>
+                <w:trHeight w:val="432"/>
+              </w:trPr>
+              <w:tc>
+                <w:tcPr>
+                  <w:tcW w:w="737" w:type="dxa"/>
+                </w:tcPr>
+                <w:p>
+                  <w:pPr>
+                    <w:spacing w:line="26" w:lineRule="atLeast"/>
+                    <w:ind w:firstLine="71"/>
+                    <w:rPr>
+                      <w:rFonts w:ascii="Times New Roman" w:hAnsi="Times New Roman" w:cs="Times New Roman"/>
+                      <w:color w:val="000000" w:themeColor="text1"/>
+                      <w:sz w:val="26"/>
+                      <w:szCs w:val="26"/>
+                    </w:rPr>
+                  </w:pPr>
+                  <w:r>
+                    <w:rPr>
+                      <w:rFonts w:ascii="Times New Roman" w:hAnsi="Times New Roman" w:cs="Times New Roman"/>
+                      <w:sz w:val="26"/>
+                      <w:szCs w:val="26"/>
+                    </w:rPr>
+                    <w:t>4.</w:t>
+                  </w:r>
+                </w:p>
+              </w:tc>
+              <w:tc>
+                <w:tcPr>
+                  <w:tcW w:w="1718" w:type="dxa"/>
+                </w:tcPr>
+                <w:p>
+                  <w:pPr>
+                    <w:spacing w:line="26" w:lineRule="atLeast"/>
+                    <w:ind w:firstLine="71"/>
+                    <w:rPr>
+                      <w:rFonts w:ascii="Times New Roman" w:hAnsi="Times New Roman" w:cs="Times New Roman"/>
+                      <w:color w:val="000000" w:themeColor="text1"/>
+                      <w:sz w:val="26"/>
+                      <w:szCs w:val="26"/>
+                    </w:rPr>
+                  </w:pPr>
+                  <w:r>
+                    <w:rPr>
+                      <w:rFonts w:ascii="Times New Roman" w:hAnsi="Times New Roman" w:cs="Times New Roman"/>
+                      <w:sz w:val="26"/>
+                      <w:szCs w:val="26"/>
+                    </w:rPr>
+                    <w:t>Hệ thống</w:t>
+                  </w:r>
+                </w:p>
+              </w:tc>
+              <w:tc>
+                <w:tcPr>
+                  <w:tcW w:w="4543" w:type="dxa"/>
+                </w:tcPr>
+                <w:p>
+                  <w:pPr>
+                    <w:spacing w:line="26" w:lineRule="atLeast"/>
+                    <w:ind w:firstLine="71"/>
+                    <w:rPr>
+                      <w:rFonts w:ascii="Times New Roman" w:hAnsi="Times New Roman" w:cs="Times New Roman"/>
+                      <w:color w:val="000000" w:themeColor="text1"/>
+                      <w:sz w:val="26"/>
+                      <w:szCs w:val="26"/>
+                    </w:rPr>
+                  </w:pPr>
+                  <w:r>
+                    <w:rPr>
+                      <w:rFonts w:ascii="Times New Roman" w:hAnsi="Times New Roman" w:cs="Times New Roman"/>
+                      <w:sz w:val="26"/>
+                      <w:szCs w:val="26"/>
+                    </w:rPr>
+                    <w:t>Xây dựng prompt và gọi API nhà cung cấp mô hình AI (Gemini)</w:t>
+                  </w:r>
+                </w:p>
+              </w:tc>
+            </w:tr>
+            <w:tr>
+              <w:trPr>
+                <w:trHeight w:val="1008"/>
+              </w:trPr>
+              <w:tc>
+                <w:tcPr>
+                  <w:tcW w:w="737" w:type="dxa"/>
+                </w:tcPr>
+                <w:p>
+                  <w:pPr>
+                    <w:spacing w:line="26" w:lineRule="atLeast"/>
+                    <w:ind w:firstLine="71"/>
+                    <w:rPr>
+                      <w:rFonts w:ascii="Times New Roman" w:hAnsi="Times New Roman" w:cs="Times New Roman"/>
+                      <w:color w:val="000000" w:themeColor="text1"/>
+                      <w:sz w:val="26"/>
+                      <w:szCs w:val="26"/>
+                    </w:rPr>
+                  </w:pPr>
+                  <w:r>
+                    <w:rPr>
+                      <w:rFonts w:ascii="Times New Roman" w:hAnsi="Times New Roman" w:cs="Times New Roman"/>
+                      <w:sz w:val="26"/>
+                      <w:szCs w:val="26"/>
+                    </w:rPr>
+                    <w:t>5.</w:t>
+                  </w:r>
+                </w:p>
+              </w:tc>
+              <w:tc>
+                <w:tcPr>
+                  <w:tcW w:w="1718" w:type="dxa"/>
+                </w:tcPr>
+                <w:p>
+                  <w:pPr>
+                    <w:spacing w:line="26" w:lineRule="atLeast"/>
+                    <w:ind w:firstLine="71"/>
+                    <w:rPr>
+                      <w:rFonts w:ascii="Times New Roman" w:hAnsi="Times New Roman" w:cs="Times New Roman"/>
+                      <w:color w:val="000000" w:themeColor="text1"/>
+                      <w:sz w:val="26"/>
+                      <w:szCs w:val="26"/>
+                    </w:rPr>
+                  </w:pPr>
+                  <w:r>
+                    <w:rPr>
+                      <w:rFonts w:ascii="Times New Roman" w:hAnsi="Times New Roman" w:cs="Times New Roman"/>
+                      <w:sz w:val="26"/>
+                      <w:szCs w:val="26"/>
+                    </w:rPr>
+                    <w:t>Hệ thống</w:t>
+                  </w:r>
+                </w:p>
+              </w:tc>
+              <w:tc>
+                <w:tcPr>
+                  <w:tcW w:w="4543" w:type="dxa"/>
+                </w:tcPr>
+                <w:p>
+                  <w:pPr>
+                    <w:spacing w:line="26" w:lineRule="atLeast"/>
+                    <w:ind w:firstLine="71"/>
+                    <w:rPr>
+                      <w:rFonts w:ascii="Times New Roman" w:hAnsi="Times New Roman" w:cs="Times New Roman"/>
+                      <w:color w:val="000000" w:themeColor="text1"/>
+                      <w:sz w:val="26"/>
+                      <w:szCs w:val="26"/>
+                    </w:rPr>
+                  </w:pPr>
+                  <w:r>
+                    <w:rPr>
+                      <w:rFonts w:ascii="Times New Roman" w:hAnsi="Times New Roman" w:cs="Times New Roman"/>
+                      <w:sz w:val="26"/>
+                      <w:szCs w:val="26"/>
+                    </w:rPr>
+                    <w:t>Nhận kết quả phản hồi từ mô hình AI, ghi nhận lịch sử cuộc hội thoại</w:t>
+                  </w:r>
+                </w:p>
+              </w:tc>
+            </w:tr>
+            <w:tr>
+              <w:trPr>
+                <w:trHeight w:val="1008"/>
+              </w:trPr>
+              <w:tc>
+                <w:tcPr>
+                  <w:tcW w:w="737" w:type="dxa"/>
+                </w:tcPr>
+                <w:p>
+                  <w:pPr>
+                    <w:spacing w:line="26" w:lineRule="atLeast"/>
+                    <w:ind w:firstLine="71"/>
+                    <w:rPr>
+                      <w:rFonts w:ascii="Times New Roman" w:hAnsi="Times New Roman" w:cs="Times New Roman"/>
+                      <w:sz w:val="26"/>
+                      <w:szCs w:val="26"/>
+                    </w:rPr>
+                  </w:pPr>
+                  <w:r>
+                    <w:rPr>
+                      <w:rFonts w:ascii="Times New Roman" w:hAnsi="Times New Roman" w:cs="Times New Roman"/>
+                      <w:sz w:val="26"/>
+                      <w:szCs w:val="26"/>
+                    </w:rPr>
+                    <w:t>6.</w:t>
+                  </w:r>
+                </w:p>
+              </w:tc>
+              <w:tc>
+                <w:tcPr>
+                  <w:tcW w:w="1718" w:type="dxa"/>
+                </w:tcPr>
+                <w:p>
+                  <w:pPr>
+                    <w:spacing w:line="26" w:lineRule="atLeast"/>
+                    <w:ind w:firstLine="71"/>
+                    <w:rPr>
+                      <w:rFonts w:ascii="Times New Roman" w:hAnsi="Times New Roman" w:cs="Times New Roman"/>
+                      <w:sz w:val="26"/>
+                      <w:szCs w:val="26"/>
+                    </w:rPr>
+                  </w:pPr>
+                  <w:r>
+                    <w:rPr>
+                      <w:rFonts w:ascii="Times New Roman" w:hAnsi="Times New Roman" w:cs="Times New Roman"/>
+                      <w:sz w:val="26"/>
+                      <w:szCs w:val="26"/>
+                    </w:rPr>
+                    <w:t>Hệ thống</w:t>
+                  </w:r>
+                </w:p>
+              </w:tc>
+              <w:tc>
+                <w:tcPr>
+                  <w:tcW w:w="4543" w:type="dxa"/>
+                </w:tcPr>
+                <w:p>
+                  <w:pPr>
+                    <w:spacing w:line="26" w:lineRule="atLeast"/>
+                    <w:ind w:firstLine="71"/>
+                    <w:rPr>
+                      <w:rFonts w:ascii="Times New Roman" w:hAnsi="Times New Roman" w:cs="Times New Roman"/>
+                      <w:sz w:val="26"/>
+                      <w:szCs w:val="26"/>
+                    </w:rPr>
+                  </w:pPr>
+                  <w:r>
+                    <w:rPr>
+                      <w:rFonts w:ascii="Times New Roman" w:hAnsi="Times New Roman" w:cs="Times New Roman"/>
+                      <w:sz w:val="26"/>
+                      <w:szCs w:val="26"/>
+                    </w:rPr>
+                    <w:t>Hiển thị câu trả lời tự nhiên lên giao diện chat cho người dùng</w:t>
+                  </w:r>
+                </w:p>
+              </w:tc>
+            </w:tr>
+          </w:tbl>
+          <w:p>
+            <w:pPr>
+              <w:pStyle w:val="ListParagraph"/>
+              <w:keepNext/>
+              <w:overflowPunct w:val="0"/>
+              <w:autoSpaceDE w:val="0"/>
+              <w:autoSpaceDN w:val="0"/>
+              <w:adjustRightInd w:val="0"/>
+              <w:spacing w:line="26" w:lineRule="atLeast"/>
+              <w:ind w:left="0" w:firstLine="0"/>
+              <w:textAlignment w:val="baseline"/>
+              <w:rPr>
+                <w:rFonts w:ascii="Times New Roman" w:hAnsi="Times New Roman" w:cs="Times New Roman"/>
+              </w:rPr>
+            </w:pPr>
+          </w:p>
+        </w:tc>
+      </w:tr>
+      <w:tr>
+        <w:trPr>
+          <w:trHeight w:val="1578"/>
+        </w:trPr>
+        <w:tc>
+          <w:tcPr>
+            <w:tcW w:w="1963" w:type="dxa"/>
+            <w:tcBorders>
+              <w:top w:val="single" w:sz="4" w:space="0" w:color="auto"/>
+              <w:left w:val="single" w:sz="4" w:space="0" w:color="auto"/>
+              <w:bottom w:val="single" w:sz="4" w:space="0" w:color="auto"/>
+              <w:right w:val="single" w:sz="4" w:space="0" w:color="auto"/>
+            </w:tcBorders>
+            <w:shd w:val="clear" w:color="auto" w:fill="FFFFFF" w:themeFill="background1"/>
+            <w:vAlign w:val="center"/>
+          </w:tcPr>
+          <w:p>
+            <w:pPr>
+              <w:spacing w:line="26" w:lineRule="atLeast"/>
+              <w:ind w:firstLine="71"/>
+              <w:rPr>
+                <w:rFonts w:ascii="Times New Roman" w:hAnsi="Times New Roman" w:cs="Times New Roman"/>
+                <w:color w:val="000000" w:themeColor="text1"/>
+                <w:szCs w:val="26"/>
+              </w:rPr>
+            </w:pPr>
+            <w:r>
+              <w:rPr>
+                <w:rFonts w:ascii="Times New Roman" w:hAnsi="Times New Roman" w:cs="Times New Roman"/>
+                <w:color w:val="000000" w:themeColor="text1"/>
+                <w:szCs w:val="26"/>
+              </w:rPr>
+              <w:t>Luồng sự kiện thay thế</w:t>
+            </w:r>
+          </w:p>
+        </w:tc>
+        <w:tc>
+          <w:tcPr>
+            <w:tcW w:w="7224" w:type="dxa"/>
+            <w:tcBorders>
+              <w:top w:val="single" w:sz="4" w:space="0" w:color="auto"/>
+              <w:left w:val="single" w:sz="4" w:space="0" w:color="auto"/>
+              <w:bottom w:val="single" w:sz="4" w:space="0" w:color="auto"/>
+              <w:right w:val="single" w:sz="4" w:space="0" w:color="auto"/>
+            </w:tcBorders>
+            <w:shd w:val="clear" w:color="auto" w:fill="FFFFFF" w:themeFill="background1"/>
+            <w:vAlign w:val="center"/>
+          </w:tcPr>
+          <w:tbl>
+            <w:tblPr>
+              <w:tblStyle w:val="TableGrid"/>
+              <w:tblW w:w="6998" w:type="dxa"/>
+              <w:tblInd w:w="0" w:type="dxa"/>
+              <w:tblLook w:val="04A0" w:firstRow="1" w:lastRow="0" w:firstColumn="1" w:lastColumn="0" w:noHBand="0" w:noVBand="1"/>
+            </w:tblPr>
+            <w:tblGrid>
+              <w:gridCol w:w="737"/>
+              <w:gridCol w:w="1718"/>
+              <w:gridCol w:w="4543"/>
+            </w:tblGrid>
+            <w:tr>
+              <w:trPr>
+                <w:trHeight w:val="432"/>
+              </w:trPr>
+              <w:tc>
+                <w:tcPr>
+                  <w:tcW w:w="737" w:type="dxa"/>
+                  <w:shd w:val="clear" w:color="auto" w:fill="FFCC99"/>
+                  <w:vAlign w:val="center"/>
+                </w:tcPr>
+                <w:p>
+                  <w:pPr>
+                    <w:spacing w:line="26" w:lineRule="atLeast"/>
+                    <w:ind w:firstLine="0"/>
+                    <w:rPr>
+                      <w:rFonts w:ascii="Times New Roman" w:hAnsi="Times New Roman" w:cs="Times New Roman"/>
+                      <w:color w:val="000000" w:themeColor="text1"/>
+                      <w:szCs w:val="26"/>
+                    </w:rPr>
+                  </w:pPr>
+                  <w:r>
+                    <w:rPr>
+                      <w:rFonts w:ascii="Times New Roman" w:hAnsi="Times New Roman" w:cs="Times New Roman"/>
+                      <w:color w:val="000000" w:themeColor="text1"/>
+                      <w:szCs w:val="26"/>
+                    </w:rPr>
+                    <w:t>STT</w:t>
+                  </w:r>
+                </w:p>
+              </w:tc>
+              <w:tc>
+                <w:tcPr>
+                  <w:tcW w:w="1718" w:type="dxa"/>
+                  <w:shd w:val="clear" w:color="auto" w:fill="FFCC99"/>
+                  <w:vAlign w:val="center"/>
+                </w:tcPr>
+                <w:p>
+                  <w:pPr>
+                    <w:spacing w:line="26" w:lineRule="atLeast"/>
+                    <w:ind w:firstLine="0"/>
+                    <w:rPr>
+                      <w:rFonts w:ascii="Times New Roman" w:hAnsi="Times New Roman" w:cs="Times New Roman"/>
+                      <w:color w:val="000000" w:themeColor="text1"/>
+                      <w:szCs w:val="26"/>
+                    </w:rPr>
+                  </w:pPr>
+                  <w:r>
+                    <w:rPr>
+                      <w:rFonts w:ascii="Times New Roman" w:hAnsi="Times New Roman" w:cs="Times New Roman"/>
+                      <w:color w:val="000000" w:themeColor="text1"/>
+                      <w:szCs w:val="26"/>
+                    </w:rPr>
+                    <w:t>Thực hiện bởi</w:t>
+                  </w:r>
+                </w:p>
+              </w:tc>
+              <w:tc>
+                <w:tcPr>
+                  <w:tcW w:w="4543" w:type="dxa"/>
+                  <w:shd w:val="clear" w:color="auto" w:fill="FFCC99"/>
+                  <w:vAlign w:val="center"/>
+                </w:tcPr>
+                <w:p>
+                  <w:pPr>
+                    <w:spacing w:line="26" w:lineRule="atLeast"/>
+                    <w:ind w:firstLine="0"/>
+                    <w:rPr>
+                      <w:rFonts w:ascii="Times New Roman" w:hAnsi="Times New Roman" w:cs="Times New Roman"/>
+                      <w:color w:val="000000" w:themeColor="text1"/>
+                      <w:szCs w:val="26"/>
+                    </w:rPr>
+                  </w:pPr>
+                  <w:r>
+                    <w:rPr>
+                      <w:rFonts w:ascii="Times New Roman" w:hAnsi="Times New Roman" w:cs="Times New Roman"/>
+                      <w:color w:val="000000" w:themeColor="text1"/>
+                      <w:szCs w:val="26"/>
+                    </w:rPr>
+                    <w:t>Hành động</w:t>
+                  </w:r>
+                </w:p>
+              </w:tc>
+            </w:tr>
+            <w:tr>
+              <w:trPr>
+                <w:trHeight w:val="1008"/>
+              </w:trPr>
+              <w:tc>
+                <w:tcPr>
+                  <w:tcW w:w="737" w:type="dxa"/>
+                  <w:vAlign w:val="center"/>
+                </w:tcPr>
+                <w:p>
+                  <w:pPr>
+                    <w:spacing w:line="26" w:lineRule="atLeast"/>
+                    <w:ind w:firstLine="0"/>
+                    <w:rPr>
+                      <w:rFonts w:ascii="Times New Roman" w:hAnsi="Times New Roman" w:cs="Times New Roman"/>
+                      <w:sz w:val="26"/>
+                      <w:szCs w:val="26"/>
+                    </w:rPr>
+                  </w:pPr>
+                  <w:r>
+                    <w:rPr>
+                      <w:rFonts w:ascii="Times New Roman" w:hAnsi="Times New Roman" w:cs="Times New Roman"/>
+                      <w:sz w:val="26"/>
+                      <w:szCs w:val="26"/>
+                    </w:rPr>
+                    <w:t>2a.</w:t>
+                  </w:r>
+                </w:p>
+              </w:tc>
+              <w:tc>
+                <w:tcPr>
+                  <w:tcW w:w="1718" w:type="dxa"/>
+                  <w:vAlign w:val="center"/>
+                </w:tcPr>
+                <w:p>
+                  <w:pPr>
+                    <w:spacing w:line="26" w:lineRule="atLeast"/>
+                    <w:ind w:firstLine="0"/>
+                    <w:rPr>
+                      <w:rFonts w:ascii="Times New Roman" w:hAnsi="Times New Roman" w:cs="Times New Roman"/>
+                      <w:sz w:val="26"/>
+                      <w:szCs w:val="26"/>
+                    </w:rPr>
+                  </w:pPr>
+                  <w:r>
+                    <w:rPr>
+                      <w:rFonts w:ascii="Times New Roman" w:hAnsi="Times New Roman" w:cs="Times New Roman"/>
+                      <w:sz w:val="26"/>
+                      <w:szCs w:val="26"/>
+                    </w:rPr>
+                    <w:t>Hệ thống</w:t>
+                  </w:r>
+                </w:p>
+              </w:tc>
+              <w:tc>
+                <w:tcPr>
+                  <w:tcW w:w="4543" w:type="dxa"/>
+                  <w:vAlign w:val="center"/>
+                </w:tcPr>
+                <w:p>
+                  <w:pPr>
+                    <w:spacing w:line="26" w:lineRule="atLeast"/>
+                    <w:ind w:firstLine="0"/>
+                    <w:rPr>
+                      <w:rFonts w:ascii="Times New Roman" w:hAnsi="Times New Roman" w:cs="Times New Roman"/>
+                      <w:sz w:val="26"/>
+                      <w:szCs w:val="26"/>
+                    </w:rPr>
+                  </w:pPr>
+                  <w:r>
+                    <w:rPr>
+                      <w:rFonts w:ascii="Times New Roman" w:hAnsi="Times New Roman" w:cs="Times New Roman"/>
+                      <w:sz w:val="26"/>
+                      <w:szCs w:val="26"/>
+                    </w:rPr>
+                    <w:t>Câu hỏi ngoài phạm vi hỗ trợ, trả về câu trả lời từ chối theo kịch bản có sẵn</w:t>
+                  </w:r>
+                </w:p>
+              </w:tc>
+            </w:tr>
+            <w:tr>
+              <w:trPr>
+                <w:trHeight w:val="1008"/>
+              </w:trPr>
+              <w:tc>
+                <w:tcPr>
+                  <w:tcW w:w="737" w:type="dxa"/>
+                  <w:vAlign w:val="center"/>
+                </w:tcPr>
+                <w:p>
+                  <w:pPr>
+                    <w:spacing w:line="26" w:lineRule="atLeast"/>
+                    <w:ind w:firstLine="0"/>
+                    <w:rPr>
+                      <w:rFonts w:ascii="Times New Roman" w:hAnsi="Times New Roman" w:cs="Times New Roman"/>
+                      <w:sz w:val="26"/>
+                      <w:szCs w:val="26"/>
+                    </w:rPr>
+                  </w:pPr>
+                  <w:r>
+                    <w:rPr>
+                      <w:rFonts w:ascii="Times New Roman" w:hAnsi="Times New Roman" w:cs="Times New Roman"/>
+                      <w:sz w:val="26"/>
+                      <w:szCs w:val="26"/>
+                    </w:rPr>
+                    <w:t>4a.</w:t>
+                  </w:r>
+                </w:p>
+              </w:tc>
+              <w:tc>
+                <w:tcPr>
+                  <w:tcW w:w="1718" w:type="dxa"/>
+                  <w:vAlign w:val="center"/>
+                </w:tcPr>
+                <w:p>
+                  <w:pPr>
+                    <w:spacing w:line="26" w:lineRule="atLeast"/>
+                    <w:ind w:firstLine="0"/>
+                    <w:rPr>
+                      <w:rFonts w:ascii="Times New Roman" w:hAnsi="Times New Roman" w:cs="Times New Roman"/>
+                      <w:sz w:val="26"/>
+                      <w:szCs w:val="26"/>
+                    </w:rPr>
+                  </w:pPr>
+                  <w:r>
+                    <w:rPr>
+                      <w:rFonts w:ascii="Times New Roman" w:hAnsi="Times New Roman" w:cs="Times New Roman"/>
+                      <w:sz w:val="26"/>
+                      <w:szCs w:val="26"/>
+                    </w:rPr>
+                    <w:t>Hệ thống</w:t>
+                  </w:r>
+                </w:p>
+              </w:tc>
+              <w:tc>
+                <w:tcPr>
+                  <w:tcW w:w="4543" w:type="dxa"/>
+                  <w:vAlign w:val="center"/>
+                </w:tcPr>
+                <w:p>
+                  <w:pPr>
+                    <w:spacing w:line="26" w:lineRule="atLeast"/>
+                    <w:ind w:firstLine="0"/>
+                    <w:rPr>
+                      <w:rFonts w:ascii="Times New Roman" w:hAnsi="Times New Roman" w:cs="Times New Roman"/>
+                      <w:sz w:val="26"/>
+                      <w:szCs w:val="26"/>
+                    </w:rPr>
+                  </w:pPr>
+                  <w:r>
+                    <w:rPr>
+                      <w:rFonts w:ascii="Times New Roman" w:hAnsi="Times New Roman" w:cs="Times New Roman"/>
+                      <w:sz w:val="26"/>
+                      <w:szCs w:val="26"/>
+                    </w:rPr>
+                    <w:t>AI chính bị lỗi hoặc vượt hạn mức, tự động chuyển sang mô hình AI dự phòng (AI Failover)</w:t>
+                  </w:r>
+                </w:p>
+              </w:tc>
+            </w:tr>
+          </w:tbl>
+          <w:p>
+            <w:pPr>
+              <w:keepNext/>
+              <w:overflowPunct w:val="0"/>
+              <w:autoSpaceDE w:val="0"/>
+              <w:autoSpaceDN w:val="0"/>
+              <w:adjustRightInd w:val="0"/>
+              <w:spacing w:line="26" w:lineRule="atLeast"/>
+              <w:ind w:firstLine="0"/>
+              <w:textAlignment w:val="baseline"/>
+              <w:rPr>
+                <w:rFonts w:ascii="Times New Roman" w:hAnsi="Times New Roman" w:cs="Times New Roman"/>
+              </w:rPr>
+            </w:pPr>
+          </w:p>
+        </w:tc>
+      </w:tr>
+      <w:tr>
+        <w:trPr>
+          <w:trHeight w:val="432"/>
+        </w:trPr>
+        <w:tc>
+          <w:tcPr>
+            <w:tcW w:w="1963" w:type="dxa"/>
+            <w:tcBorders>
+              <w:top w:val="single" w:sz="4" w:space="0" w:color="auto"/>
+              <w:left w:val="single" w:sz="4" w:space="0" w:color="auto"/>
+              <w:bottom w:val="single" w:sz="4" w:space="0" w:color="auto"/>
+              <w:right w:val="single" w:sz="4" w:space="0" w:color="auto"/>
+            </w:tcBorders>
+            <w:shd w:val="clear" w:color="auto" w:fill="FFFFFF" w:themeFill="background1"/>
+            <w:vAlign w:val="center"/>
+          </w:tcPr>
+          <w:p>
+            <w:pPr>
+              <w:spacing w:line="26" w:lineRule="atLeast"/>
+              <w:ind w:firstLine="71"/>
+              <w:rPr>
+                <w:rFonts w:ascii="Times New Roman" w:hAnsi="Times New Roman" w:cs="Times New Roman"/>
+                <w:color w:val="000000" w:themeColor="text1"/>
+                <w:szCs w:val="26"/>
+              </w:rPr>
+            </w:pPr>
+            <w:r>
+              <w:rPr>
+                <w:rFonts w:ascii="Times New Roman" w:hAnsi="Times New Roman" w:cs="Times New Roman"/>
+                <w:color w:val="000000" w:themeColor="text1"/>
+                <w:szCs w:val="26"/>
+              </w:rPr>
+              <w:t>Hậu điều kiện</w:t>
+            </w:r>
+          </w:p>
+        </w:tc>
+        <w:tc>
+          <w:tcPr>
+            <w:tcW w:w="7224" w:type="dxa"/>
+            <w:tcBorders>
+              <w:top w:val="single" w:sz="4" w:space="0" w:color="auto"/>
+              <w:left w:val="single" w:sz="4" w:space="0" w:color="auto"/>
+              <w:bottom w:val="single" w:sz="4" w:space="0" w:color="auto"/>
+              <w:right w:val="single" w:sz="4" w:space="0" w:color="auto"/>
+            </w:tcBorders>
+            <w:shd w:val="clear" w:color="auto" w:fill="FFFFFF" w:themeFill="background1"/>
+            <w:vAlign w:val="center"/>
+          </w:tcPr>
+          <w:p>
+            <w:pPr>
+              <w:spacing w:line="26" w:lineRule="atLeast"/>
+              <w:ind w:firstLine="0"/>
+              <w:rPr>
+                <w:rFonts w:ascii="Times New Roman" w:hAnsi="Times New Roman" w:cs="Times New Roman"/>
+                <w:color w:val="000000" w:themeColor="text1"/>
+                <w:szCs w:val="26"/>
+              </w:rPr>
+            </w:pPr>
+            <w:r>
+              <w:rPr>
+                <w:rFonts w:ascii="Times New Roman" w:hAnsi="Times New Roman" w:cs="Times New Roman"/>
+                <w:color w:val="000000" w:themeColor="text1"/>
+                <w:szCs w:val="26"/>
+              </w:rPr>
+              <w:t>Người dùng nhận được phản hồi tư vấn và lịch sử trò chuyện được lưu trữ thành công.</w:t>
+            </w:r>
+          </w:p>
+        </w:tc>
+      </w:tr>
+      <w:tr>
+        <w:trPr>
+          <w:trHeight w:val="1008"/>
+        </w:trPr>
+        <w:tc>
+          <w:tcPr>
+            <w:tcW w:w="1963" w:type="dxa"/>
+            <w:tcBorders>
+              <w:top w:val="single" w:sz="4" w:space="0" w:color="auto"/>
+              <w:left w:val="single" w:sz="4" w:space="0" w:color="auto"/>
+              <w:bottom w:val="single" w:sz="4" w:space="0" w:color="auto"/>
+              <w:right w:val="single" w:sz="4" w:space="0" w:color="auto"/>
+            </w:tcBorders>
+            <w:shd w:val="clear" w:color="auto" w:fill="FFFFFF" w:themeFill="background1"/>
+            <w:vAlign w:val="center"/>
+          </w:tcPr>
+          <w:p>
+            <w:pPr>
+              <w:spacing w:line="26" w:lineRule="atLeast"/>
+              <w:ind w:firstLine="71"/>
+              <w:rPr>
+                <w:rFonts w:ascii="Times New Roman" w:hAnsi="Times New Roman" w:cs="Times New Roman"/>
+                <w:color w:val="000000" w:themeColor="text1"/>
+                <w:szCs w:val="26"/>
+              </w:rPr>
+            </w:pPr>
+            <w:r>
+              <w:rPr>
+                <w:rFonts w:ascii="Times New Roman" w:hAnsi="Times New Roman" w:cs="Times New Roman"/>
+                <w:color w:val="000000" w:themeColor="text1"/>
+                <w:szCs w:val="26"/>
+              </w:rPr>
+              <w:t>Trường hợp lỗi</w:t>
+            </w:r>
+          </w:p>
+        </w:tc>
+        <w:tc>
+          <w:tcPr>
+            <w:tcW w:w="7224" w:type="dxa"/>
+            <w:tcBorders>
+              <w:top w:val="single" w:sz="4" w:space="0" w:color="auto"/>
+              <w:left w:val="single" w:sz="4" w:space="0" w:color="auto"/>
+              <w:bottom w:val="single" w:sz="4" w:space="0" w:color="auto"/>
+              <w:right w:val="single" w:sz="4" w:space="0" w:color="auto"/>
+            </w:tcBorders>
+            <w:shd w:val="clear" w:color="auto" w:fill="FFFFFF" w:themeFill="background1"/>
+            <w:vAlign w:val="center"/>
+          </w:tcPr>
+          <w:p>
+            <w:pPr>
+              <w:spacing w:line="26" w:lineRule="atLeast"/>
+              <w:ind w:firstLine="0"/>
+              <w:rPr>
+                <w:rFonts w:ascii="Times New Roman" w:hAnsi="Times New Roman" w:cs="Times New Roman"/>
+                <w:color w:val="000000" w:themeColor="text1"/>
+                <w:szCs w:val="26"/>
+              </w:rPr>
+            </w:pPr>
+            <w:r>
+              <w:rPr>
+                <w:rFonts w:ascii="Times New Roman" w:hAnsi="Times New Roman" w:cs="Times New Roman"/>
+                <w:color w:val="000000" w:themeColor="text1"/>
+                <w:szCs w:val="26"/>
+              </w:rPr>
+              <w:t>1. Không có kết nối mạng từ hệ thống đến nhà cung cấp AI.</w:t>
+            </w:r>
+            <w:r>
+              <w:rPr>
+                <w:rFonts w:ascii="Times New Roman" w:hAnsi="Times New Roman" w:cs="Times New Roman"/>
+                <w:color w:val="000000" w:themeColor="text1"/>
+                <w:szCs w:val="26"/>
+              </w:rPr>
+              <w:br/>
+              <w:t>2. Cơ sở tri thức không có dữ liệu trả lời phù hợp (Chatbot trả lời theo kịch bản dự phòng).</w:t>
+            </w:r>
+            <w:r>
+              <w:rPr>
+                <w:rFonts w:ascii="Times New Roman" w:hAnsi="Times New Roman" w:cs="Times New Roman"/>
+                <w:color w:val="000000" w:themeColor="text1"/>
+                <w:szCs w:val="26"/>
+              </w:rPr>
+              <w:t xml:space="preserve"> </w:t>
+            </w:r>
+          </w:p>
+        </w:tc>
+      </w:tr>
+    </w:tbl>
+    <w:p>
+      <w:pPr>
+        <w:spacing w:after="120" w:line="319" w:lineRule="auto"/>
+        <w:ind w:firstLine="0"/>
+        <w:rPr>
+          <w:rFonts w:ascii="Times New Roman" w:hAnsi="Times New Roman" w:cs="Times New Roman"/>
+          <w:bCs/>
+          <w:iCs/>
+          <w:sz w:val="26"/>
+          <w:szCs w:val="26"/>
+          <w:lang w:val="vi-VN" w:eastAsia="ja-JP"/>
+        </w:rPr>
+      </w:pPr>
     </w:p>
     <w:p>
       <w:pPr>
@@ -25686,7 +28820,7 @@
           <w:szCs w:val="26"/>
           <w:lang w:eastAsia="ja-JP"/>
         </w:rPr>
-        <w:t>Use case thanh toán</w:t>
+        <w:t>Use case đăng ký tài khoản</w:t>
       </w:r>
     </w:p>
     <w:p>
@@ -25715,7 +28849,7 @@
           <w:szCs w:val="26"/>
           <w:lang w:eastAsia="ja-JP"/>
         </w:rPr>
-        <w:t>Use case quản lý tour</w:t>
+        <w:t>Use case đăng nhập</w:t>
       </w:r>
     </w:p>
     <w:p>
@@ -25744,7 +28878,7 @@
           <w:szCs w:val="26"/>
           <w:lang w:eastAsia="ja-JP"/>
         </w:rPr>
-        <w:t>Use case đăng ký</w:t>
+        <w:t>Use case đặt tour</w:t>
       </w:r>
     </w:p>
     <w:p>
@@ -25764,6 +28898,7 @@
           <w:lang w:eastAsia="ja-JP"/>
         </w:rPr>
       </w:pPr>
+      <w:bookmarkStart w:id="46" w:name="_Hlk232117792"/>
       <w:r>
         <w:rPr>
           <w:rFonts w:ascii="Times New Roman" w:hAnsi="Times New Roman" w:cs="Times New Roman"/>
@@ -25773,9 +28908,10 @@
           <w:szCs w:val="26"/>
           <w:lang w:eastAsia="ja-JP"/>
         </w:rPr>
-        <w:t>Use case tìm kiếm địa điểm và tour</w:t>
-      </w:r>
-    </w:p>
+        <w:t>Use case thanh toán</w:t>
+      </w:r>
+    </w:p>
+    <w:bookmarkEnd w:id="46"/>
     <w:p>
       <w:pPr>
         <w:pStyle w:val="ListParagraph"/>
@@ -25831,7 +28967,29 @@
           <w:szCs w:val="26"/>
           <w:lang w:eastAsia="ja-JP"/>
         </w:rPr>
-        <w:t>Use case quản lý đơn đặt tour</w:t>
+        <w:t xml:space="preserve">Use case quản lý tour </w:t>
+      </w:r>
+      <w:r>
+        <w:rPr>
+          <w:rFonts w:ascii="Times New Roman" w:hAnsi="Times New Roman" w:cs="Times New Roman"/>
+          <w:bCs/>
+          <w:i/>
+          <w:sz w:val="26"/>
+          <w:szCs w:val="26"/>
+          <w:lang w:eastAsia="ja-JP"/>
+        </w:rPr>
+        <w:t>và</w:t>
+      </w:r>
+      <w:r>
+        <w:rPr>
+          <w:rFonts w:ascii="Times New Roman" w:hAnsi="Times New Roman" w:cs="Times New Roman"/>
+          <w:bCs/>
+          <w:i/>
+          <w:sz w:val="26"/>
+          <w:szCs w:val="26"/>
+          <w:lang w:eastAsia="ja-JP"/>
+        </w:rPr>
+        <w:t xml:space="preserve"> lịch khởi hành</w:t>
       </w:r>
     </w:p>
     <w:p>
@@ -25860,7 +29018,7 @@
           <w:szCs w:val="26"/>
           <w:lang w:eastAsia="ja-JP"/>
         </w:rPr>
-        <w:t>Use case chatbot tư vấn</w:t>
+        <w:t>Use case quản lý đơn đặt tour</w:t>
       </w:r>
     </w:p>
     <w:p>
@@ -25920,6 +29078,7 @@
           <w:szCs w:val="26"/>
           <w:lang w:eastAsia="ja-JP"/>
         </w:rPr>
+        <w:lastRenderedPageBreak/>
         <w:t>Biểu đồ tuần tự đăng nhập</w:t>
       </w:r>
     </w:p>
@@ -26038,7 +29197,6 @@
           <w:szCs w:val="26"/>
           <w:lang w:eastAsia="ja-JP"/>
         </w:rPr>
-        <w:lastRenderedPageBreak/>
         <w:t>Đối chiếu quy trình AI với mã nguồn</w:t>
       </w:r>
     </w:p>
@@ -26220,7 +29378,7 @@
           <w:lang w:val="vi-VN"/>
         </w:rPr>
       </w:pPr>
-      <w:bookmarkStart w:id="44" w:name="_Toc169093329"/>
+      <w:bookmarkStart w:id="47" w:name="_Toc169093329"/>
     </w:p>
     <w:p>
       <w:pPr>
@@ -26245,17 +29403,17 @@
           <w:color w:val="auto"/>
         </w:rPr>
       </w:pPr>
-      <w:bookmarkStart w:id="45" w:name="_Toc169619029"/>
-      <w:bookmarkStart w:id="46" w:name="_Toc201229804"/>
-      <w:bookmarkEnd w:id="44"/>
+      <w:bookmarkStart w:id="48" w:name="_Toc169619029"/>
+      <w:bookmarkStart w:id="49" w:name="_Toc201229804"/>
+      <w:bookmarkEnd w:id="47"/>
       <w:r>
         <w:rPr>
           <w:color w:val="auto"/>
         </w:rPr>
         <w:t>TRIỂN KHAI THỰC TẾ</w:t>
       </w:r>
-      <w:bookmarkEnd w:id="45"/>
-      <w:bookmarkEnd w:id="46"/>
+      <w:bookmarkEnd w:id="48"/>
+      <w:bookmarkEnd w:id="49"/>
     </w:p>
     <w:p>
       <w:pPr>
@@ -26293,7 +29451,7 @@
           <w:lang w:val="vi-VN"/>
         </w:rPr>
       </w:pPr>
-      <w:bookmarkStart w:id="47" w:name="_Toc201229805"/>
+      <w:bookmarkStart w:id="50" w:name="_Toc201229805"/>
       <w:r>
         <w:rPr>
           <w:rFonts w:ascii="Times New Roman" w:hAnsi="Times New Roman" w:cs="Times New Roman"/>
@@ -26305,7 +29463,7 @@
         </w:rPr>
         <w:t>Cấu trúc hệ thống</w:t>
       </w:r>
-      <w:bookmarkEnd w:id="47"/>
+      <w:bookmarkEnd w:id="50"/>
     </w:p>
     <w:p>
       <w:pPr>
@@ -26375,8 +29533,8 @@
           <w:lang w:val="vi-VN"/>
         </w:rPr>
       </w:pPr>
-      <w:bookmarkStart w:id="48" w:name="_Toc199847571"/>
-      <w:bookmarkStart w:id="49" w:name="_Toc201231493"/>
+      <w:bookmarkStart w:id="51" w:name="_Toc199847571"/>
+      <w:bookmarkStart w:id="52" w:name="_Toc201231493"/>
       <w:r>
         <w:t xml:space="preserve">Hình </w:t>
       </w:r>
@@ -26393,8 +29551,8 @@
         </w:rPr>
         <w:t>Tổng quan về hệ thống</w:t>
       </w:r>
-      <w:bookmarkEnd w:id="48"/>
-      <w:bookmarkEnd w:id="49"/>
+      <w:bookmarkEnd w:id="51"/>
+      <w:bookmarkEnd w:id="52"/>
     </w:p>
     <w:p>
       <w:pPr>
@@ -26416,7 +29574,7 @@
           <w:lang w:val="vi-VN"/>
         </w:rPr>
       </w:pPr>
-      <w:bookmarkStart w:id="50" w:name="_Toc201229806"/>
+      <w:bookmarkStart w:id="53" w:name="_Toc201229806"/>
       <w:r>
         <w:rPr>
           <w:rFonts w:ascii="Times New Roman" w:hAnsi="Times New Roman" w:cs="Times New Roman"/>
@@ -26428,7 +29586,7 @@
         </w:rPr>
         <w:t>Môi trường phát triển</w:t>
       </w:r>
-      <w:bookmarkEnd w:id="50"/>
+      <w:bookmarkEnd w:id="53"/>
     </w:p>
     <w:p>
       <w:pPr>
@@ -26566,6 +29724,7 @@
           <w:color w:val="000000" w:themeColor="text1"/>
           <w:lang w:val="vi-VN"/>
         </w:rPr>
+        <w:lastRenderedPageBreak/>
         <w:t>Quản lý mã nguồn: Git, Github</w:t>
       </w:r>
     </w:p>
@@ -26589,7 +29748,7 @@
           <w:lang w:val="vi-VN"/>
         </w:rPr>
       </w:pPr>
-      <w:bookmarkStart w:id="51" w:name="_Toc201229807"/>
+      <w:bookmarkStart w:id="54" w:name="_Toc201229807"/>
       <w:r>
         <w:rPr>
           <w:rFonts w:ascii="Times New Roman" w:hAnsi="Times New Roman" w:cs="Times New Roman"/>
@@ -26601,7 +29760,7 @@
         </w:rPr>
         <w:t>Môi trường triển khai</w:t>
       </w:r>
-      <w:bookmarkEnd w:id="51"/>
+      <w:bookmarkEnd w:id="54"/>
     </w:p>
     <w:p>
       <w:pPr>
@@ -26654,7 +29813,7 @@
           <w:lang w:val="vi-VN"/>
         </w:rPr>
       </w:pPr>
-      <w:bookmarkStart w:id="52" w:name="_Toc201229808"/>
+      <w:bookmarkStart w:id="55" w:name="_Toc201229808"/>
       <w:r>
         <w:rPr>
           <w:rFonts w:ascii="Times New Roman" w:hAnsi="Times New Roman" w:cs="Times New Roman"/>
@@ -26667,7 +29826,7 @@
         </w:rPr>
         <w:t>Triển khai cấu trúc hệ thống</w:t>
       </w:r>
-      <w:bookmarkEnd w:id="52"/>
+      <w:bookmarkEnd w:id="55"/>
     </w:p>
     <w:p>
       <w:pPr>
@@ -26690,7 +29849,7 @@
           <w:lang w:val="vi-VN"/>
         </w:rPr>
       </w:pPr>
-      <w:bookmarkStart w:id="53" w:name="_Toc201229809"/>
+      <w:bookmarkStart w:id="56" w:name="_Toc201229809"/>
       <w:r>
         <w:rPr>
           <w:rFonts w:ascii="Times New Roman" w:hAnsi="Times New Roman" w:cs="Times New Roman"/>
@@ -26701,7 +29860,6 @@
           <w:szCs w:val="26"/>
           <w:lang w:val="vi-VN"/>
         </w:rPr>
-        <w:lastRenderedPageBreak/>
         <w:t xml:space="preserve">Tạo và cấu hình </w:t>
       </w:r>
       <w:r>
@@ -26715,7 +29873,7 @@
         </w:rPr>
         <w:t>React Native</w:t>
       </w:r>
-      <w:bookmarkEnd w:id="53"/>
+      <w:bookmarkEnd w:id="56"/>
     </w:p>
     <w:p>
       <w:pPr>
@@ -26848,7 +30006,7 @@
           <w:lang w:val="vi-VN"/>
         </w:rPr>
       </w:pPr>
-      <w:bookmarkStart w:id="54" w:name="_Toc201229810"/>
+      <w:bookmarkStart w:id="57" w:name="_Toc201229810"/>
       <w:r>
         <w:rPr>
           <w:rFonts w:ascii="Times New Roman" w:hAnsi="Times New Roman" w:cs="Times New Roman"/>
@@ -26873,7 +30031,7 @@
         </w:rPr>
         <w:t>FastAPI</w:t>
       </w:r>
-      <w:bookmarkEnd w:id="54"/>
+      <w:bookmarkEnd w:id="57"/>
     </w:p>
     <w:p>
       <w:pPr>
@@ -27006,7 +30164,7 @@
           <w:lang w:val="vi-VN"/>
         </w:rPr>
       </w:pPr>
-      <w:bookmarkStart w:id="55" w:name="_Toc201229811"/>
+      <w:bookmarkStart w:id="58" w:name="_Toc201229811"/>
       <w:r>
         <w:rPr>
           <w:rFonts w:ascii="Times New Roman" w:hAnsi="Times New Roman" w:cs="Times New Roman"/>
@@ -27019,7 +30177,7 @@
         </w:rPr>
         <w:t>Triển khai từng thành phần của hệ thống</w:t>
       </w:r>
-      <w:bookmarkEnd w:id="55"/>
+      <w:bookmarkEnd w:id="58"/>
     </w:p>
     <w:p>
       <w:pPr>
@@ -27170,7 +30328,7 @@
           <w:lang w:val="vi-VN"/>
         </w:rPr>
       </w:pPr>
-      <w:bookmarkStart w:id="56" w:name="_Hlk199768637"/>
+      <w:bookmarkStart w:id="59" w:name="_Hlk199768637"/>
       <w:r>
         <w:rPr>
           <w:rFonts w:ascii="Times New Roman" w:hAnsi="Times New Roman" w:cs="Times New Roman"/>
@@ -27180,7 +30338,7 @@
         <w:t>Cài đặt các dependencies</w:t>
       </w:r>
     </w:p>
-    <w:bookmarkEnd w:id="56"/>
+    <w:bookmarkEnd w:id="59"/>
     <w:p>
       <w:pPr>
         <w:pStyle w:val="ListParagraph"/>
@@ -27392,7 +30550,7 @@
           <w:lang w:val="vi-VN"/>
         </w:rPr>
       </w:pPr>
-      <w:bookmarkStart w:id="57" w:name="_Toc201229812"/>
+      <w:bookmarkStart w:id="60" w:name="_Toc201229812"/>
       <w:r>
         <w:rPr>
           <w:rFonts w:ascii="Times New Roman" w:hAnsi="Times New Roman" w:cs="Times New Roman"/>
@@ -27404,7 +30562,7 @@
         </w:rPr>
         <w:t>Kết quả thực tế</w:t>
       </w:r>
-      <w:bookmarkEnd w:id="57"/>
+      <w:bookmarkEnd w:id="60"/>
     </w:p>
     <w:p>
       <w:pPr>
@@ -27495,7 +30653,7 @@
           <w:lang w:val="vi-VN" w:eastAsia="ja-JP"/>
         </w:rPr>
       </w:pPr>
-      <w:bookmarkStart w:id="58" w:name="_Toc201229813"/>
+      <w:bookmarkStart w:id="61" w:name="_Toc201229813"/>
       <w:r>
         <w:rPr>
           <w:rFonts w:ascii="Times New Roman" w:hAnsi="Times New Roman" w:cs="Times New Roman"/>
@@ -27509,7 +30667,7 @@
         </w:rPr>
         <w:t>Giao diện Đăng ký / Đăng nhập</w:t>
       </w:r>
-      <w:bookmarkEnd w:id="58"/>
+      <w:bookmarkEnd w:id="61"/>
     </w:p>
     <w:p>
       <w:pPr>
@@ -27645,8 +30803,8 @@
           <w:lang w:val="vi-VN"/>
         </w:rPr>
       </w:pPr>
-      <w:bookmarkStart w:id="59" w:name="_Toc199847572"/>
-      <w:bookmarkStart w:id="60" w:name="_Toc201231494"/>
+      <w:bookmarkStart w:id="62" w:name="_Toc199847572"/>
+      <w:bookmarkStart w:id="63" w:name="_Toc201231494"/>
       <w:r>
         <w:rPr>
           <w:lang w:val="vi-VN"/>
@@ -27672,8 +30830,8 @@
         </w:rPr>
         <w:t>đăng nhập</w:t>
       </w:r>
-      <w:bookmarkEnd w:id="59"/>
-      <w:bookmarkEnd w:id="60"/>
+      <w:bookmarkEnd w:id="62"/>
+      <w:bookmarkEnd w:id="63"/>
     </w:p>
     <w:p>
       <w:pPr>
@@ -27901,8 +31059,8 @@
           <w:lang w:val="vi-VN"/>
         </w:rPr>
       </w:pPr>
-      <w:bookmarkStart w:id="61" w:name="_Toc199847573"/>
-      <w:bookmarkStart w:id="62" w:name="_Toc201231495"/>
+      <w:bookmarkStart w:id="64" w:name="_Toc199847573"/>
+      <w:bookmarkStart w:id="65" w:name="_Toc201231495"/>
       <w:r>
         <w:rPr>
           <w:lang w:val="vi-VN"/>
@@ -27928,8 +31086,8 @@
         </w:rPr>
         <w:t>đăng ký</w:t>
       </w:r>
-      <w:bookmarkEnd w:id="61"/>
-      <w:bookmarkEnd w:id="62"/>
+      <w:bookmarkEnd w:id="64"/>
+      <w:bookmarkEnd w:id="65"/>
     </w:p>
     <w:p>
       <w:pPr>
@@ -27956,7 +31114,7 @@
           <w:lang w:val="vi-VN" w:eastAsia="ja-JP"/>
         </w:rPr>
       </w:pPr>
-      <w:bookmarkStart w:id="63" w:name="_Toc201229814"/>
+      <w:bookmarkStart w:id="66" w:name="_Toc201229814"/>
       <w:r>
         <w:rPr>
           <w:rFonts w:ascii="Times New Roman" w:hAnsi="Times New Roman" w:cs="Times New Roman"/>
@@ -27983,7 +31141,7 @@
         </w:rPr>
         <w:t xml:space="preserve"> dùng</w:t>
       </w:r>
-      <w:bookmarkEnd w:id="63"/>
+      <w:bookmarkEnd w:id="66"/>
     </w:p>
     <w:p>
       <w:pPr>
@@ -28167,8 +31325,8 @@
           <w:lang w:val="vi-VN"/>
         </w:rPr>
       </w:pPr>
-      <w:bookmarkStart w:id="64" w:name="_Toc199847574"/>
-      <w:bookmarkStart w:id="65" w:name="_Toc201231496"/>
+      <w:bookmarkStart w:id="67" w:name="_Toc199847574"/>
+      <w:bookmarkStart w:id="68" w:name="_Toc201231496"/>
       <w:r>
         <w:rPr>
           <w:lang w:val="vi-VN"/>
@@ -28188,8 +31346,8 @@
         </w:rPr>
         <w:t>Giao diện trang chủ</w:t>
       </w:r>
-      <w:bookmarkEnd w:id="64"/>
-      <w:bookmarkEnd w:id="65"/>
+      <w:bookmarkEnd w:id="67"/>
+      <w:bookmarkEnd w:id="68"/>
     </w:p>
     <w:p>
       <w:pPr>
@@ -28353,8 +31511,8 @@
           <w:lang w:val="vi-VN" w:eastAsia="ja-JP"/>
         </w:rPr>
       </w:pPr>
-      <w:bookmarkStart w:id="66" w:name="_Toc199847575"/>
-      <w:bookmarkStart w:id="67" w:name="_Toc201231497"/>
+      <w:bookmarkStart w:id="69" w:name="_Toc199847575"/>
+      <w:bookmarkStart w:id="70" w:name="_Toc201231497"/>
       <w:r>
         <w:rPr>
           <w:lang w:val="vi-VN"/>
@@ -28374,7 +31532,7 @@
         </w:rPr>
         <w:t xml:space="preserve">Giao diện </w:t>
       </w:r>
-      <w:bookmarkEnd w:id="66"/>
+      <w:bookmarkEnd w:id="69"/>
       <w:r>
         <w:rPr>
           <w:rFonts w:hint="eastAsia"/>
@@ -28395,7 +31553,7 @@
         </w:rPr>
         <w:t>m</w:t>
       </w:r>
-      <w:bookmarkEnd w:id="67"/>
+      <w:bookmarkEnd w:id="70"/>
     </w:p>
     <w:p>
       <w:pPr>
@@ -28665,8 +31823,8 @@
           <w:lang w:val="vi-VN"/>
         </w:rPr>
       </w:pPr>
-      <w:bookmarkStart w:id="68" w:name="_Toc199847576"/>
-      <w:bookmarkStart w:id="69" w:name="_Toc201231498"/>
+      <w:bookmarkStart w:id="71" w:name="_Toc199847576"/>
+      <w:bookmarkStart w:id="72" w:name="_Toc201231498"/>
       <w:r>
         <w:rPr>
           <w:lang w:val="vi-VN"/>
@@ -28686,7 +31844,7 @@
         </w:rPr>
         <w:t xml:space="preserve">Giao diện </w:t>
       </w:r>
-      <w:bookmarkEnd w:id="68"/>
+      <w:bookmarkEnd w:id="71"/>
       <w:r>
         <w:rPr>
           <w:rFonts w:hint="eastAsia"/>
@@ -28720,7 +31878,7 @@
         </w:rPr>
         <w:t>nh</w:t>
       </w:r>
-      <w:bookmarkEnd w:id="69"/>
+      <w:bookmarkEnd w:id="72"/>
     </w:p>
     <w:p>
       <w:pPr>
@@ -28941,8 +32099,8 @@
           <w:lang w:val="vi-VN" w:eastAsia="ja-JP"/>
         </w:rPr>
       </w:pPr>
-      <w:bookmarkStart w:id="70" w:name="_Toc199847577"/>
-      <w:bookmarkStart w:id="71" w:name="_Toc201231499"/>
+      <w:bookmarkStart w:id="73" w:name="_Toc199847577"/>
+      <w:bookmarkStart w:id="74" w:name="_Toc201231499"/>
       <w:r>
         <w:rPr>
           <w:lang w:val="vi-VN"/>
@@ -28962,7 +32120,7 @@
         </w:rPr>
         <w:t xml:space="preserve">Giao diện </w:t>
       </w:r>
-      <w:bookmarkEnd w:id="70"/>
+      <w:bookmarkEnd w:id="73"/>
       <w:r>
         <w:rPr>
           <w:rFonts w:hint="eastAsia"/>
@@ -28996,7 +32154,7 @@
         </w:rPr>
         <w:t xml:space="preserve"> quét</w:t>
       </w:r>
-      <w:bookmarkEnd w:id="71"/>
+      <w:bookmarkEnd w:id="74"/>
     </w:p>
     <w:p>
       <w:pPr>
@@ -29146,8 +32304,8 @@
           <w:lang w:val="vi-VN" w:eastAsia="ja-JP"/>
         </w:rPr>
       </w:pPr>
-      <w:bookmarkStart w:id="72" w:name="_Toc199847578"/>
-      <w:bookmarkStart w:id="73" w:name="_Toc201231500"/>
+      <w:bookmarkStart w:id="75" w:name="_Toc199847578"/>
+      <w:bookmarkStart w:id="76" w:name="_Toc201231500"/>
       <w:r>
         <w:rPr>
           <w:lang w:val="vi-VN"/>
@@ -29167,14 +32325,14 @@
         </w:rPr>
         <w:t xml:space="preserve">Giao diện </w:t>
       </w:r>
-      <w:bookmarkEnd w:id="72"/>
+      <w:bookmarkEnd w:id="75"/>
       <w:r>
         <w:rPr>
           <w:lang w:val="vi-VN" w:eastAsia="ja-JP"/>
         </w:rPr>
         <w:t>lịch sử chuẩn đoán</w:t>
       </w:r>
-      <w:bookmarkEnd w:id="73"/>
+      <w:bookmarkEnd w:id="76"/>
     </w:p>
     <w:p>
       <w:pPr>
@@ -29357,8 +32515,8 @@
           <w:lang w:val="vi-VN"/>
         </w:rPr>
       </w:pPr>
-      <w:bookmarkStart w:id="74" w:name="_Toc199847579"/>
-      <w:bookmarkStart w:id="75" w:name="_Toc201231501"/>
+      <w:bookmarkStart w:id="77" w:name="_Toc199847579"/>
+      <w:bookmarkStart w:id="78" w:name="_Toc201231501"/>
       <w:r>
         <w:rPr>
           <w:lang w:val="vi-VN"/>
@@ -29384,8 +32542,8 @@
         </w:rPr>
         <w:t>thông tin người dùng</w:t>
       </w:r>
-      <w:bookmarkEnd w:id="74"/>
-      <w:bookmarkEnd w:id="75"/>
+      <w:bookmarkEnd w:id="77"/>
+      <w:bookmarkEnd w:id="78"/>
     </w:p>
     <w:p>
       <w:pPr>
@@ -29423,7 +32581,7 @@
           <w:lang w:val="vi-VN"/>
         </w:rPr>
       </w:pPr>
-      <w:bookmarkStart w:id="76" w:name="_Toc169093334"/>
+      <w:bookmarkStart w:id="79" w:name="_Toc169093334"/>
       <w:r>
         <w:rPr>
           <w:rFonts w:ascii="Times New Roman" w:hAnsi="Times New Roman" w:cs="Times New Roman"/>
@@ -29436,7 +32594,7 @@
         <w:lastRenderedPageBreak/>
         <w:t>KẾT LUẬN VÀ HƯỚNG PHÁT TRIỂN</w:t>
       </w:r>
-      <w:bookmarkEnd w:id="76"/>
+      <w:bookmarkEnd w:id="79"/>
     </w:p>
     <w:p>
       <w:pPr>
@@ -29485,8 +32643,8 @@
           <w:lang w:val="vi-VN"/>
         </w:rPr>
       </w:pPr>
-      <w:bookmarkStart w:id="77" w:name="_Toc139227357"/>
-      <w:bookmarkStart w:id="78" w:name="_Toc201229815"/>
+      <w:bookmarkStart w:id="80" w:name="_Toc139227357"/>
+      <w:bookmarkStart w:id="81" w:name="_Toc201229815"/>
       <w:r>
         <w:rPr>
           <w:rFonts w:ascii="Times New Roman" w:hAnsi="Times New Roman" w:cs="Times New Roman"/>
@@ -29499,8 +32657,8 @@
         </w:rPr>
         <w:t>Kết quả đạt được</w:t>
       </w:r>
-      <w:bookmarkEnd w:id="77"/>
-      <w:bookmarkEnd w:id="78"/>
+      <w:bookmarkEnd w:id="80"/>
+      <w:bookmarkEnd w:id="81"/>
     </w:p>
     <w:p>
       <w:pPr>
@@ -29890,8 +33048,8 @@
           <w:lang w:val="vi-VN"/>
         </w:rPr>
       </w:pPr>
-      <w:bookmarkStart w:id="79" w:name="_Toc139227358"/>
-      <w:bookmarkStart w:id="80" w:name="_Toc201229816"/>
+      <w:bookmarkStart w:id="82" w:name="_Toc139227358"/>
+      <w:bookmarkStart w:id="83" w:name="_Toc201229816"/>
       <w:r>
         <w:rPr>
           <w:rFonts w:ascii="Times New Roman" w:hAnsi="Times New Roman" w:cs="Times New Roman"/>
@@ -29904,8 +33062,8 @@
         </w:rPr>
         <w:t>Những vấn đề còn tồn tại</w:t>
       </w:r>
-      <w:bookmarkEnd w:id="79"/>
-      <w:bookmarkEnd w:id="80"/>
+      <w:bookmarkEnd w:id="82"/>
+      <w:bookmarkEnd w:id="83"/>
     </w:p>
     <w:p>
       <w:pPr>
@@ -30108,7 +33266,7 @@
           <w:lang w:val="vi-VN"/>
         </w:rPr>
       </w:pPr>
-      <w:bookmarkStart w:id="81" w:name="_Toc201229817"/>
+      <w:bookmarkStart w:id="84" w:name="_Toc201229817"/>
       <w:r>
         <w:rPr>
           <w:rFonts w:ascii="Times New Roman" w:hAnsi="Times New Roman" w:cs="Times New Roman"/>
@@ -30121,7 +33279,7 @@
         </w:rPr>
         <w:t>Hướng phát triển</w:t>
       </w:r>
-      <w:bookmarkEnd w:id="81"/>
+      <w:bookmarkEnd w:id="84"/>
     </w:p>
     <w:p>
       <w:pPr>
@@ -30362,8 +33520,8 @@
           <w:lang w:val="vi-VN"/>
         </w:rPr>
       </w:pPr>
-      <w:bookmarkStart w:id="82" w:name="_Toc169093335"/>
-      <w:bookmarkStart w:id="83" w:name="_Toc201229818"/>
+      <w:bookmarkStart w:id="85" w:name="_Toc169093335"/>
+      <w:bookmarkStart w:id="86" w:name="_Toc201229818"/>
       <w:r>
         <w:rPr>
           <w:rFonts w:ascii="Times New Roman" w:hAnsi="Times New Roman" w:cs="Times New Roman"/>
@@ -30376,8 +33534,8 @@
         <w:lastRenderedPageBreak/>
         <w:t>TÀI LIỆU THAM KHẢO</w:t>
       </w:r>
-      <w:bookmarkEnd w:id="82"/>
-      <w:bookmarkEnd w:id="83"/>
+      <w:bookmarkEnd w:id="85"/>
+      <w:bookmarkEnd w:id="86"/>
     </w:p>
     <w:p>
       <w:pPr>
@@ -37059,7 +40217,7 @@
   <w:style w:type="paragraph" w:default="1" w:styleId="Normal">
     <w:name w:val="Normal"/>
     <w:qFormat/>
-    <w:rsid w:val="0067133F"/>
+    <w:rsid w:val="003411E9"/>
     <w:pPr>
       <w:ind w:firstLine="547"/>
     </w:pPr>
@@ -38564,12 +41722,6 @@
 </file>
 
 <file path=customXml/item1.xml><?xml version="1.0" encoding="utf-8"?>
-<p:properties xmlns:p="http://schemas.microsoft.com/office/2006/metadata/properties" xmlns:xsi="http://www.w3.org/2001/XMLSchema-instance" xmlns:pc="http://schemas.microsoft.com/office/infopath/2007/PartnerControls">
-  <documentManagement/>
-</p:properties>
-</file>
-
-<file path=customXml/item2.xml><?xml version="1.0" encoding="utf-8"?>
 <ct:contentTypeSchema xmlns:ct="http://schemas.microsoft.com/office/2006/metadata/contentType" xmlns:ma="http://schemas.microsoft.com/office/2006/metadata/properties/metaAttributes" ct:_="" ma:_="" ma:contentTypeName="Document" ma:contentTypeID="0x010100640A55B39F5F554E89ABBEA644AAC56B" ma:contentTypeVersion="0" ma:contentTypeDescription="Create a new document." ma:contentTypeScope="" ma:versionID="327eabf03f48d806c8594504f0919003">
   <xsd:schema xmlns:xsd="http://www.w3.org/2001/XMLSchema" xmlns:xs="http://www.w3.org/2001/XMLSchema" xmlns:p="http://schemas.microsoft.com/office/2006/metadata/properties" targetNamespace="http://schemas.microsoft.com/office/2006/metadata/properties" ma:root="true" ma:fieldsID="b764bea3eb9b1a5be8fd57fac5fb459b">
     <xsd:element name="properties">
@@ -38683,11 +41835,13 @@
 </ct:contentTypeSchema>
 </file>
 
-<file path=customXml/item3.xml><?xml version="1.0" encoding="utf-8"?>
-<b:Sources xmlns:b="http://schemas.openxmlformats.org/officeDocument/2006/bibliography" xmlns="http://schemas.openxmlformats.org/officeDocument/2006/bibliography" SelectedStyle="\APASixthEditionOfficeOnline.xsl" StyleName="APA" Version="6"/>
+<file path=customXml/item2.xml><?xml version="1.0" encoding="utf-8"?>
+<p:properties xmlns:p="http://schemas.microsoft.com/office/2006/metadata/properties" xmlns:xsi="http://www.w3.org/2001/XMLSchema-instance" xmlns:pc="http://schemas.microsoft.com/office/infopath/2007/PartnerControls">
+  <documentManagement/>
+</p:properties>
 </file>
 
-<file path=customXml/item4.xml><?xml version="1.0" encoding="utf-8"?>
+<file path=customXml/item3.xml><?xml version="1.0" encoding="utf-8"?>
 <?mso-contentType ?>
 <FormTemplates xmlns="http://schemas.microsoft.com/sharepoint/v3/contenttype/forms">
   <Display>DocumentLibraryForm</Display>
@@ -38696,16 +41850,11 @@
 </FormTemplates>
 </file>
 
-<file path=customXml/itemProps1.xml><?xml version="1.0" encoding="utf-8"?>
-<ds:datastoreItem xmlns:ds="http://schemas.openxmlformats.org/officeDocument/2006/customXml" ds:itemID="{A9EF9553-E0A3-4920-B966-476CF35F3B97}">
-  <ds:schemaRefs>
-    <ds:schemaRef ds:uri="http://schemas.microsoft.com/office/2006/metadata/properties"/>
-    <ds:schemaRef ds:uri="http://schemas.microsoft.com/office/infopath/2007/PartnerControls"/>
-  </ds:schemaRefs>
-</ds:datastoreItem>
+<file path=customXml/item4.xml><?xml version="1.0" encoding="utf-8"?>
+<b:Sources xmlns:b="http://schemas.openxmlformats.org/officeDocument/2006/bibliography" xmlns="http://schemas.openxmlformats.org/officeDocument/2006/bibliography" SelectedStyle="\APASixthEditionOfficeOnline.xsl" StyleName="APA" Version="6"/>
 </file>
 
-<file path=customXml/itemProps2.xml><?xml version="1.0" encoding="utf-8"?>
+<file path=customXml/itemProps1.xml><?xml version="1.0" encoding="utf-8"?>
 <ds:datastoreItem xmlns:ds="http://schemas.openxmlformats.org/officeDocument/2006/customXml" ds:itemID="{EA15EB87-7269-45E4-B419-300E83124DD8}">
   <ds:schemaRefs>
     <ds:schemaRef ds:uri="http://schemas.microsoft.com/office/2006/metadata/contentType"/>
@@ -38721,18 +41870,27 @@
 </ds:datastoreItem>
 </file>
 
+<file path=customXml/itemProps2.xml><?xml version="1.0" encoding="utf-8"?>
+<ds:datastoreItem xmlns:ds="http://schemas.openxmlformats.org/officeDocument/2006/customXml" ds:itemID="{A9EF9553-E0A3-4920-B966-476CF35F3B97}">
+  <ds:schemaRefs>
+    <ds:schemaRef ds:uri="http://schemas.microsoft.com/office/2006/metadata/properties"/>
+    <ds:schemaRef ds:uri="http://schemas.microsoft.com/office/infopath/2007/PartnerControls"/>
+  </ds:schemaRefs>
+</ds:datastoreItem>
+</file>
+
 <file path=customXml/itemProps3.xml><?xml version="1.0" encoding="utf-8"?>
+<ds:datastoreItem xmlns:ds="http://schemas.openxmlformats.org/officeDocument/2006/customXml" ds:itemID="{A8FB65C0-C56F-4C43-9658-063CB92E7FFA}">
+  <ds:schemaRefs>
+    <ds:schemaRef ds:uri="http://schemas.microsoft.com/sharepoint/v3/contenttype/forms"/>
+  </ds:schemaRefs>
+</ds:datastoreItem>
+</file>
+
+<file path=customXml/itemProps4.xml><?xml version="1.0" encoding="utf-8"?>
 <ds:datastoreItem xmlns:ds="http://schemas.openxmlformats.org/officeDocument/2006/customXml" ds:itemID="{4BF44D68-886D-4CA8-AAAD-FD574C108582}">
   <ds:schemaRefs>
     <ds:schemaRef ds:uri="http://schemas.openxmlformats.org/officeDocument/2006/bibliography"/>
   </ds:schemaRefs>
 </ds:datastoreItem>
-</file>
-
-<file path=customXml/itemProps4.xml><?xml version="1.0" encoding="utf-8"?>
-<ds:datastoreItem xmlns:ds="http://schemas.openxmlformats.org/officeDocument/2006/customXml" ds:itemID="{A8FB65C0-C56F-4C43-9658-063CB92E7FFA}">
-  <ds:schemaRefs>
-    <ds:schemaRef ds:uri="http://schemas.microsoft.com/sharepoint/v3/contenttype/forms"/>
-  </ds:schemaRefs>
-</ds:datastoreItem>
 </file>